--- a/docs/الجزء العملي من التقرير.docx
+++ b/docs/الجزء العملي من التقرير.docx
@@ -522,7 +522,7 @@
           <w:rtl/>
         </w:rPr>
       </w:pPr>
-      <w:bookmarkStart w:id="0" w:name="_Toc237574879"/>
+      <w:bookmarkStart w:id="0" w:name="_Toc237591916"/>
       <w:r>
         <w:rPr>
           <w:rFonts w:hint="cs"/>
@@ -573,14 +573,14 @@
           <w:r>
             <w:fldChar w:fldCharType="separate"/>
           </w:r>
-          <w:hyperlink w:anchor="_Toc237574878" w:history="1">
+          <w:hyperlink w:anchor="_Toc237591916" w:history="1">
             <w:r>
               <w:rPr>
                 <w:rStyle w:val="Hyperlink"/>
                 <w:noProof/>
                 <w:rtl/>
               </w:rPr>
-              <w:t>خلاصة</w:t>
+              <w:t>فهرس المحتويات</w:t>
             </w:r>
             <w:r>
               <w:rPr>
@@ -601,7 +601,7 @@
                 <w:noProof/>
                 <w:webHidden/>
               </w:rPr>
-              <w:instrText xml:space="preserve"> PAGEREF _Toc237574878 \h </w:instrText>
+              <w:instrText xml:space="preserve"> PAGEREF _Toc237591916 \h </w:instrText>
             </w:r>
             <w:r>
               <w:rPr>
@@ -643,14 +643,14 @@
               <w:lang w:val="en-GB" w:eastAsia="en-GB" w:bidi="ar-SA"/>
             </w:rPr>
           </w:pPr>
-          <w:hyperlink w:anchor="_Toc237574879" w:history="1">
+          <w:hyperlink w:anchor="_Toc237591917" w:history="1">
             <w:r>
               <w:rPr>
                 <w:rStyle w:val="Hyperlink"/>
                 <w:noProof/>
                 <w:rtl/>
               </w:rPr>
-              <w:t>فهرس المحتويات</w:t>
+              <w:t>قائمة الأشكال</w:t>
             </w:r>
             <w:r>
               <w:rPr>
@@ -671,7 +671,7 @@
                 <w:noProof/>
                 <w:webHidden/>
               </w:rPr>
-              <w:instrText xml:space="preserve"> PAGEREF _Toc237574879 \h </w:instrText>
+              <w:instrText xml:space="preserve"> PAGEREF _Toc237591917 \h </w:instrText>
             </w:r>
             <w:r>
               <w:rPr>
@@ -713,14 +713,14 @@
               <w:lang w:val="en-GB" w:eastAsia="en-GB" w:bidi="ar-SA"/>
             </w:rPr>
           </w:pPr>
-          <w:hyperlink w:anchor="_Toc237574880" w:history="1">
+          <w:hyperlink w:anchor="_Toc237591918" w:history="1">
             <w:r>
               <w:rPr>
                 <w:rStyle w:val="Hyperlink"/>
                 <w:noProof/>
                 <w:rtl/>
               </w:rPr>
-              <w:t>قائمة الأشكال</w:t>
+              <w:t>قائمة الجداول</w:t>
             </w:r>
             <w:r>
               <w:rPr>
@@ -741,7 +741,7 @@
                 <w:noProof/>
                 <w:webHidden/>
               </w:rPr>
-              <w:instrText xml:space="preserve"> PAGEREF _Toc237574880 \h </w:instrText>
+              <w:instrText xml:space="preserve"> PAGEREF _Toc237591918 \h </w:instrText>
             </w:r>
             <w:r>
               <w:rPr>
@@ -761,7 +761,7 @@
                 <w:noProof/>
                 <w:webHidden/>
               </w:rPr>
-              <w:t>V</w:t>
+              <w:t>IV</w:t>
             </w:r>
             <w:r>
               <w:rPr>
@@ -783,14 +783,14 @@
               <w:lang w:val="en-GB" w:eastAsia="en-GB" w:bidi="ar-SA"/>
             </w:rPr>
           </w:pPr>
-          <w:hyperlink w:anchor="_Toc237574881" w:history="1">
+          <w:hyperlink w:anchor="_Toc237591919" w:history="1">
             <w:r>
               <w:rPr>
                 <w:rStyle w:val="Hyperlink"/>
                 <w:noProof/>
                 <w:rtl/>
               </w:rPr>
-              <w:t>قائمة الجداول</w:t>
+              <w:t>الفصل الثالث</w:t>
             </w:r>
             <w:r>
               <w:rPr>
@@ -811,7 +811,7 @@
                 <w:noProof/>
                 <w:webHidden/>
               </w:rPr>
-              <w:instrText xml:space="preserve"> PAGEREF _Toc237574881 \h </w:instrText>
+              <w:instrText xml:space="preserve"> PAGEREF _Toc237591919 \h </w:instrText>
             </w:r>
             <w:r>
               <w:rPr>
@@ -831,7 +831,7 @@
                 <w:noProof/>
                 <w:webHidden/>
               </w:rPr>
-              <w:t>VI</w:t>
+              <w:t>1</w:t>
             </w:r>
             <w:r>
               <w:rPr>
@@ -853,14 +853,14 @@
               <w:lang w:val="en-GB" w:eastAsia="en-GB" w:bidi="ar-SA"/>
             </w:rPr>
           </w:pPr>
-          <w:hyperlink w:anchor="_Toc237574882" w:history="1">
+          <w:hyperlink w:anchor="_Toc237591920" w:history="1">
             <w:r>
               <w:rPr>
                 <w:rStyle w:val="Hyperlink"/>
                 <w:noProof/>
                 <w:rtl/>
               </w:rPr>
-              <w:t>مقدمة</w:t>
+              <w:t>1.3- تحليل المشكلة والحاجة إلى النظام</w:t>
             </w:r>
             <w:r>
               <w:rPr>
@@ -881,7 +881,7 @@
                 <w:noProof/>
                 <w:webHidden/>
               </w:rPr>
-              <w:instrText xml:space="preserve"> PAGEREF _Toc237574882 \h </w:instrText>
+              <w:instrText xml:space="preserve"> PAGEREF _Toc237591920 \h </w:instrText>
             </w:r>
             <w:r>
               <w:rPr>
@@ -923,14 +923,14 @@
               <w:lang w:val="en-GB" w:eastAsia="en-GB" w:bidi="ar-SA"/>
             </w:rPr>
           </w:pPr>
-          <w:hyperlink w:anchor="_Toc237574883" w:history="1">
+          <w:hyperlink w:anchor="_Toc237591921" w:history="1">
             <w:r>
               <w:rPr>
                 <w:rStyle w:val="Hyperlink"/>
                 <w:noProof/>
                 <w:rtl/>
               </w:rPr>
-              <w:t>الفصل الثالث</w:t>
+              <w:t>2.3- بيئة النظام وحدوده</w:t>
             </w:r>
             <w:r>
               <w:rPr>
@@ -951,7 +951,7 @@
                 <w:noProof/>
                 <w:webHidden/>
               </w:rPr>
-              <w:instrText xml:space="preserve"> PAGEREF _Toc237574883 \h </w:instrText>
+              <w:instrText xml:space="preserve"> PAGEREF _Toc237591921 \h </w:instrText>
             </w:r>
             <w:r>
               <w:rPr>
@@ -993,14 +993,14 @@
               <w:lang w:val="en-GB" w:eastAsia="en-GB" w:bidi="ar-SA"/>
             </w:rPr>
           </w:pPr>
-          <w:hyperlink w:anchor="_Toc237574884" w:history="1">
+          <w:hyperlink w:anchor="_Toc237591922" w:history="1">
             <w:r>
               <w:rPr>
                 <w:rStyle w:val="Hyperlink"/>
                 <w:noProof/>
                 <w:rtl/>
               </w:rPr>
-              <w:t>1.3- تحليل المشكلة والحاجة إلى النظام</w:t>
+              <w:t>3.3- الجهات والأنظمة المتفاعلة مع النظام</w:t>
             </w:r>
             <w:r>
               <w:rPr>
@@ -1021,7 +1021,7 @@
                 <w:noProof/>
                 <w:webHidden/>
               </w:rPr>
-              <w:instrText xml:space="preserve"> PAGEREF _Toc237574884 \h </w:instrText>
+              <w:instrText xml:space="preserve"> PAGEREF _Toc237591922 \h </w:instrText>
             </w:r>
             <w:r>
               <w:rPr>
@@ -1041,147 +1041,7 @@
                 <w:noProof/>
                 <w:webHidden/>
               </w:rPr>
-              <w:t>2</w:t>
-            </w:r>
-            <w:r>
-              <w:rPr>
-                <w:noProof/>
-                <w:webHidden/>
-              </w:rPr>
-              <w:fldChar w:fldCharType="end"/>
-            </w:r>
-          </w:hyperlink>
-        </w:p>
-        <w:p>
-          <w:pPr>
-            <w:pStyle w:val="TOC1"/>
-            <w:rPr>
-              <w:rFonts w:eastAsiaTheme="minorEastAsia" w:cstheme="minorBidi"/>
-              <w:noProof/>
-              <w:sz w:val="22"/>
-              <w:szCs w:val="22"/>
-              <w:lang w:val="en-GB" w:eastAsia="en-GB" w:bidi="ar-SA"/>
-            </w:rPr>
-          </w:pPr>
-          <w:hyperlink w:anchor="_Toc237574885" w:history="1">
-            <w:r>
-              <w:rPr>
-                <w:rStyle w:val="Hyperlink"/>
-                <w:noProof/>
-                <w:rtl/>
-              </w:rPr>
-              <w:t>2.3- بيئة النظام وحدوده</w:t>
-            </w:r>
-            <w:r>
-              <w:rPr>
-                <w:noProof/>
-                <w:webHidden/>
-              </w:rPr>
-              <w:tab/>
-            </w:r>
-            <w:r>
-              <w:rPr>
-                <w:noProof/>
-                <w:webHidden/>
-              </w:rPr>
-              <w:fldChar w:fldCharType="begin"/>
-            </w:r>
-            <w:r>
-              <w:rPr>
-                <w:noProof/>
-                <w:webHidden/>
-              </w:rPr>
-              <w:instrText xml:space="preserve"> PAGEREF _Toc237574885 \h </w:instrText>
-            </w:r>
-            <w:r>
-              <w:rPr>
-                <w:noProof/>
-                <w:webHidden/>
-              </w:rPr>
-            </w:r>
-            <w:r>
-              <w:rPr>
-                <w:noProof/>
-                <w:webHidden/>
-              </w:rPr>
-              <w:fldChar w:fldCharType="separate"/>
-            </w:r>
-            <w:r>
-              <w:rPr>
-                <w:noProof/>
-                <w:webHidden/>
-              </w:rPr>
               <w:t>3</w:t>
-            </w:r>
-            <w:r>
-              <w:rPr>
-                <w:noProof/>
-                <w:webHidden/>
-              </w:rPr>
-              <w:fldChar w:fldCharType="end"/>
-            </w:r>
-          </w:hyperlink>
-        </w:p>
-        <w:p>
-          <w:pPr>
-            <w:pStyle w:val="TOC1"/>
-            <w:rPr>
-              <w:rFonts w:eastAsiaTheme="minorEastAsia" w:cstheme="minorBidi"/>
-              <w:noProof/>
-              <w:sz w:val="22"/>
-              <w:szCs w:val="22"/>
-              <w:lang w:val="en-GB" w:eastAsia="en-GB" w:bidi="ar-SA"/>
-            </w:rPr>
-          </w:pPr>
-          <w:hyperlink w:anchor="_Toc237574886" w:history="1">
-            <w:r>
-              <w:rPr>
-                <w:rStyle w:val="Hyperlink"/>
-                <w:noProof/>
-                <w:rtl/>
-              </w:rPr>
-              <w:t>3.3- الجهات والأنظمة المتفاعلة مع النظام</w:t>
-            </w:r>
-            <w:r>
-              <w:rPr>
-                <w:noProof/>
-                <w:webHidden/>
-              </w:rPr>
-              <w:tab/>
-            </w:r>
-            <w:r>
-              <w:rPr>
-                <w:noProof/>
-                <w:webHidden/>
-              </w:rPr>
-              <w:fldChar w:fldCharType="begin"/>
-            </w:r>
-            <w:r>
-              <w:rPr>
-                <w:noProof/>
-                <w:webHidden/>
-              </w:rPr>
-              <w:instrText xml:space="preserve"> PAGEREF _Toc237574886 \h </w:instrText>
-            </w:r>
-            <w:r>
-              <w:rPr>
-                <w:noProof/>
-                <w:webHidden/>
-              </w:rPr>
-            </w:r>
-            <w:r>
-              <w:rPr>
-                <w:noProof/>
-                <w:webHidden/>
-              </w:rPr>
-              <w:fldChar w:fldCharType="separate"/>
-            </w:r>
-            <w:r>
-              <w:rPr>
-                <w:noProof/>
-                <w:webHidden/>
-              </w:rPr>
-              <w:t>4</w:t>
             </w:r>
             <w:r>
               <w:rPr>
@@ -1206,7 +1066,7 @@
               <w:lang w:val="en-GB" w:eastAsia="en-GB" w:bidi="ar-SA"/>
             </w:rPr>
           </w:pPr>
-          <w:hyperlink w:anchor="_Toc237574887" w:history="1">
+          <w:hyperlink w:anchor="_Toc237591923" w:history="1">
             <w:r>
               <w:rPr>
                 <w:rStyle w:val="Hyperlink"/>
@@ -1264,7 +1124,7 @@
                 <w:noProof/>
                 <w:webHidden/>
               </w:rPr>
-              <w:instrText xml:space="preserve"> PAGEREF _Toc237574887 \h </w:instrText>
+              <w:instrText xml:space="preserve"> PAGEREF _Toc237591923 \h </w:instrText>
             </w:r>
             <w:r>
               <w:rPr>
@@ -1284,7 +1144,7 @@
                 <w:noProof/>
                 <w:webHidden/>
               </w:rPr>
-              <w:t>5</w:t>
+              <w:t>3</w:t>
             </w:r>
             <w:r>
               <w:rPr>
@@ -1309,7 +1169,7 @@
               <w:lang w:val="en-GB" w:eastAsia="en-GB" w:bidi="ar-SA"/>
             </w:rPr>
           </w:pPr>
-          <w:hyperlink w:anchor="_Toc237574888" w:history="1">
+          <w:hyperlink w:anchor="_Toc237591924" w:history="1">
             <w:r>
               <w:rPr>
                 <w:rStyle w:val="Hyperlink"/>
@@ -1367,7 +1227,7 @@
                 <w:noProof/>
                 <w:webHidden/>
               </w:rPr>
-              <w:instrText xml:space="preserve"> PAGEREF _Toc237574888 \h </w:instrText>
+              <w:instrText xml:space="preserve"> PAGEREF _Toc237591924 \h </w:instrText>
             </w:r>
             <w:r>
               <w:rPr>
@@ -1387,7 +1247,7 @@
                 <w:noProof/>
                 <w:webHidden/>
               </w:rPr>
-              <w:t>5</w:t>
+              <w:t>4</w:t>
             </w:r>
             <w:r>
               <w:rPr>
@@ -1412,7 +1272,7 @@
               <w:lang w:val="en-GB" w:eastAsia="en-GB" w:bidi="ar-SA"/>
             </w:rPr>
           </w:pPr>
-          <w:hyperlink w:anchor="_Toc237574889" w:history="1">
+          <w:hyperlink w:anchor="_Toc237591925" w:history="1">
             <w:r>
               <w:rPr>
                 <w:rStyle w:val="Hyperlink"/>
@@ -1470,7 +1330,7 @@
                 <w:noProof/>
                 <w:webHidden/>
               </w:rPr>
-              <w:instrText xml:space="preserve"> PAGEREF _Toc237574889 \h </w:instrText>
+              <w:instrText xml:space="preserve"> PAGEREF _Toc237591925 \h </w:instrText>
             </w:r>
             <w:r>
               <w:rPr>
@@ -1490,7 +1350,7 @@
                 <w:noProof/>
                 <w:webHidden/>
               </w:rPr>
-              <w:t>5</w:t>
+              <w:t>4</w:t>
             </w:r>
             <w:r>
               <w:rPr>
@@ -1515,7 +1375,7 @@
               <w:lang w:val="en-GB" w:eastAsia="en-GB" w:bidi="ar-SA"/>
             </w:rPr>
           </w:pPr>
-          <w:hyperlink w:anchor="_Toc237574890" w:history="1">
+          <w:hyperlink w:anchor="_Toc237591926" w:history="1">
             <w:r>
               <w:rPr>
                 <w:rStyle w:val="Hyperlink"/>
@@ -1573,7 +1433,7 @@
                 <w:noProof/>
                 <w:webHidden/>
               </w:rPr>
-              <w:instrText xml:space="preserve"> PAGEREF _Toc237574890 \h </w:instrText>
+              <w:instrText xml:space="preserve"> PAGEREF _Toc237591926 \h </w:instrText>
             </w:r>
             <w:r>
               <w:rPr>
@@ -1593,7 +1453,7 @@
                 <w:noProof/>
                 <w:webHidden/>
               </w:rPr>
-              <w:t>5</w:t>
+              <w:t>4</w:t>
             </w:r>
             <w:r>
               <w:rPr>
@@ -1615,7 +1475,7 @@
               <w:lang w:val="en-GB" w:eastAsia="en-GB" w:bidi="ar-SA"/>
             </w:rPr>
           </w:pPr>
-          <w:hyperlink w:anchor="_Toc237574891" w:history="1">
+          <w:hyperlink w:anchor="_Toc237591927" w:history="1">
             <w:r>
               <w:rPr>
                 <w:rStyle w:val="Hyperlink"/>
@@ -1643,7 +1503,7 @@
                 <w:noProof/>
                 <w:webHidden/>
               </w:rPr>
-              <w:instrText xml:space="preserve"> PAGEREF _Toc237574891 \h </w:instrText>
+              <w:instrText xml:space="preserve"> PAGEREF _Toc237591927 \h </w:instrText>
             </w:r>
             <w:r>
               <w:rPr>
@@ -1663,7 +1523,7 @@
                 <w:noProof/>
                 <w:webHidden/>
               </w:rPr>
-              <w:t>6</w:t>
+              <w:t>4</w:t>
             </w:r>
             <w:r>
               <w:rPr>
@@ -1685,7 +1545,7 @@
               <w:lang w:val="en-GB" w:eastAsia="en-GB" w:bidi="ar-SA"/>
             </w:rPr>
           </w:pPr>
-          <w:hyperlink w:anchor="_Toc237574892" w:history="1">
+          <w:hyperlink w:anchor="_Toc237591928" w:history="1">
             <w:r>
               <w:rPr>
                 <w:rStyle w:val="Hyperlink"/>
@@ -1713,7 +1573,7 @@
                 <w:noProof/>
                 <w:webHidden/>
               </w:rPr>
-              <w:instrText xml:space="preserve"> PAGEREF _Toc237574892 \h </w:instrText>
+              <w:instrText xml:space="preserve"> PAGEREF _Toc237591928 \h </w:instrText>
             </w:r>
             <w:r>
               <w:rPr>
@@ -1733,7 +1593,7 @@
                 <w:noProof/>
                 <w:webHidden/>
               </w:rPr>
-              <w:t>8</w:t>
+              <w:t>7</w:t>
             </w:r>
             <w:r>
               <w:rPr>
@@ -1755,7 +1615,7 @@
               <w:lang w:val="en-GB" w:eastAsia="en-GB" w:bidi="ar-SA"/>
             </w:rPr>
           </w:pPr>
-          <w:hyperlink w:anchor="_Toc237574893" w:history="1">
+          <w:hyperlink w:anchor="_Toc237591929" w:history="1">
             <w:r>
               <w:rPr>
                 <w:rStyle w:val="Hyperlink"/>
@@ -1783,7 +1643,7 @@
                 <w:noProof/>
                 <w:webHidden/>
               </w:rPr>
-              <w:instrText xml:space="preserve"> PAGEREF _Toc237574893 \h </w:instrText>
+              <w:instrText xml:space="preserve"> PAGEREF _Toc237591929 \h </w:instrText>
             </w:r>
             <w:r>
               <w:rPr>
@@ -1803,7 +1663,7 @@
                 <w:noProof/>
                 <w:webHidden/>
               </w:rPr>
-              <w:t>10</w:t>
+              <w:t>9</w:t>
             </w:r>
             <w:r>
               <w:rPr>
@@ -1825,7 +1685,7 @@
               <w:lang w:val="en-GB" w:eastAsia="en-GB" w:bidi="ar-SA"/>
             </w:rPr>
           </w:pPr>
-          <w:hyperlink w:anchor="_Toc237574894" w:history="1">
+          <w:hyperlink w:anchor="_Toc237591930" w:history="1">
             <w:r>
               <w:rPr>
                 <w:rStyle w:val="Hyperlink"/>
@@ -1853,7 +1713,7 @@
                 <w:noProof/>
                 <w:webHidden/>
               </w:rPr>
-              <w:instrText xml:space="preserve"> PAGEREF _Toc237574894 \h </w:instrText>
+              <w:instrText xml:space="preserve"> PAGEREF _Toc237591930 \h </w:instrText>
             </w:r>
             <w:r>
               <w:rPr>
@@ -1873,7 +1733,7 @@
                 <w:noProof/>
                 <w:webHidden/>
               </w:rPr>
-              <w:t>10</w:t>
+              <w:t>9</w:t>
             </w:r>
             <w:r>
               <w:rPr>
@@ -1895,7 +1755,7 @@
               <w:lang w:val="en-GB" w:eastAsia="en-GB" w:bidi="ar-SA"/>
             </w:rPr>
           </w:pPr>
-          <w:hyperlink w:anchor="_Toc237574895" w:history="1">
+          <w:hyperlink w:anchor="_Toc237591931" w:history="1">
             <w:r>
               <w:rPr>
                 <w:rStyle w:val="Hyperlink"/>
@@ -1923,7 +1783,7 @@
                 <w:noProof/>
                 <w:webHidden/>
               </w:rPr>
-              <w:instrText xml:space="preserve"> PAGEREF _Toc237574895 \h </w:instrText>
+              <w:instrText xml:space="preserve"> PAGEREF _Toc237591931 \h </w:instrText>
             </w:r>
             <w:r>
               <w:rPr>
@@ -1943,7 +1803,7 @@
                 <w:noProof/>
                 <w:webHidden/>
               </w:rPr>
-              <w:t>10</w:t>
+              <w:t>9</w:t>
             </w:r>
             <w:r>
               <w:rPr>
@@ -1965,7 +1825,7 @@
               <w:lang w:val="en-GB" w:eastAsia="en-GB" w:bidi="ar-SA"/>
             </w:rPr>
           </w:pPr>
-          <w:hyperlink w:anchor="_Toc237574896" w:history="1">
+          <w:hyperlink w:anchor="_Toc237591932" w:history="1">
             <w:r>
               <w:rPr>
                 <w:rStyle w:val="Hyperlink"/>
@@ -1993,7 +1853,7 @@
                 <w:noProof/>
                 <w:webHidden/>
               </w:rPr>
-              <w:instrText xml:space="preserve"> PAGEREF _Toc237574896 \h </w:instrText>
+              <w:instrText xml:space="preserve"> PAGEREF _Toc237591932 \h </w:instrText>
             </w:r>
             <w:r>
               <w:rPr>
@@ -2013,7 +1873,7 @@
                 <w:noProof/>
                 <w:webHidden/>
               </w:rPr>
-              <w:t>12</w:t>
+              <w:t>11</w:t>
             </w:r>
             <w:r>
               <w:rPr>
@@ -2038,7 +1898,7 @@
               <w:lang w:val="en-GB" w:eastAsia="en-GB" w:bidi="ar-SA"/>
             </w:rPr>
           </w:pPr>
-          <w:hyperlink w:anchor="_Toc237574897" w:history="1">
+          <w:hyperlink w:anchor="_Toc237591933" w:history="1">
             <w:r>
               <w:rPr>
                 <w:rStyle w:val="Hyperlink"/>
@@ -2088,7 +1948,7 @@
                 <w:noProof/>
                 <w:webHidden/>
               </w:rPr>
-              <w:instrText xml:space="preserve"> PAGEREF _Toc237574897 \h </w:instrText>
+              <w:instrText xml:space="preserve"> PAGEREF _Toc237591933 \h </w:instrText>
             </w:r>
             <w:r>
               <w:rPr>
@@ -2108,7 +1968,7 @@
                 <w:noProof/>
                 <w:webHidden/>
               </w:rPr>
-              <w:t>12</w:t>
+              <w:t>11</w:t>
             </w:r>
             <w:r>
               <w:rPr>
@@ -2133,7 +1993,7 @@
               <w:lang w:val="en-GB" w:eastAsia="en-GB" w:bidi="ar-SA"/>
             </w:rPr>
           </w:pPr>
-          <w:hyperlink w:anchor="_Toc237574898" w:history="1">
+          <w:hyperlink w:anchor="_Toc237591934" w:history="1">
             <w:r>
               <w:rPr>
                 <w:rStyle w:val="Hyperlink"/>
@@ -2176,7 +2036,7 @@
                 <w:noProof/>
                 <w:webHidden/>
               </w:rPr>
-              <w:instrText xml:space="preserve"> PAGEREF _Toc237574898 \h </w:instrText>
+              <w:instrText xml:space="preserve"> PAGEREF _Toc237591934 \h </w:instrText>
             </w:r>
             <w:r>
               <w:rPr>
@@ -2196,7 +2056,7 @@
                 <w:noProof/>
                 <w:webHidden/>
               </w:rPr>
-              <w:t>14</w:t>
+              <w:t>13</w:t>
             </w:r>
             <w:r>
               <w:rPr>
@@ -2218,7 +2078,7 @@
               <w:lang w:val="en-GB" w:eastAsia="en-GB" w:bidi="ar-SA"/>
             </w:rPr>
           </w:pPr>
-          <w:hyperlink w:anchor="_Toc237574899" w:history="1">
+          <w:hyperlink w:anchor="_Toc237591935" w:history="1">
             <w:r>
               <w:rPr>
                 <w:rStyle w:val="Hyperlink"/>
@@ -2276,7 +2136,7 @@
                 <w:noProof/>
                 <w:webHidden/>
               </w:rPr>
-              <w:instrText xml:space="preserve"> PAGEREF _Toc237574899 \h </w:instrText>
+              <w:instrText xml:space="preserve"> PAGEREF _Toc237591935 \h </w:instrText>
             </w:r>
             <w:r>
               <w:rPr>
@@ -2296,7 +2156,7 @@
                 <w:noProof/>
                 <w:webHidden/>
               </w:rPr>
-              <w:t>15</w:t>
+              <w:t>14</w:t>
             </w:r>
             <w:r>
               <w:rPr>
@@ -2318,7 +2178,7 @@
               <w:lang w:val="en-GB" w:eastAsia="en-GB" w:bidi="ar-SA"/>
             </w:rPr>
           </w:pPr>
-          <w:hyperlink w:anchor="_Toc237574900" w:history="1">
+          <w:hyperlink w:anchor="_Toc237591936" w:history="1">
             <w:r>
               <w:rPr>
                 <w:rStyle w:val="Hyperlink"/>
@@ -2355,7 +2215,7 @@
                 <w:noProof/>
                 <w:webHidden/>
               </w:rPr>
-              <w:instrText xml:space="preserve"> PAGEREF _Toc237574900 \h </w:instrText>
+              <w:instrText xml:space="preserve"> PAGEREF _Toc237591936 \h </w:instrText>
             </w:r>
             <w:r>
               <w:rPr>
@@ -2375,7 +2235,7 @@
                 <w:noProof/>
                 <w:webHidden/>
               </w:rPr>
-              <w:t>17</w:t>
+              <w:t>16</w:t>
             </w:r>
             <w:r>
               <w:rPr>
@@ -2397,7 +2257,7 @@
               <w:lang w:val="en-GB" w:eastAsia="en-GB" w:bidi="ar-SA"/>
             </w:rPr>
           </w:pPr>
-          <w:hyperlink w:anchor="_Toc237574901" w:history="1">
+          <w:hyperlink w:anchor="_Toc237591937" w:history="1">
             <w:r>
               <w:rPr>
                 <w:rStyle w:val="Hyperlink"/>
@@ -2433,7 +2293,7 @@
                 <w:noProof/>
                 <w:webHidden/>
               </w:rPr>
-              <w:instrText xml:space="preserve"> PAGEREF _Toc237574901 \h </w:instrText>
+              <w:instrText xml:space="preserve"> PAGEREF _Toc237591937 \h </w:instrText>
             </w:r>
             <w:r>
               <w:rPr>
@@ -2453,7 +2313,7 @@
                 <w:noProof/>
                 <w:webHidden/>
               </w:rPr>
-              <w:t>18</w:t>
+              <w:t>17</w:t>
             </w:r>
             <w:r>
               <w:rPr>
@@ -2475,7 +2335,7 @@
               <w:lang w:val="en-GB" w:eastAsia="en-GB" w:bidi="ar-SA"/>
             </w:rPr>
           </w:pPr>
-          <w:hyperlink w:anchor="_Toc237574902" w:history="1">
+          <w:hyperlink w:anchor="_Toc237591938" w:history="1">
             <w:r>
               <w:rPr>
                 <w:rStyle w:val="Hyperlink"/>
@@ -2511,7 +2371,7 @@
                 <w:noProof/>
                 <w:webHidden/>
               </w:rPr>
-              <w:instrText xml:space="preserve"> PAGEREF _Toc237574902 \h </w:instrText>
+              <w:instrText xml:space="preserve"> PAGEREF _Toc237591938 \h </w:instrText>
             </w:r>
             <w:r>
               <w:rPr>
@@ -2531,7 +2391,7 @@
                 <w:noProof/>
                 <w:webHidden/>
               </w:rPr>
-              <w:t>19</w:t>
+              <w:t>18</w:t>
             </w:r>
             <w:r>
               <w:rPr>
@@ -2553,7 +2413,7 @@
               <w:lang w:val="en-GB" w:eastAsia="en-GB" w:bidi="ar-SA"/>
             </w:rPr>
           </w:pPr>
-          <w:hyperlink w:anchor="_Toc237574903" w:history="1">
+          <w:hyperlink w:anchor="_Toc237591939" w:history="1">
             <w:r>
               <w:rPr>
                 <w:rStyle w:val="Hyperlink"/>
@@ -2582,7 +2442,7 @@
                 <w:noProof/>
                 <w:webHidden/>
               </w:rPr>
-              <w:instrText xml:space="preserve"> PAGEREF _Toc237574903 \h </w:instrText>
+              <w:instrText xml:space="preserve"> PAGEREF _Toc237591939 \h </w:instrText>
             </w:r>
             <w:r>
               <w:rPr>
@@ -2602,7 +2462,7 @@
                 <w:noProof/>
                 <w:webHidden/>
               </w:rPr>
-              <w:t>20</w:t>
+              <w:t>21</w:t>
             </w:r>
             <w:r>
               <w:rPr>
@@ -2624,7 +2484,7 @@
               <w:lang w:val="en-GB" w:eastAsia="en-GB" w:bidi="ar-SA"/>
             </w:rPr>
           </w:pPr>
-          <w:hyperlink w:anchor="_Toc237574904" w:history="1">
+          <w:hyperlink w:anchor="_Toc237591940" w:history="1">
             <w:r>
               <w:rPr>
                 <w:rStyle w:val="Hyperlink"/>
@@ -2661,7 +2521,7 @@
                 <w:noProof/>
                 <w:webHidden/>
               </w:rPr>
-              <w:instrText xml:space="preserve"> PAGEREF _Toc237574904 \h </w:instrText>
+              <w:instrText xml:space="preserve"> PAGEREF _Toc237591940 \h </w:instrText>
             </w:r>
             <w:r>
               <w:rPr>
@@ -2681,7 +2541,7 @@
                 <w:noProof/>
                 <w:webHidden/>
               </w:rPr>
-              <w:t>20</w:t>
+              <w:t>21</w:t>
             </w:r>
             <w:r>
               <w:rPr>
@@ -2703,7 +2563,7 @@
               <w:lang w:val="en-GB" w:eastAsia="en-GB" w:bidi="ar-SA"/>
             </w:rPr>
           </w:pPr>
-          <w:hyperlink w:anchor="_Toc237574905" w:history="1">
+          <w:hyperlink w:anchor="_Toc237591941" w:history="1">
             <w:r>
               <w:rPr>
                 <w:rStyle w:val="Hyperlink"/>
@@ -2755,7 +2615,7 @@
                 <w:noProof/>
                 <w:webHidden/>
               </w:rPr>
-              <w:instrText xml:space="preserve"> PAGEREF _Toc237574905 \h </w:instrText>
+              <w:instrText xml:space="preserve"> PAGEREF _Toc237591941 \h </w:instrText>
             </w:r>
             <w:r>
               <w:rPr>
@@ -2775,7 +2635,7 @@
                 <w:noProof/>
                 <w:webHidden/>
               </w:rPr>
-              <w:t>20</w:t>
+              <w:t>21</w:t>
             </w:r>
             <w:r>
               <w:rPr>
@@ -2800,7 +2660,7 @@
               <w:lang w:val="en-GB" w:eastAsia="en-GB" w:bidi="ar-SA"/>
             </w:rPr>
           </w:pPr>
-          <w:hyperlink w:anchor="_Toc237574906" w:history="1">
+          <w:hyperlink w:anchor="_Toc237591942" w:history="1">
             <w:r>
               <w:rPr>
                 <w:rStyle w:val="Hyperlink"/>
@@ -2837,7 +2697,7 @@
                 <w:noProof/>
                 <w:webHidden/>
               </w:rPr>
-              <w:instrText xml:space="preserve"> PAGEREF _Toc237574906 \h </w:instrText>
+              <w:instrText xml:space="preserve"> PAGEREF _Toc237591942 \h </w:instrText>
             </w:r>
             <w:r>
               <w:rPr>
@@ -2857,7 +2717,7 @@
                 <w:noProof/>
                 <w:webHidden/>
               </w:rPr>
-              <w:t>21</w:t>
+              <w:t>22</w:t>
             </w:r>
             <w:r>
               <w:rPr>
@@ -2882,7 +2742,7 @@
               <w:lang w:val="en-GB" w:eastAsia="en-GB" w:bidi="ar-SA"/>
             </w:rPr>
           </w:pPr>
-          <w:hyperlink w:anchor="_Toc237574907" w:history="1">
+          <w:hyperlink w:anchor="_Toc237591943" w:history="1">
             <w:r>
               <w:rPr>
                 <w:rStyle w:val="Hyperlink"/>
@@ -2927,7 +2787,7 @@
                 <w:noProof/>
                 <w:webHidden/>
               </w:rPr>
-              <w:instrText xml:space="preserve"> PAGEREF _Toc237574907 \h </w:instrText>
+              <w:instrText xml:space="preserve"> PAGEREF _Toc237591943 \h </w:instrText>
             </w:r>
             <w:r>
               <w:rPr>
@@ -2947,7 +2807,7 @@
                 <w:noProof/>
                 <w:webHidden/>
               </w:rPr>
-              <w:t>21</w:t>
+              <w:t>22</w:t>
             </w:r>
             <w:r>
               <w:rPr>
@@ -2972,7 +2832,7 @@
               <w:lang w:val="en-GB" w:eastAsia="en-GB" w:bidi="ar-SA"/>
             </w:rPr>
           </w:pPr>
-          <w:hyperlink w:anchor="_Toc237574908" w:history="1">
+          <w:hyperlink w:anchor="_Toc237591944" w:history="1">
             <w:r>
               <w:rPr>
                 <w:rStyle w:val="Hyperlink"/>
@@ -3034,7 +2894,7 @@
                 <w:noProof/>
                 <w:webHidden/>
               </w:rPr>
-              <w:instrText xml:space="preserve"> PAGEREF _Toc237574908 \h </w:instrText>
+              <w:instrText xml:space="preserve"> PAGEREF _Toc237591944 \h </w:instrText>
             </w:r>
             <w:r>
               <w:rPr>
@@ -3054,7 +2914,7 @@
                 <w:noProof/>
                 <w:webHidden/>
               </w:rPr>
-              <w:t>22</w:t>
+              <w:t>23</w:t>
             </w:r>
             <w:r>
               <w:rPr>
@@ -3079,7 +2939,7 @@
               <w:lang w:val="en-GB" w:eastAsia="en-GB" w:bidi="ar-SA"/>
             </w:rPr>
           </w:pPr>
-          <w:hyperlink w:anchor="_Toc237574909" w:history="1">
+          <w:hyperlink w:anchor="_Toc237591945" w:history="1">
             <w:r>
               <w:rPr>
                 <w:rStyle w:val="Hyperlink"/>
@@ -3114,7 +2974,7 @@
                 <w:noProof/>
                 <w:webHidden/>
               </w:rPr>
-              <w:instrText xml:space="preserve"> PAGEREF _Toc237574909 \h </w:instrText>
+              <w:instrText xml:space="preserve"> PAGEREF _Toc237591945 \h </w:instrText>
             </w:r>
             <w:r>
               <w:rPr>
@@ -3134,7 +2994,7 @@
                 <w:noProof/>
                 <w:webHidden/>
               </w:rPr>
-              <w:t>23</w:t>
+              <w:t>24</w:t>
             </w:r>
             <w:r>
               <w:rPr>
@@ -3159,7 +3019,7 @@
               <w:lang w:val="en-GB" w:eastAsia="en-GB" w:bidi="ar-SA"/>
             </w:rPr>
           </w:pPr>
-          <w:hyperlink w:anchor="_Toc237574910" w:history="1">
+          <w:hyperlink w:anchor="_Toc237591946" w:history="1">
             <w:r>
               <w:rPr>
                 <w:rStyle w:val="Hyperlink"/>
@@ -3196,7 +3056,7 @@
                 <w:noProof/>
                 <w:webHidden/>
               </w:rPr>
-              <w:instrText xml:space="preserve"> PAGEREF _Toc237574910 \h </w:instrText>
+              <w:instrText xml:space="preserve"> PAGEREF _Toc237591946 \h </w:instrText>
             </w:r>
             <w:r>
               <w:rPr>
@@ -3216,7 +3076,7 @@
                 <w:noProof/>
                 <w:webHidden/>
               </w:rPr>
-              <w:t>24</w:t>
+              <w:t>25</w:t>
             </w:r>
             <w:r>
               <w:rPr>
@@ -3238,7 +3098,7 @@
               <w:lang w:val="en-GB" w:eastAsia="en-GB" w:bidi="ar-SA"/>
             </w:rPr>
           </w:pPr>
-          <w:hyperlink w:anchor="_Toc237574911" w:history="1">
+          <w:hyperlink w:anchor="_Toc237591947" w:history="1">
             <w:r>
               <w:rPr>
                 <w:rStyle w:val="Hyperlink"/>
@@ -3263,25 +3123,7 @@
                 <w:rtl/>
                 <w:lang w:val="en-GB"/>
               </w:rPr>
-              <w:t>- تحقيق التصميم المقترح في ب</w:t>
-            </w:r>
-            <w:r>
-              <w:rPr>
-                <w:rStyle w:val="Hyperlink"/>
-                <w:noProof/>
-                <w:rtl/>
-                <w:lang w:val="en-GB"/>
-              </w:rPr>
-              <w:t>ي</w:t>
-            </w:r>
-            <w:r>
-              <w:rPr>
-                <w:rStyle w:val="Hyperlink"/>
-                <w:noProof/>
-                <w:rtl/>
-                <w:lang w:val="en-GB"/>
-              </w:rPr>
-              <w:t>ئة التنفيذ</w:t>
+              <w:t>- تحقيق التصميم المقترح في بيئة التنفيذ</w:t>
             </w:r>
             <w:r>
               <w:rPr>
@@ -3302,7 +3144,7 @@
                 <w:noProof/>
                 <w:webHidden/>
               </w:rPr>
-              <w:instrText xml:space="preserve"> PAGEREF _Toc237574911 \h </w:instrText>
+              <w:instrText xml:space="preserve"> PAGEREF _Toc237591947 \h </w:instrText>
             </w:r>
             <w:r>
               <w:rPr>
@@ -3322,7 +3164,7 @@
                 <w:noProof/>
                 <w:webHidden/>
               </w:rPr>
-              <w:t>25</w:t>
+              <w:t>26</w:t>
             </w:r>
             <w:r>
               <w:rPr>
@@ -3347,13 +3189,13 @@
               <w:lang w:val="en-GB" w:eastAsia="en-GB" w:bidi="ar-SA"/>
             </w:rPr>
           </w:pPr>
-          <w:hyperlink w:anchor="_Toc237574912" w:history="1">
+          <w:hyperlink w:anchor="_Toc237591948" w:history="1">
             <w:r>
               <w:rPr>
                 <w:rStyle w:val="Hyperlink"/>
                 <w:noProof/>
               </w:rPr>
-              <w:t xml:space="preserve">-2.3.5 </w:t>
+              <w:t xml:space="preserve">-1.3.5 </w:t>
             </w:r>
             <w:r>
               <w:rPr>
@@ -3362,14 +3204,86 @@
                 <w:rtl/>
                 <w:lang w:val="en-GB"/>
               </w:rPr>
-              <w:t>تنفيذ الـ</w:t>
+              <w:t>تنفيذ بيئة الشبكة والـ</w:t>
             </w:r>
             <w:r>
               <w:rPr>
                 <w:rStyle w:val="Hyperlink"/>
                 <w:noProof/>
               </w:rPr>
-              <w:t xml:space="preserve">Secure Overlay </w:t>
+              <w:t>Underlay</w:t>
+            </w:r>
+            <w:r>
+              <w:rPr>
+                <w:noProof/>
+                <w:webHidden/>
+              </w:rPr>
+              <w:tab/>
+            </w:r>
+            <w:r>
+              <w:rPr>
+                <w:noProof/>
+                <w:webHidden/>
+              </w:rPr>
+              <w:fldChar w:fldCharType="begin"/>
+            </w:r>
+            <w:r>
+              <w:rPr>
+                <w:noProof/>
+                <w:webHidden/>
+              </w:rPr>
+              <w:instrText xml:space="preserve"> PAGEREF _Toc237591948 \h </w:instrText>
+            </w:r>
+            <w:r>
+              <w:rPr>
+                <w:noProof/>
+                <w:webHidden/>
+              </w:rPr>
+            </w:r>
+            <w:r>
+              <w:rPr>
+                <w:noProof/>
+                <w:webHidden/>
+              </w:rPr>
+              <w:fldChar w:fldCharType="separate"/>
+            </w:r>
+            <w:r>
+              <w:rPr>
+                <w:noProof/>
+                <w:webHidden/>
+              </w:rPr>
+              <w:t>26</w:t>
+            </w:r>
+            <w:r>
+              <w:rPr>
+                <w:noProof/>
+                <w:webHidden/>
+              </w:rPr>
+              <w:fldChar w:fldCharType="end"/>
+            </w:r>
+          </w:hyperlink>
+        </w:p>
+        <w:p>
+          <w:pPr>
+            <w:pStyle w:val="TOC2"/>
+            <w:tabs>
+              <w:tab w:val="right" w:leader="dot" w:pos="8630"/>
+            </w:tabs>
+            <w:rPr>
+              <w:rFonts w:eastAsiaTheme="minorEastAsia" w:cstheme="minorBidi"/>
+              <w:noProof/>
+              <w:sz w:val="22"/>
+              <w:szCs w:val="22"/>
+              <w:lang w:val="en-GB" w:eastAsia="en-GB" w:bidi="ar-SA"/>
+            </w:rPr>
+          </w:pPr>
+          <w:hyperlink w:anchor="_Toc237591949" w:history="1">
+            <w:r>
+              <w:rPr>
+                <w:rStyle w:val="Hyperlink"/>
+                <w:noProof/>
+              </w:rPr>
+              <w:t xml:space="preserve">-2.3.5 </w:t>
             </w:r>
             <w:r>
               <w:rPr>
@@ -3378,13 +3292,29 @@
                 <w:rtl/>
                 <w:lang w:val="en-GB"/>
               </w:rPr>
-              <w:t>ووظائف</w:t>
+              <w:t>تنفيذ الـ</w:t>
             </w:r>
             <w:r>
               <w:rPr>
                 <w:rStyle w:val="Hyperlink"/>
                 <w:noProof/>
               </w:rPr>
+              <w:t xml:space="preserve">Secure Overlay </w:t>
+            </w:r>
+            <w:r>
+              <w:rPr>
+                <w:rStyle w:val="Hyperlink"/>
+                <w:noProof/>
+                <w:rtl/>
+                <w:lang w:val="en-GB"/>
+              </w:rPr>
+              <w:t>ووظائف</w:t>
+            </w:r>
+            <w:r>
+              <w:rPr>
+                <w:rStyle w:val="Hyperlink"/>
+                <w:noProof/>
+              </w:rPr>
               <w:t xml:space="preserve"> WAN Edge</w:t>
             </w:r>
             <w:r>
@@ -3406,7 +3336,7 @@
                 <w:noProof/>
                 <w:webHidden/>
               </w:rPr>
-              <w:instrText xml:space="preserve"> PAGEREF _Toc237574912 \h </w:instrText>
+              <w:instrText xml:space="preserve"> PAGEREF _Toc237591949 \h </w:instrText>
             </w:r>
             <w:r>
               <w:rPr>
@@ -3426,7 +3356,163 @@
                 <w:noProof/>
                 <w:webHidden/>
               </w:rPr>
-              <w:t>26</w:t>
+              <w:t>27</w:t>
+            </w:r>
+            <w:r>
+              <w:rPr>
+                <w:noProof/>
+                <w:webHidden/>
+              </w:rPr>
+              <w:fldChar w:fldCharType="end"/>
+            </w:r>
+          </w:hyperlink>
+        </w:p>
+        <w:p>
+          <w:pPr>
+            <w:pStyle w:val="TOC2"/>
+            <w:tabs>
+              <w:tab w:val="right" w:leader="dot" w:pos="8630"/>
+            </w:tabs>
+            <w:rPr>
+              <w:rFonts w:eastAsiaTheme="minorEastAsia" w:cstheme="minorBidi"/>
+              <w:noProof/>
+              <w:sz w:val="22"/>
+              <w:szCs w:val="22"/>
+              <w:lang w:val="en-GB" w:eastAsia="en-GB" w:bidi="ar-SA"/>
+            </w:rPr>
+          </w:pPr>
+          <w:hyperlink w:anchor="_Toc237591950" w:history="1">
+            <w:r>
+              <w:rPr>
+                <w:rStyle w:val="Hyperlink"/>
+                <w:noProof/>
+                <w:rtl/>
+                <w:lang w:val="en-GB"/>
+              </w:rPr>
+              <w:t>3.3.5- تنفيذ الإدارة المركزية ودورة حياة الفروع</w:t>
+            </w:r>
+            <w:r>
+              <w:rPr>
+                <w:noProof/>
+                <w:webHidden/>
+              </w:rPr>
+              <w:tab/>
+            </w:r>
+            <w:r>
+              <w:rPr>
+                <w:noProof/>
+                <w:webHidden/>
+              </w:rPr>
+              <w:fldChar w:fldCharType="begin"/>
+            </w:r>
+            <w:r>
+              <w:rPr>
+                <w:noProof/>
+                <w:webHidden/>
+              </w:rPr>
+              <w:instrText xml:space="preserve"> PAGEREF _Toc237591950 \h </w:instrText>
+            </w:r>
+            <w:r>
+              <w:rPr>
+                <w:noProof/>
+                <w:webHidden/>
+              </w:rPr>
+            </w:r>
+            <w:r>
+              <w:rPr>
+                <w:noProof/>
+                <w:webHidden/>
+              </w:rPr>
+              <w:fldChar w:fldCharType="separate"/>
+            </w:r>
+            <w:r>
+              <w:rPr>
+                <w:noProof/>
+                <w:webHidden/>
+              </w:rPr>
+              <w:t>30</w:t>
+            </w:r>
+            <w:r>
+              <w:rPr>
+                <w:noProof/>
+                <w:webHidden/>
+              </w:rPr>
+              <w:fldChar w:fldCharType="end"/>
+            </w:r>
+          </w:hyperlink>
+        </w:p>
+        <w:p>
+          <w:pPr>
+            <w:pStyle w:val="TOC2"/>
+            <w:tabs>
+              <w:tab w:val="right" w:leader="dot" w:pos="8630"/>
+            </w:tabs>
+            <w:rPr>
+              <w:rFonts w:eastAsiaTheme="minorEastAsia" w:cstheme="minorBidi"/>
+              <w:noProof/>
+              <w:sz w:val="22"/>
+              <w:szCs w:val="22"/>
+              <w:lang w:val="en-GB" w:eastAsia="en-GB" w:bidi="ar-SA"/>
+            </w:rPr>
+          </w:pPr>
+          <w:hyperlink w:anchor="_Toc237591951" w:history="1">
+            <w:r>
+              <w:rPr>
+                <w:rStyle w:val="Hyperlink"/>
+                <w:noProof/>
+                <w:lang w:val="en-GB"/>
+              </w:rPr>
+              <w:t>-4.3.5</w:t>
+            </w:r>
+            <w:r>
+              <w:rPr>
+                <w:rStyle w:val="Hyperlink"/>
+                <w:noProof/>
+                <w:rtl/>
+                <w:lang w:val="en-GB"/>
+              </w:rPr>
+              <w:t xml:space="preserve"> تنفيذ الوكيل الذكي ونظام التحليل</w:t>
+            </w:r>
+            <w:r>
+              <w:rPr>
+                <w:noProof/>
+                <w:webHidden/>
+              </w:rPr>
+              <w:tab/>
+            </w:r>
+            <w:r>
+              <w:rPr>
+                <w:noProof/>
+                <w:webHidden/>
+              </w:rPr>
+              <w:fldChar w:fldCharType="begin"/>
+            </w:r>
+            <w:r>
+              <w:rPr>
+                <w:noProof/>
+                <w:webHidden/>
+              </w:rPr>
+              <w:instrText xml:space="preserve"> PAGEREF _Toc237591951 \h </w:instrText>
+            </w:r>
+            <w:r>
+              <w:rPr>
+                <w:noProof/>
+                <w:webHidden/>
+              </w:rPr>
+            </w:r>
+            <w:r>
+              <w:rPr>
+                <w:noProof/>
+                <w:webHidden/>
+              </w:rPr>
+              <w:fldChar w:fldCharType="separate"/>
+            </w:r>
+            <w:r>
+              <w:rPr>
+                <w:noProof/>
+                <w:webHidden/>
+              </w:rPr>
+              <w:t>33</w:t>
             </w:r>
             <w:r>
               <w:rPr>
@@ -3448,14 +3534,23 @@
               <w:lang w:val="en-GB" w:eastAsia="en-GB" w:bidi="ar-SA"/>
             </w:rPr>
           </w:pPr>
-          <w:hyperlink w:anchor="_Toc237574913" w:history="1">
+          <w:hyperlink w:anchor="_Toc237591952" w:history="1">
+            <w:r>
+              <w:rPr>
+                <w:rStyle w:val="Hyperlink"/>
+                <w:noProof/>
+                <w:lang w:val="en-GB"/>
+              </w:rPr>
+              <w:t>-4.5</w:t>
+            </w:r>
             <w:r>
               <w:rPr>
                 <w:rStyle w:val="Hyperlink"/>
                 <w:noProof/>
                 <w:rtl/>
-              </w:rPr>
-              <w:t>معجم المصطلحات</w:t>
+                <w:lang w:val="en-GB"/>
+              </w:rPr>
+              <w:t>الاختبارات</w:t>
             </w:r>
             <w:r>
               <w:rPr>
@@ -3476,7 +3571,7 @@
                 <w:noProof/>
                 <w:webHidden/>
               </w:rPr>
-              <w:instrText xml:space="preserve"> PAGEREF _Toc237574913 \h </w:instrText>
+              <w:instrText xml:space="preserve"> PAGEREF _Toc237591952 \h </w:instrText>
             </w:r>
             <w:r>
               <w:rPr>
@@ -3496,7 +3591,7 @@
                 <w:noProof/>
                 <w:webHidden/>
               </w:rPr>
-              <w:t>26</w:t>
+              <w:t>38</w:t>
             </w:r>
             <w:r>
               <w:rPr>
@@ -3509,7 +3604,10 @@
         </w:p>
         <w:p>
           <w:pPr>
-            <w:pStyle w:val="TOC1"/>
+            <w:pStyle w:val="TOC2"/>
+            <w:tabs>
+              <w:tab w:val="right" w:leader="dot" w:pos="8630"/>
+            </w:tabs>
             <w:rPr>
               <w:rFonts w:eastAsiaTheme="minorEastAsia" w:cstheme="minorBidi"/>
               <w:noProof/>
@@ -3518,14 +3616,31 @@
               <w:lang w:val="en-GB" w:eastAsia="en-GB" w:bidi="ar-SA"/>
             </w:rPr>
           </w:pPr>
-          <w:hyperlink w:anchor="_Toc237574914" w:history="1">
+          <w:hyperlink w:anchor="_Toc237591953" w:history="1">
+            <w:r>
+              <w:rPr>
+                <w:rStyle w:val="Hyperlink"/>
+                <w:noProof/>
+                <w:lang w:val="en-GB"/>
+              </w:rPr>
+              <w:t>-1.4.5</w:t>
+            </w:r>
             <w:r>
               <w:rPr>
                 <w:rStyle w:val="Hyperlink"/>
                 <w:noProof/>
                 <w:rtl/>
-              </w:rPr>
-              <w:t>الملاحق</w:t>
+                <w:lang w:val="en-GB"/>
+              </w:rPr>
+              <w:t xml:space="preserve">اختبار الاتصال ونقل البيانات بين الفرع وخدمة </w:t>
+            </w:r>
+            <w:r>
+              <w:rPr>
+                <w:rStyle w:val="Hyperlink"/>
+                <w:noProof/>
+                <w:lang w:val="en-GB"/>
+              </w:rPr>
+              <w:t>Public SaaS</w:t>
             </w:r>
             <w:r>
               <w:rPr>
@@ -3546,7 +3661,7 @@
                 <w:noProof/>
                 <w:webHidden/>
               </w:rPr>
-              <w:instrText xml:space="preserve"> PAGEREF _Toc237574914 \h </w:instrText>
+              <w:instrText xml:space="preserve"> PAGEREF _Toc237591953 \h </w:instrText>
             </w:r>
             <w:r>
               <w:rPr>
@@ -3566,147 +3681,7 @@
                 <w:noProof/>
                 <w:webHidden/>
               </w:rPr>
-              <w:t>28</w:t>
-            </w:r>
-            <w:r>
-              <w:rPr>
-                <w:noProof/>
-                <w:webHidden/>
-              </w:rPr>
-              <w:fldChar w:fldCharType="end"/>
-            </w:r>
-          </w:hyperlink>
-        </w:p>
-        <w:p>
-          <w:pPr>
-            <w:pStyle w:val="TOC1"/>
-            <w:rPr>
-              <w:rFonts w:eastAsiaTheme="minorEastAsia" w:cstheme="minorBidi"/>
-              <w:noProof/>
-              <w:sz w:val="22"/>
-              <w:szCs w:val="22"/>
-              <w:lang w:val="en-GB" w:eastAsia="en-GB" w:bidi="ar-SA"/>
-            </w:rPr>
-          </w:pPr>
-          <w:hyperlink w:anchor="_Toc237574915" w:history="1">
-            <w:r>
-              <w:rPr>
-                <w:rStyle w:val="Hyperlink"/>
-                <w:noProof/>
-                <w:rtl/>
-              </w:rPr>
-              <w:t>الملحق أ – ملحق أ</w:t>
-            </w:r>
-            <w:r>
-              <w:rPr>
-                <w:noProof/>
-                <w:webHidden/>
-              </w:rPr>
-              <w:tab/>
-            </w:r>
-            <w:r>
-              <w:rPr>
-                <w:noProof/>
-                <w:webHidden/>
-              </w:rPr>
-              <w:fldChar w:fldCharType="begin"/>
-            </w:r>
-            <w:r>
-              <w:rPr>
-                <w:noProof/>
-                <w:webHidden/>
-              </w:rPr>
-              <w:instrText xml:space="preserve"> PAGEREF _Toc237574915 \h </w:instrText>
-            </w:r>
-            <w:r>
-              <w:rPr>
-                <w:noProof/>
-                <w:webHidden/>
-              </w:rPr>
-            </w:r>
-            <w:r>
-              <w:rPr>
-                <w:noProof/>
-                <w:webHidden/>
-              </w:rPr>
-              <w:fldChar w:fldCharType="separate"/>
-            </w:r>
-            <w:r>
-              <w:rPr>
-                <w:noProof/>
-                <w:webHidden/>
-              </w:rPr>
-              <w:t>29</w:t>
-            </w:r>
-            <w:r>
-              <w:rPr>
-                <w:noProof/>
-                <w:webHidden/>
-              </w:rPr>
-              <w:fldChar w:fldCharType="end"/>
-            </w:r>
-          </w:hyperlink>
-        </w:p>
-        <w:p>
-          <w:pPr>
-            <w:pStyle w:val="TOC1"/>
-            <w:rPr>
-              <w:rFonts w:eastAsiaTheme="minorEastAsia" w:cstheme="minorBidi"/>
-              <w:noProof/>
-              <w:sz w:val="22"/>
-              <w:szCs w:val="22"/>
-              <w:lang w:val="en-GB" w:eastAsia="en-GB" w:bidi="ar-SA"/>
-            </w:rPr>
-          </w:pPr>
-          <w:hyperlink w:anchor="_Toc237574916" w:history="1">
-            <w:r>
-              <w:rPr>
-                <w:rStyle w:val="Hyperlink"/>
-                <w:noProof/>
-                <w:rtl/>
-              </w:rPr>
-              <w:t>المراجع</w:t>
-            </w:r>
-            <w:r>
-              <w:rPr>
-                <w:noProof/>
-                <w:webHidden/>
-              </w:rPr>
-              <w:tab/>
-            </w:r>
-            <w:r>
-              <w:rPr>
-                <w:noProof/>
-                <w:webHidden/>
-              </w:rPr>
-              <w:fldChar w:fldCharType="begin"/>
-            </w:r>
-            <w:r>
-              <w:rPr>
-                <w:noProof/>
-                <w:webHidden/>
-              </w:rPr>
-              <w:instrText xml:space="preserve"> PAGEREF _Toc237574916 \h </w:instrText>
-            </w:r>
-            <w:r>
-              <w:rPr>
-                <w:noProof/>
-                <w:webHidden/>
-              </w:rPr>
-            </w:r>
-            <w:r>
-              <w:rPr>
-                <w:noProof/>
-                <w:webHidden/>
-              </w:rPr>
-              <w:fldChar w:fldCharType="separate"/>
-            </w:r>
-            <w:r>
-              <w:rPr>
-                <w:noProof/>
-                <w:webHidden/>
-              </w:rPr>
-              <w:t>29</w:t>
+              <w:t>38</w:t>
             </w:r>
             <w:r>
               <w:rPr>
@@ -3751,7 +3726,7 @@
           <w:rtl/>
         </w:rPr>
       </w:pPr>
-      <w:bookmarkStart w:id="1" w:name="_Toc237574880"/>
+      <w:bookmarkStart w:id="1" w:name="_Toc237591917"/>
       <w:r>
         <w:rPr>
           <w:rFonts w:hint="cs"/>
@@ -3819,57 +3794,14 @@
         </w:rPr>
         <w:fldChar w:fldCharType="separate"/>
       </w:r>
-      <w:hyperlink w:anchor="_Toc237582931" w:history="1">
-        <w:r>
-          <w:rPr>
-            <w:rStyle w:val="Hyperlink"/>
-            <w:rFonts w:hint="eastAsia"/>
-            <w:noProof/>
-            <w:rtl/>
-          </w:rPr>
-          <w:t>شكل</w:t>
-        </w:r>
+      <w:hyperlink w:anchor="_Toc237591954" w:history="1">
         <w:r>
           <w:rPr>
             <w:rStyle w:val="Hyperlink"/>
             <w:noProof/>
             <w:rtl/>
           </w:rPr>
-          <w:t xml:space="preserve">  1 : </w:t>
-        </w:r>
-        <w:r>
-          <w:rPr>
-            <w:rStyle w:val="Hyperlink"/>
-            <w:rFonts w:hint="eastAsia"/>
-            <w:noProof/>
-            <w:rtl/>
-          </w:rPr>
-          <w:t>حدود</w:t>
-        </w:r>
-        <w:r>
-          <w:rPr>
-            <w:rStyle w:val="Hyperlink"/>
-            <w:noProof/>
-            <w:rtl/>
-          </w:rPr>
-          <w:t xml:space="preserve"> </w:t>
-        </w:r>
-        <w:r>
-          <w:rPr>
-            <w:rStyle w:val="Hyperlink"/>
-            <w:rFonts w:hint="eastAsia"/>
-            <w:noProof/>
-            <w:rtl/>
-          </w:rPr>
-          <w:t>نظام</w:t>
-        </w:r>
-        <w:r>
-          <w:rPr>
-            <w:rStyle w:val="Hyperlink"/>
-            <w:noProof/>
-            <w:rtl/>
-          </w:rPr>
-          <w:t xml:space="preserve"> </w:t>
+          <w:t xml:space="preserve">شكل  1 : حدود نظام </w:t>
         </w:r>
         <w:r>
           <w:rPr>
@@ -3884,67 +3816,7 @@
             <w:noProof/>
             <w:rtl/>
           </w:rPr>
-          <w:t xml:space="preserve"> </w:t>
-        </w:r>
-        <w:r>
-          <w:rPr>
-            <w:rStyle w:val="Hyperlink"/>
-            <w:rFonts w:hint="eastAsia"/>
-            <w:noProof/>
-            <w:rtl/>
-          </w:rPr>
-          <w:t>المقترح</w:t>
-        </w:r>
-        <w:r>
-          <w:rPr>
-            <w:rStyle w:val="Hyperlink"/>
-            <w:noProof/>
-            <w:rtl/>
-          </w:rPr>
-          <w:t xml:space="preserve"> </w:t>
-        </w:r>
-        <w:r>
-          <w:rPr>
-            <w:rStyle w:val="Hyperlink"/>
-            <w:rFonts w:hint="eastAsia"/>
-            <w:noProof/>
-            <w:rtl/>
-          </w:rPr>
-          <w:t>والجهات</w:t>
-        </w:r>
-        <w:r>
-          <w:rPr>
-            <w:rStyle w:val="Hyperlink"/>
-            <w:noProof/>
-            <w:rtl/>
-          </w:rPr>
-          <w:t xml:space="preserve"> </w:t>
-        </w:r>
-        <w:r>
-          <w:rPr>
-            <w:rStyle w:val="Hyperlink"/>
-            <w:rFonts w:hint="eastAsia"/>
-            <w:noProof/>
-            <w:rtl/>
-          </w:rPr>
-          <w:t>المتفاعلة</w:t>
-        </w:r>
-        <w:r>
-          <w:rPr>
-            <w:rStyle w:val="Hyperlink"/>
-            <w:noProof/>
-            <w:rtl/>
-          </w:rPr>
-          <w:t xml:space="preserve"> </w:t>
-        </w:r>
-        <w:r>
-          <w:rPr>
-            <w:rStyle w:val="Hyperlink"/>
-            <w:rFonts w:hint="eastAsia"/>
-            <w:noProof/>
-            <w:rtl/>
-          </w:rPr>
-          <w:t>معه</w:t>
+          <w:t xml:space="preserve"> المقترح والجهات المتفاعلة معه</w:t>
         </w:r>
         <w:r>
           <w:rPr>
@@ -3965,7 +3837,7 @@
             <w:noProof/>
             <w:webHidden/>
           </w:rPr>
-          <w:instrText xml:space="preserve"> PAGEREF _Toc237582931 \h </w:instrText>
+          <w:instrText xml:space="preserve"> PAGEREF _Toc237591954 \h </w:instrText>
         </w:r>
         <w:r>
           <w:rPr>
@@ -3985,7 +3857,7 @@
             <w:noProof/>
             <w:webHidden/>
           </w:rPr>
-          <w:t>3</w:t>
+          <w:t>2</w:t>
         </w:r>
         <w:r>
           <w:rPr>
@@ -4010,91 +3882,14 @@
           <w:lang w:val="en-GB" w:eastAsia="en-GB" w:bidi="ar-SA"/>
         </w:rPr>
       </w:pPr>
-      <w:hyperlink w:anchor="_Toc237582932" w:history="1">
-        <w:r>
-          <w:rPr>
-            <w:rStyle w:val="Hyperlink"/>
-            <w:rFonts w:hint="eastAsia"/>
-            <w:noProof/>
-            <w:rtl/>
-          </w:rPr>
-          <w:t>شكل</w:t>
-        </w:r>
+      <w:hyperlink w:anchor="_Toc237591955" w:history="1">
         <w:r>
           <w:rPr>
             <w:rStyle w:val="Hyperlink"/>
             <w:noProof/>
             <w:rtl/>
           </w:rPr>
-          <w:t xml:space="preserve">  2 : </w:t>
-        </w:r>
-        <w:r>
-          <w:rPr>
-            <w:rStyle w:val="Hyperlink"/>
-            <w:rFonts w:hint="eastAsia"/>
-            <w:noProof/>
-            <w:rtl/>
-          </w:rPr>
-          <w:t>البنية</w:t>
-        </w:r>
-        <w:r>
-          <w:rPr>
-            <w:rStyle w:val="Hyperlink"/>
-            <w:noProof/>
-            <w:rtl/>
-          </w:rPr>
-          <w:t xml:space="preserve"> </w:t>
-        </w:r>
-        <w:r>
-          <w:rPr>
-            <w:rStyle w:val="Hyperlink"/>
-            <w:rFonts w:hint="eastAsia"/>
-            <w:noProof/>
-            <w:rtl/>
-          </w:rPr>
-          <w:t>المعمارية</w:t>
-        </w:r>
-        <w:r>
-          <w:rPr>
-            <w:rStyle w:val="Hyperlink"/>
-            <w:noProof/>
-            <w:rtl/>
-          </w:rPr>
-          <w:t xml:space="preserve"> </w:t>
-        </w:r>
-        <w:r>
-          <w:rPr>
-            <w:rStyle w:val="Hyperlink"/>
-            <w:rFonts w:hint="eastAsia"/>
-            <w:noProof/>
-            <w:rtl/>
-          </w:rPr>
-          <w:t>العامة</w:t>
-        </w:r>
-        <w:r>
-          <w:rPr>
-            <w:rStyle w:val="Hyperlink"/>
-            <w:noProof/>
-            <w:rtl/>
-          </w:rPr>
-          <w:t xml:space="preserve"> </w:t>
-        </w:r>
-        <w:r>
-          <w:rPr>
-            <w:rStyle w:val="Hyperlink"/>
-            <w:rFonts w:hint="eastAsia"/>
-            <w:noProof/>
-            <w:rtl/>
-          </w:rPr>
-          <w:t>لنظام</w:t>
-        </w:r>
-        <w:r>
-          <w:rPr>
-            <w:rStyle w:val="Hyperlink"/>
-            <w:noProof/>
-            <w:rtl/>
-          </w:rPr>
-          <w:t xml:space="preserve"> </w:t>
+          <w:t xml:space="preserve">شكل  2 : البنية المعمارية العامة لنظام </w:t>
         </w:r>
         <w:r>
           <w:rPr>
@@ -4109,16 +3904,7 @@
             <w:noProof/>
             <w:rtl/>
           </w:rPr>
-          <w:t xml:space="preserve"> </w:t>
-        </w:r>
-        <w:r>
-          <w:rPr>
-            <w:rStyle w:val="Hyperlink"/>
-            <w:rFonts w:hint="eastAsia"/>
-            <w:noProof/>
-            <w:rtl/>
-          </w:rPr>
-          <w:t>المقترح</w:t>
+          <w:t xml:space="preserve"> المقترح</w:t>
         </w:r>
         <w:r>
           <w:rPr>
@@ -4139,7 +3925,7 @@
             <w:noProof/>
             <w:webHidden/>
           </w:rPr>
-          <w:instrText xml:space="preserve"> PAGEREF _Toc237582932 \h </w:instrText>
+          <w:instrText xml:space="preserve"> PAGEREF _Toc237591955 \h </w:instrText>
         </w:r>
         <w:r>
           <w:rPr>
@@ -4159,7 +3945,7 @@
             <w:noProof/>
             <w:webHidden/>
           </w:rPr>
-          <w:t>11</w:t>
+          <w:t>10</w:t>
         </w:r>
         <w:r>
           <w:rPr>
@@ -4184,74 +3970,14 @@
           <w:lang w:val="en-GB" w:eastAsia="en-GB" w:bidi="ar-SA"/>
         </w:rPr>
       </w:pPr>
-      <w:hyperlink w:anchor="_Toc237582933" w:history="1">
-        <w:r>
-          <w:rPr>
-            <w:rStyle w:val="Hyperlink"/>
-            <w:rFonts w:hint="eastAsia"/>
-            <w:noProof/>
-            <w:rtl/>
-          </w:rPr>
-          <w:t>شكل</w:t>
-        </w:r>
+      <w:hyperlink w:anchor="_Toc237591956" w:history="1">
         <w:r>
           <w:rPr>
             <w:rStyle w:val="Hyperlink"/>
             <w:noProof/>
             <w:rtl/>
           </w:rPr>
-          <w:t xml:space="preserve">  3 :  </w:t>
-        </w:r>
-        <w:r>
-          <w:rPr>
-            <w:rStyle w:val="Hyperlink"/>
-            <w:rFonts w:hint="eastAsia"/>
-            <w:noProof/>
-            <w:rtl/>
-          </w:rPr>
-          <w:t>تصميم</w:t>
-        </w:r>
-        <w:r>
-          <w:rPr>
-            <w:rStyle w:val="Hyperlink"/>
-            <w:noProof/>
-            <w:rtl/>
-          </w:rPr>
-          <w:t xml:space="preserve"> </w:t>
-        </w:r>
-        <w:r>
-          <w:rPr>
-            <w:rStyle w:val="Hyperlink"/>
-            <w:rFonts w:hint="eastAsia"/>
-            <w:noProof/>
-            <w:rtl/>
-          </w:rPr>
-          <w:t>بيئة</w:t>
-        </w:r>
-        <w:r>
-          <w:rPr>
-            <w:rStyle w:val="Hyperlink"/>
-            <w:noProof/>
-            <w:rtl/>
-          </w:rPr>
-          <w:t xml:space="preserve"> </w:t>
-        </w:r>
-        <w:r>
-          <w:rPr>
-            <w:rStyle w:val="Hyperlink"/>
-            <w:rFonts w:hint="eastAsia"/>
-            <w:noProof/>
-            <w:rtl/>
-          </w:rPr>
-          <w:t>النقل</w:t>
-        </w:r>
-        <w:r>
-          <w:rPr>
-            <w:rStyle w:val="Hyperlink"/>
-            <w:noProof/>
-            <w:rtl/>
-          </w:rPr>
-          <w:t xml:space="preserve"> </w:t>
+          <w:t xml:space="preserve">شكل  3 :  تصميم بيئة النقل </w:t>
         </w:r>
         <w:r>
           <w:rPr>
@@ -4266,50 +3992,7 @@
             <w:noProof/>
             <w:rtl/>
           </w:rPr>
-          <w:t xml:space="preserve"> </w:t>
-        </w:r>
-        <w:r>
-          <w:rPr>
-            <w:rStyle w:val="Hyperlink"/>
-            <w:rFonts w:hint="eastAsia"/>
-            <w:noProof/>
-            <w:rtl/>
-          </w:rPr>
-          <w:t>في</w:t>
-        </w:r>
-        <w:r>
-          <w:rPr>
-            <w:rStyle w:val="Hyperlink"/>
-            <w:noProof/>
-            <w:rtl/>
-          </w:rPr>
-          <w:t xml:space="preserve"> </w:t>
-        </w:r>
-        <w:r>
-          <w:rPr>
-            <w:rStyle w:val="Hyperlink"/>
-            <w:rFonts w:hint="eastAsia"/>
-            <w:noProof/>
-            <w:rtl/>
-          </w:rPr>
-          <w:t>النظام</w:t>
-        </w:r>
-        <w:r>
-          <w:rPr>
-            <w:rStyle w:val="Hyperlink"/>
-            <w:noProof/>
-            <w:rtl/>
-          </w:rPr>
-          <w:t xml:space="preserve"> </w:t>
-        </w:r>
-        <w:r>
-          <w:rPr>
-            <w:rStyle w:val="Hyperlink"/>
-            <w:rFonts w:hint="eastAsia"/>
-            <w:noProof/>
-            <w:rtl/>
-          </w:rPr>
-          <w:t>المقترح</w:t>
+          <w:t xml:space="preserve"> في النظام المقترح</w:t>
         </w:r>
         <w:r>
           <w:rPr>
@@ -4330,7 +4013,95 @@
             <w:noProof/>
             <w:webHidden/>
           </w:rPr>
-          <w:instrText xml:space="preserve"> PAGEREF _Toc237582933 \h </w:instrText>
+          <w:instrText xml:space="preserve"> PAGEREF _Toc237591956 \h </w:instrText>
+        </w:r>
+        <w:r>
+          <w:rPr>
+            <w:noProof/>
+            <w:webHidden/>
+          </w:rPr>
+        </w:r>
+        <w:r>
+          <w:rPr>
+            <w:noProof/>
+            <w:webHidden/>
+          </w:rPr>
+          <w:fldChar w:fldCharType="separate"/>
+        </w:r>
+        <w:r>
+          <w:rPr>
+            <w:noProof/>
+            <w:webHidden/>
+          </w:rPr>
+          <w:t>12</w:t>
+        </w:r>
+        <w:r>
+          <w:rPr>
+            <w:noProof/>
+            <w:webHidden/>
+          </w:rPr>
+          <w:fldChar w:fldCharType="end"/>
+        </w:r>
+      </w:hyperlink>
+    </w:p>
+    <w:p>
+      <w:pPr>
+        <w:pStyle w:val="TableofFigures"/>
+        <w:tabs>
+          <w:tab w:val="right" w:leader="dot" w:pos="8630"/>
+        </w:tabs>
+        <w:rPr>
+          <w:rFonts w:eastAsiaTheme="minorEastAsia" w:cstheme="minorBidi"/>
+          <w:noProof/>
+          <w:sz w:val="22"/>
+          <w:szCs w:val="22"/>
+          <w:lang w:val="en-GB" w:eastAsia="en-GB" w:bidi="ar-SA"/>
+        </w:rPr>
+      </w:pPr>
+      <w:hyperlink w:anchor="_Toc237591957" w:history="1">
+        <w:r>
+          <w:rPr>
+            <w:rStyle w:val="Hyperlink"/>
+            <w:noProof/>
+            <w:rtl/>
+          </w:rPr>
+          <w:t xml:space="preserve">شكل  4 : تصميم طبقة الاتصال الآمن </w:t>
+        </w:r>
+        <w:r>
+          <w:rPr>
+            <w:rStyle w:val="Hyperlink"/>
+            <w:noProof/>
+          </w:rPr>
+          <w:t>Overlay</w:t>
+        </w:r>
+        <w:r>
+          <w:rPr>
+            <w:rStyle w:val="Hyperlink"/>
+            <w:noProof/>
+            <w:rtl/>
+          </w:rPr>
+          <w:t xml:space="preserve"> في النظام المقترح</w:t>
+        </w:r>
+        <w:r>
+          <w:rPr>
+            <w:noProof/>
+            <w:webHidden/>
+          </w:rPr>
+          <w:tab/>
+        </w:r>
+        <w:r>
+          <w:rPr>
+            <w:noProof/>
+            <w:webHidden/>
+          </w:rPr>
+          <w:fldChar w:fldCharType="begin"/>
+        </w:r>
+        <w:r>
+          <w:rPr>
+            <w:noProof/>
+            <w:webHidden/>
+          </w:rPr>
+          <w:instrText xml:space="preserve"> PAGEREF _Toc237591957 \h </w:instrText>
         </w:r>
         <w:r>
           <w:rPr>
@@ -4375,274 +4146,14 @@
           <w:lang w:val="en-GB" w:eastAsia="en-GB" w:bidi="ar-SA"/>
         </w:rPr>
       </w:pPr>
-      <w:hyperlink w:anchor="_Toc237582934" w:history="1">
-        <w:r>
-          <w:rPr>
-            <w:rStyle w:val="Hyperlink"/>
-            <w:rFonts w:hint="eastAsia"/>
-            <w:noProof/>
-            <w:rtl/>
-          </w:rPr>
-          <w:t>شكل</w:t>
-        </w:r>
+      <w:hyperlink w:anchor="_Toc237591958" w:history="1">
         <w:r>
           <w:rPr>
             <w:rStyle w:val="Hyperlink"/>
             <w:noProof/>
             <w:rtl/>
           </w:rPr>
-          <w:t xml:space="preserve">  4 : </w:t>
-        </w:r>
-        <w:r>
-          <w:rPr>
-            <w:rStyle w:val="Hyperlink"/>
-            <w:rFonts w:hint="eastAsia"/>
-            <w:noProof/>
-            <w:rtl/>
-          </w:rPr>
-          <w:t>تصميم</w:t>
-        </w:r>
-        <w:r>
-          <w:rPr>
-            <w:rStyle w:val="Hyperlink"/>
-            <w:noProof/>
-            <w:rtl/>
-          </w:rPr>
-          <w:t xml:space="preserve"> </w:t>
-        </w:r>
-        <w:r>
-          <w:rPr>
-            <w:rStyle w:val="Hyperlink"/>
-            <w:rFonts w:hint="eastAsia"/>
-            <w:noProof/>
-            <w:rtl/>
-          </w:rPr>
-          <w:t>طبقة</w:t>
-        </w:r>
-        <w:r>
-          <w:rPr>
-            <w:rStyle w:val="Hyperlink"/>
-            <w:noProof/>
-            <w:rtl/>
-          </w:rPr>
-          <w:t xml:space="preserve"> </w:t>
-        </w:r>
-        <w:r>
-          <w:rPr>
-            <w:rStyle w:val="Hyperlink"/>
-            <w:rFonts w:hint="eastAsia"/>
-            <w:noProof/>
-            <w:rtl/>
-          </w:rPr>
-          <w:t>الاتصال</w:t>
-        </w:r>
-        <w:r>
-          <w:rPr>
-            <w:rStyle w:val="Hyperlink"/>
-            <w:noProof/>
-            <w:rtl/>
-          </w:rPr>
-          <w:t xml:space="preserve"> </w:t>
-        </w:r>
-        <w:r>
-          <w:rPr>
-            <w:rStyle w:val="Hyperlink"/>
-            <w:rFonts w:hint="eastAsia"/>
-            <w:noProof/>
-            <w:rtl/>
-          </w:rPr>
-          <w:t>الآمن</w:t>
-        </w:r>
-        <w:r>
-          <w:rPr>
-            <w:rStyle w:val="Hyperlink"/>
-            <w:noProof/>
-            <w:rtl/>
-          </w:rPr>
-          <w:t xml:space="preserve"> </w:t>
-        </w:r>
-        <w:r>
-          <w:rPr>
-            <w:rStyle w:val="Hyperlink"/>
-            <w:noProof/>
-          </w:rPr>
-          <w:t>Overlay</w:t>
-        </w:r>
-        <w:r>
-          <w:rPr>
-            <w:rStyle w:val="Hyperlink"/>
-            <w:noProof/>
-            <w:rtl/>
-          </w:rPr>
-          <w:t xml:space="preserve"> </w:t>
-        </w:r>
-        <w:r>
-          <w:rPr>
-            <w:rStyle w:val="Hyperlink"/>
-            <w:rFonts w:hint="eastAsia"/>
-            <w:noProof/>
-            <w:rtl/>
-          </w:rPr>
-          <w:t>في</w:t>
-        </w:r>
-        <w:r>
-          <w:rPr>
-            <w:rStyle w:val="Hyperlink"/>
-            <w:noProof/>
-            <w:rtl/>
-          </w:rPr>
-          <w:t xml:space="preserve"> </w:t>
-        </w:r>
-        <w:r>
-          <w:rPr>
-            <w:rStyle w:val="Hyperlink"/>
-            <w:rFonts w:hint="eastAsia"/>
-            <w:noProof/>
-            <w:rtl/>
-          </w:rPr>
-          <w:t>النظام</w:t>
-        </w:r>
-        <w:r>
-          <w:rPr>
-            <w:rStyle w:val="Hyperlink"/>
-            <w:noProof/>
-            <w:rtl/>
-          </w:rPr>
-          <w:t xml:space="preserve"> </w:t>
-        </w:r>
-        <w:r>
-          <w:rPr>
-            <w:rStyle w:val="Hyperlink"/>
-            <w:rFonts w:hint="eastAsia"/>
-            <w:noProof/>
-            <w:rtl/>
-          </w:rPr>
-          <w:t>المقترح</w:t>
-        </w:r>
-        <w:r>
-          <w:rPr>
-            <w:noProof/>
-            <w:webHidden/>
-          </w:rPr>
-          <w:tab/>
-        </w:r>
-        <w:r>
-          <w:rPr>
-            <w:noProof/>
-            <w:webHidden/>
-          </w:rPr>
-          <w:fldChar w:fldCharType="begin"/>
-        </w:r>
-        <w:r>
-          <w:rPr>
-            <w:noProof/>
-            <w:webHidden/>
-          </w:rPr>
-          <w:instrText xml:space="preserve"> PAGEREF _Toc237582934 \h </w:instrText>
-        </w:r>
-        <w:r>
-          <w:rPr>
-            <w:noProof/>
-            <w:webHidden/>
-          </w:rPr>
-        </w:r>
-        <w:r>
-          <w:rPr>
-            <w:noProof/>
-            <w:webHidden/>
-          </w:rPr>
-          <w:fldChar w:fldCharType="separate"/>
-        </w:r>
-        <w:r>
-          <w:rPr>
-            <w:noProof/>
-            <w:webHidden/>
-          </w:rPr>
-          <w:t>14</w:t>
-        </w:r>
-        <w:r>
-          <w:rPr>
-            <w:noProof/>
-            <w:webHidden/>
-          </w:rPr>
-          <w:fldChar w:fldCharType="end"/>
-        </w:r>
-      </w:hyperlink>
-    </w:p>
-    <w:p>
-      <w:pPr>
-        <w:pStyle w:val="TableofFigures"/>
-        <w:tabs>
-          <w:tab w:val="right" w:leader="dot" w:pos="8630"/>
-        </w:tabs>
-        <w:rPr>
-          <w:rFonts w:eastAsiaTheme="minorEastAsia" w:cstheme="minorBidi"/>
-          <w:noProof/>
-          <w:sz w:val="22"/>
-          <w:szCs w:val="22"/>
-          <w:lang w:val="en-GB" w:eastAsia="en-GB" w:bidi="ar-SA"/>
-        </w:rPr>
-      </w:pPr>
-      <w:hyperlink w:anchor="_Toc237582935" w:history="1">
-        <w:r>
-          <w:rPr>
-            <w:rStyle w:val="Hyperlink"/>
-            <w:rFonts w:hint="eastAsia"/>
-            <w:noProof/>
-            <w:rtl/>
-          </w:rPr>
-          <w:t>شكل</w:t>
-        </w:r>
-        <w:r>
-          <w:rPr>
-            <w:rStyle w:val="Hyperlink"/>
-            <w:noProof/>
-            <w:rtl/>
-          </w:rPr>
-          <w:t xml:space="preserve">  5 : </w:t>
-        </w:r>
-        <w:r>
-          <w:rPr>
-            <w:rStyle w:val="Hyperlink"/>
-            <w:rFonts w:hint="eastAsia"/>
-            <w:noProof/>
-            <w:rtl/>
-          </w:rPr>
-          <w:t>التصميم</w:t>
-        </w:r>
-        <w:r>
-          <w:rPr>
-            <w:rStyle w:val="Hyperlink"/>
-            <w:noProof/>
-            <w:rtl/>
-          </w:rPr>
-          <w:t xml:space="preserve"> </w:t>
-        </w:r>
-        <w:r>
-          <w:rPr>
-            <w:rStyle w:val="Hyperlink"/>
-            <w:rFonts w:hint="eastAsia"/>
-            <w:noProof/>
-            <w:rtl/>
-          </w:rPr>
-          <w:t>الوظيفي</w:t>
-        </w:r>
-        <w:r>
-          <w:rPr>
-            <w:rStyle w:val="Hyperlink"/>
-            <w:noProof/>
-            <w:rtl/>
-          </w:rPr>
-          <w:t xml:space="preserve"> </w:t>
-        </w:r>
-        <w:r>
-          <w:rPr>
-            <w:rStyle w:val="Hyperlink"/>
-            <w:rFonts w:hint="eastAsia"/>
-            <w:noProof/>
-            <w:rtl/>
-          </w:rPr>
-          <w:t>لـ</w:t>
+          <w:t>شكل  5 : التصميم الوظيفي لـ</w:t>
         </w:r>
         <w:r>
           <w:rPr>
@@ -4657,24 +4168,7 @@
             <w:noProof/>
             <w:rtl/>
           </w:rPr>
-          <w:t xml:space="preserve"> </w:t>
-        </w:r>
-        <w:r>
-          <w:rPr>
-            <w:rStyle w:val="Hyperlink"/>
-            <w:rFonts w:hint="eastAsia"/>
-            <w:noProof/>
-            <w:rtl/>
-          </w:rPr>
-          <w:t>ووظائف</w:t>
-        </w:r>
-        <w:r>
-          <w:rPr>
-            <w:rStyle w:val="Hyperlink"/>
-            <w:noProof/>
-            <w:rtl/>
-          </w:rPr>
-          <w:t xml:space="preserve"> </w:t>
+          <w:t xml:space="preserve"> ووظائف </w:t>
         </w:r>
         <w:r>
           <w:rPr>
@@ -4702,7 +4196,87 @@
             <w:noProof/>
             <w:webHidden/>
           </w:rPr>
-          <w:instrText xml:space="preserve"> PAGEREF _Toc237582935 \h </w:instrText>
+          <w:instrText xml:space="preserve"> PAGEREF _Toc237591958 \h </w:instrText>
+        </w:r>
+        <w:r>
+          <w:rPr>
+            <w:noProof/>
+            <w:webHidden/>
+          </w:rPr>
+        </w:r>
+        <w:r>
+          <w:rPr>
+            <w:noProof/>
+            <w:webHidden/>
+          </w:rPr>
+          <w:fldChar w:fldCharType="separate"/>
+        </w:r>
+        <w:r>
+          <w:rPr>
+            <w:noProof/>
+            <w:webHidden/>
+          </w:rPr>
+          <w:t>15</w:t>
+        </w:r>
+        <w:r>
+          <w:rPr>
+            <w:noProof/>
+            <w:webHidden/>
+          </w:rPr>
+          <w:fldChar w:fldCharType="end"/>
+        </w:r>
+      </w:hyperlink>
+    </w:p>
+    <w:p>
+      <w:pPr>
+        <w:pStyle w:val="TableofFigures"/>
+        <w:tabs>
+          <w:tab w:val="right" w:leader="dot" w:pos="8630"/>
+        </w:tabs>
+        <w:rPr>
+          <w:rFonts w:eastAsiaTheme="minorEastAsia" w:cstheme="minorBidi"/>
+          <w:noProof/>
+          <w:sz w:val="22"/>
+          <w:szCs w:val="22"/>
+          <w:lang w:val="en-GB" w:eastAsia="en-GB" w:bidi="ar-SA"/>
+        </w:rPr>
+      </w:pPr>
+      <w:hyperlink w:anchor="_Toc237591959" w:history="1">
+        <w:r>
+          <w:rPr>
+            <w:rStyle w:val="Hyperlink"/>
+            <w:noProof/>
+            <w:rtl/>
+          </w:rPr>
+          <w:t>شكل  6 : التصميم الوظيفي للتحكم في بيئة الـ</w:t>
+        </w:r>
+        <w:r>
+          <w:rPr>
+            <w:rStyle w:val="Hyperlink"/>
+            <w:noProof/>
+          </w:rPr>
+          <w:t>Underlay</w:t>
+        </w:r>
+        <w:r>
+          <w:rPr>
+            <w:noProof/>
+            <w:webHidden/>
+          </w:rPr>
+          <w:tab/>
+        </w:r>
+        <w:r>
+          <w:rPr>
+            <w:noProof/>
+            <w:webHidden/>
+          </w:rPr>
+          <w:fldChar w:fldCharType="begin"/>
+        </w:r>
+        <w:r>
+          <w:rPr>
+            <w:noProof/>
+            <w:webHidden/>
+          </w:rPr>
+          <w:instrText xml:space="preserve"> PAGEREF _Toc237591959 \h </w:instrText>
         </w:r>
         <w:r>
           <w:rPr>
@@ -4747,124 +4321,14 @@
           <w:lang w:val="en-GB" w:eastAsia="en-GB" w:bidi="ar-SA"/>
         </w:rPr>
       </w:pPr>
-      <w:hyperlink w:anchor="_Toc237582936" w:history="1">
-        <w:r>
-          <w:rPr>
-            <w:rStyle w:val="Hyperlink"/>
-            <w:rFonts w:hint="eastAsia"/>
-            <w:noProof/>
-            <w:rtl/>
-          </w:rPr>
-          <w:t>شكل</w:t>
-        </w:r>
+      <w:hyperlink w:anchor="_Toc237591960" w:history="1">
         <w:r>
           <w:rPr>
             <w:rStyle w:val="Hyperlink"/>
             <w:noProof/>
             <w:rtl/>
           </w:rPr>
-          <w:t xml:space="preserve">  6 : </w:t>
-        </w:r>
-        <w:r>
-          <w:rPr>
-            <w:rStyle w:val="Hyperlink"/>
-            <w:rFonts w:hint="eastAsia"/>
-            <w:noProof/>
-            <w:rtl/>
-          </w:rPr>
-          <w:t>التصميم</w:t>
-        </w:r>
-        <w:r>
-          <w:rPr>
-            <w:rStyle w:val="Hyperlink"/>
-            <w:noProof/>
-            <w:rtl/>
-          </w:rPr>
-          <w:t xml:space="preserve"> </w:t>
-        </w:r>
-        <w:r>
-          <w:rPr>
-            <w:rStyle w:val="Hyperlink"/>
-            <w:rFonts w:hint="eastAsia"/>
-            <w:noProof/>
-            <w:rtl/>
-          </w:rPr>
-          <w:t>الوظيفي</w:t>
-        </w:r>
-        <w:r>
-          <w:rPr>
-            <w:rStyle w:val="Hyperlink"/>
-            <w:noProof/>
-            <w:rtl/>
-          </w:rPr>
-          <w:t xml:space="preserve"> </w:t>
-        </w:r>
-        <w:r>
-          <w:rPr>
-            <w:rStyle w:val="Hyperlink"/>
-            <w:rFonts w:hint="eastAsia"/>
-            <w:noProof/>
-            <w:rtl/>
-          </w:rPr>
-          <w:t>للتحكم</w:t>
-        </w:r>
-        <w:r>
-          <w:rPr>
-            <w:rStyle w:val="Hyperlink"/>
-            <w:noProof/>
-            <w:rtl/>
-          </w:rPr>
-          <w:t xml:space="preserve"> </w:t>
-        </w:r>
-        <w:r>
-          <w:rPr>
-            <w:rStyle w:val="Hyperlink"/>
-            <w:rFonts w:hint="eastAsia"/>
-            <w:noProof/>
-            <w:rtl/>
-          </w:rPr>
-          <w:t>في</w:t>
-        </w:r>
-        <w:r>
-          <w:rPr>
-            <w:rStyle w:val="Hyperlink"/>
-            <w:noProof/>
-            <w:rtl/>
-          </w:rPr>
-          <w:t xml:space="preserve"> </w:t>
-        </w:r>
-        <w:r>
-          <w:rPr>
-            <w:rStyle w:val="Hyperlink"/>
-            <w:rFonts w:hint="eastAsia"/>
-            <w:noProof/>
-            <w:rtl/>
-          </w:rPr>
-          <w:t>بيئة</w:t>
-        </w:r>
-        <w:r>
-          <w:rPr>
-            <w:rStyle w:val="Hyperlink"/>
-            <w:noProof/>
-            <w:rtl/>
-          </w:rPr>
-          <w:t xml:space="preserve"> </w:t>
-        </w:r>
-        <w:r>
-          <w:rPr>
-            <w:rStyle w:val="Hyperlink"/>
-            <w:rFonts w:hint="eastAsia"/>
-            <w:noProof/>
-            <w:rtl/>
-          </w:rPr>
-          <w:t>الـ</w:t>
-        </w:r>
-        <w:r>
-          <w:rPr>
-            <w:rStyle w:val="Hyperlink"/>
-            <w:noProof/>
-          </w:rPr>
-          <w:t>Underlay</w:t>
+          <w:t>شكل  7 :  التصميم الوظيفي لمنظومة الإدارة المركزية</w:t>
         </w:r>
         <w:r>
           <w:rPr>
@@ -4885,7 +4349,7 @@
             <w:noProof/>
             <w:webHidden/>
           </w:rPr>
-          <w:instrText xml:space="preserve"> PAGEREF _Toc237582936 \h </w:instrText>
+          <w:instrText xml:space="preserve"> PAGEREF _Toc237591960 \h </w:instrText>
         </w:r>
         <w:r>
           <w:rPr>
@@ -4930,100 +4394,14 @@
           <w:lang w:val="en-GB" w:eastAsia="en-GB" w:bidi="ar-SA"/>
         </w:rPr>
       </w:pPr>
-      <w:hyperlink w:anchor="_Toc237582937" w:history="1">
-        <w:r>
-          <w:rPr>
-            <w:rStyle w:val="Hyperlink"/>
-            <w:rFonts w:hint="eastAsia"/>
-            <w:noProof/>
-            <w:rtl/>
-          </w:rPr>
-          <w:t>شكل</w:t>
-        </w:r>
+      <w:hyperlink w:anchor="_Toc237591961" w:history="1">
         <w:r>
           <w:rPr>
             <w:rStyle w:val="Hyperlink"/>
             <w:noProof/>
             <w:rtl/>
           </w:rPr>
-          <w:t xml:space="preserve">  7 :  </w:t>
-        </w:r>
-        <w:r>
-          <w:rPr>
-            <w:rStyle w:val="Hyperlink"/>
-            <w:rFonts w:hint="eastAsia"/>
-            <w:noProof/>
-            <w:rtl/>
-          </w:rPr>
-          <w:t>التصميم</w:t>
-        </w:r>
-        <w:r>
-          <w:rPr>
-            <w:rStyle w:val="Hyperlink"/>
-            <w:noProof/>
-            <w:rtl/>
-          </w:rPr>
-          <w:t xml:space="preserve"> </w:t>
-        </w:r>
-        <w:r>
-          <w:rPr>
-            <w:rStyle w:val="Hyperlink"/>
-            <w:rFonts w:hint="eastAsia"/>
-            <w:noProof/>
-            <w:rtl/>
-          </w:rPr>
-          <w:t>الوظيفي</w:t>
-        </w:r>
-        <w:r>
-          <w:rPr>
-            <w:rStyle w:val="Hyperlink"/>
-            <w:noProof/>
-            <w:rtl/>
-          </w:rPr>
-          <w:t xml:space="preserve"> </w:t>
-        </w:r>
-        <w:r>
-          <w:rPr>
-            <w:rStyle w:val="Hyperlink"/>
-            <w:rFonts w:hint="eastAsia"/>
-            <w:noProof/>
-            <w:rtl/>
-          </w:rPr>
-          <w:t>لمنظومة</w:t>
-        </w:r>
-        <w:r>
-          <w:rPr>
-            <w:rStyle w:val="Hyperlink"/>
-            <w:noProof/>
-            <w:rtl/>
-          </w:rPr>
-          <w:t xml:space="preserve"> </w:t>
-        </w:r>
-        <w:r>
-          <w:rPr>
-            <w:rStyle w:val="Hyperlink"/>
-            <w:rFonts w:hint="eastAsia"/>
-            <w:noProof/>
-            <w:rtl/>
-          </w:rPr>
-          <w:t>الإدارة</w:t>
-        </w:r>
-        <w:r>
-          <w:rPr>
-            <w:rStyle w:val="Hyperlink"/>
-            <w:noProof/>
-            <w:rtl/>
-          </w:rPr>
-          <w:t xml:space="preserve"> </w:t>
-        </w:r>
-        <w:r>
-          <w:rPr>
-            <w:rStyle w:val="Hyperlink"/>
-            <w:rFonts w:hint="eastAsia"/>
-            <w:noProof/>
-            <w:rtl/>
-          </w:rPr>
-          <w:t>المركزية</w:t>
+          <w:t>شكل  8 : التصميم الوظيفي للوكيل الذكي ونظام التحليل المبني على الأدلة</w:t>
         </w:r>
         <w:r>
           <w:rPr>
@@ -5044,7 +4422,7 @@
             <w:noProof/>
             <w:webHidden/>
           </w:rPr>
-          <w:instrText xml:space="preserve"> PAGEREF _Toc237582937 \h </w:instrText>
+          <w:instrText xml:space="preserve"> PAGEREF _Toc237591961 \h </w:instrText>
         </w:r>
         <w:r>
           <w:rPr>
@@ -5064,7 +4442,7 @@
             <w:noProof/>
             <w:webHidden/>
           </w:rPr>
-          <w:t>18</w:t>
+          <w:t>19</w:t>
         </w:r>
         <w:r>
           <w:rPr>
@@ -5089,168 +4467,14 @@
           <w:lang w:val="en-GB" w:eastAsia="en-GB" w:bidi="ar-SA"/>
         </w:rPr>
       </w:pPr>
-      <w:hyperlink w:anchor="_Toc237582938" w:history="1">
-        <w:r>
-          <w:rPr>
-            <w:rStyle w:val="Hyperlink"/>
-            <w:rFonts w:hint="eastAsia"/>
-            <w:noProof/>
-            <w:rtl/>
-          </w:rPr>
-          <w:t>شكل</w:t>
-        </w:r>
+      <w:hyperlink w:anchor="_Toc237591962" w:history="1">
         <w:r>
           <w:rPr>
             <w:rStyle w:val="Hyperlink"/>
             <w:noProof/>
             <w:rtl/>
           </w:rPr>
-          <w:t xml:space="preserve">  8 : </w:t>
-        </w:r>
-        <w:r>
-          <w:rPr>
-            <w:rStyle w:val="Hyperlink"/>
-            <w:rFonts w:hint="eastAsia"/>
-            <w:noProof/>
-            <w:rtl/>
-          </w:rPr>
-          <w:t>التصميم</w:t>
-        </w:r>
-        <w:r>
-          <w:rPr>
-            <w:rStyle w:val="Hyperlink"/>
-            <w:noProof/>
-            <w:rtl/>
-          </w:rPr>
-          <w:t xml:space="preserve"> </w:t>
-        </w:r>
-        <w:r>
-          <w:rPr>
-            <w:rStyle w:val="Hyperlink"/>
-            <w:rFonts w:hint="eastAsia"/>
-            <w:noProof/>
-            <w:rtl/>
-          </w:rPr>
-          <w:t>الوظيفي</w:t>
-        </w:r>
-        <w:r>
-          <w:rPr>
-            <w:rStyle w:val="Hyperlink"/>
-            <w:noProof/>
-            <w:rtl/>
-          </w:rPr>
-          <w:t xml:space="preserve"> </w:t>
-        </w:r>
-        <w:r>
-          <w:rPr>
-            <w:rStyle w:val="Hyperlink"/>
-            <w:rFonts w:hint="eastAsia"/>
-            <w:noProof/>
-            <w:rtl/>
-          </w:rPr>
-          <w:t>للوكيل</w:t>
-        </w:r>
-        <w:r>
-          <w:rPr>
-            <w:rStyle w:val="Hyperlink"/>
-            <w:noProof/>
-            <w:rtl/>
-          </w:rPr>
-          <w:t xml:space="preserve"> </w:t>
-        </w:r>
-        <w:r>
-          <w:rPr>
-            <w:rStyle w:val="Hyperlink"/>
-            <w:rFonts w:hint="eastAsia"/>
-            <w:noProof/>
-            <w:rtl/>
-          </w:rPr>
-          <w:t>الذكي</w:t>
-        </w:r>
-        <w:r>
-          <w:rPr>
-            <w:rStyle w:val="Hyperlink"/>
-            <w:noProof/>
-            <w:rtl/>
-          </w:rPr>
-          <w:t xml:space="preserve"> </w:t>
-        </w:r>
-        <w:r>
-          <w:rPr>
-            <w:rStyle w:val="Hyperlink"/>
-            <w:rFonts w:hint="eastAsia"/>
-            <w:noProof/>
-            <w:rtl/>
-          </w:rPr>
-          <w:t>ونظام</w:t>
-        </w:r>
-        <w:r>
-          <w:rPr>
-            <w:rStyle w:val="Hyperlink"/>
-            <w:noProof/>
-            <w:rtl/>
-          </w:rPr>
-          <w:t xml:space="preserve"> </w:t>
-        </w:r>
-        <w:r>
-          <w:rPr>
-            <w:rStyle w:val="Hyperlink"/>
-            <w:rFonts w:hint="eastAsia"/>
-            <w:noProof/>
-            <w:rtl/>
-          </w:rPr>
-          <w:t>التحليل</w:t>
-        </w:r>
-        <w:r>
-          <w:rPr>
-            <w:rStyle w:val="Hyperlink"/>
-            <w:noProof/>
-            <w:rtl/>
-          </w:rPr>
-          <w:t xml:space="preserve"> </w:t>
-        </w:r>
-        <w:r>
-          <w:rPr>
-            <w:rStyle w:val="Hyperlink"/>
-            <w:rFonts w:hint="eastAsia"/>
-            <w:noProof/>
-            <w:rtl/>
-          </w:rPr>
-          <w:t>المبني</w:t>
-        </w:r>
-        <w:r>
-          <w:rPr>
-            <w:rStyle w:val="Hyperlink"/>
-            <w:noProof/>
-            <w:rtl/>
-          </w:rPr>
-          <w:t xml:space="preserve"> </w:t>
-        </w:r>
-        <w:r>
-          <w:rPr>
-            <w:rStyle w:val="Hyperlink"/>
-            <w:rFonts w:hint="eastAsia"/>
-            <w:noProof/>
-            <w:rtl/>
-          </w:rPr>
-          <w:t>على</w:t>
-        </w:r>
-        <w:r>
-          <w:rPr>
-            <w:rStyle w:val="Hyperlink"/>
-            <w:noProof/>
-            <w:rtl/>
-          </w:rPr>
-          <w:t xml:space="preserve"> </w:t>
-        </w:r>
-        <w:r>
-          <w:rPr>
-            <w:rStyle w:val="Hyperlink"/>
-            <w:rFonts w:hint="eastAsia"/>
-            <w:noProof/>
-            <w:rtl/>
-          </w:rPr>
-          <w:t>الأدلة</w:t>
+          <w:t>شكل  9 :بيئة الشبكة المختبرية بعد تشغيل النظام</w:t>
         </w:r>
         <w:r>
           <w:rPr>
@@ -5271,7 +4495,7 @@
             <w:noProof/>
             <w:webHidden/>
           </w:rPr>
-          <w:instrText xml:space="preserve"> PAGEREF _Toc237582938 \h </w:instrText>
+          <w:instrText xml:space="preserve"> PAGEREF _Toc237591962 \h </w:instrText>
         </w:r>
         <w:r>
           <w:rPr>
@@ -5291,7 +4515,7 @@
             <w:noProof/>
             <w:webHidden/>
           </w:rPr>
-          <w:t>20</w:t>
+          <w:t>27</w:t>
         </w:r>
         <w:r>
           <w:rPr>
@@ -5316,117 +4540,55 @@
           <w:lang w:val="en-GB" w:eastAsia="en-GB" w:bidi="ar-SA"/>
         </w:rPr>
       </w:pPr>
-      <w:hyperlink w:anchor="_Toc237582939" w:history="1">
+      <w:hyperlink w:anchor="_Toc237591963" w:history="1">
         <w:r>
           <w:rPr>
             <w:rStyle w:val="Hyperlink"/>
-            <w:rFonts w:hint="eastAsia"/>
             <w:noProof/>
             <w:rtl/>
           </w:rPr>
-          <w:t>شكل</w:t>
+          <w:t>شكل  10</w:t>
+        </w:r>
+        <w:r>
+          <w:rPr>
+            <w:rStyle w:val="Hyperlink"/>
+            <w:noProof/>
+          </w:rPr>
+          <w:t xml:space="preserve"> </w:t>
+        </w:r>
+        <w:r>
+          <w:rPr>
+            <w:rStyle w:val="Hyperlink"/>
+            <w:noProof/>
+            <w:lang w:val="en-GB"/>
+          </w:rPr>
+          <w:t xml:space="preserve">: </w:t>
         </w:r>
         <w:r>
           <w:rPr>
             <w:rStyle w:val="Hyperlink"/>
             <w:noProof/>
             <w:rtl/>
+            <w:lang w:val="en-GB"/>
           </w:rPr>
-          <w:t xml:space="preserve">  9 :</w:t>
+          <w:t>الحالة التشغيلية لأنفاق الـ</w:t>
         </w:r>
         <w:r>
           <w:rPr>
             <w:rStyle w:val="Hyperlink"/>
-            <w:rFonts w:hint="eastAsia"/>
             <w:noProof/>
-            <w:rtl/>
+            <w:lang w:val="en-GB"/>
           </w:rPr>
-          <w:t>بيئة</w:t>
+          <w:t xml:space="preserve"> Secure Overlay </w:t>
         </w:r>
         <w:r>
           <w:rPr>
             <w:rStyle w:val="Hyperlink"/>
             <w:noProof/>
             <w:rtl/>
+            <w:lang w:val="en-GB"/>
           </w:rPr>
-          <w:t xml:space="preserve"> </w:t>
-        </w:r>
-        <w:r>
-          <w:rPr>
-            <w:rStyle w:val="Hyperlink"/>
-            <w:rFonts w:hint="eastAsia"/>
-            <w:noProof/>
-            <w:rtl/>
-          </w:rPr>
-          <w:t>الشبكة</w:t>
-        </w:r>
-        <w:r>
-          <w:rPr>
-            <w:rStyle w:val="Hyperlink"/>
-            <w:noProof/>
-            <w:rtl/>
-          </w:rPr>
-          <w:t xml:space="preserve"> </w:t>
-        </w:r>
-        <w:r>
-          <w:rPr>
-            <w:rStyle w:val="Hyperlink"/>
-            <w:rFonts w:hint="eastAsia"/>
-            <w:noProof/>
-            <w:rtl/>
-          </w:rPr>
-          <w:t>المختبرية</w:t>
-        </w:r>
-        <w:r>
-          <w:rPr>
-            <w:rStyle w:val="Hyperlink"/>
-            <w:noProof/>
-            <w:rtl/>
-          </w:rPr>
-          <w:t xml:space="preserve"> </w:t>
-        </w:r>
-        <w:r>
-          <w:rPr>
-            <w:rStyle w:val="Hyperlink"/>
-            <w:rFonts w:hint="eastAsia"/>
-            <w:noProof/>
-            <w:rtl/>
-          </w:rPr>
-          <w:t>بعد</w:t>
-        </w:r>
-        <w:r>
-          <w:rPr>
-            <w:rStyle w:val="Hyperlink"/>
-            <w:noProof/>
-            <w:rtl/>
-          </w:rPr>
-          <w:t xml:space="preserve"> </w:t>
-        </w:r>
-        <w:r>
-          <w:rPr>
-            <w:rStyle w:val="Hyperlink"/>
-            <w:rFonts w:hint="eastAsia"/>
-            <w:noProof/>
-            <w:rtl/>
-          </w:rPr>
-          <w:t>تشغيل</w:t>
-        </w:r>
-        <w:r>
-          <w:rPr>
-            <w:rStyle w:val="Hyperlink"/>
-            <w:noProof/>
-            <w:rtl/>
-          </w:rPr>
-          <w:t xml:space="preserve"> </w:t>
-        </w:r>
-        <w:r>
-          <w:rPr>
-            <w:rStyle w:val="Hyperlink"/>
-            <w:rFonts w:hint="eastAsia"/>
-            <w:noProof/>
-            <w:rtl/>
-          </w:rPr>
-          <w:t>النظام</w:t>
+          <w:t>الخاصة بأحد الفروع</w:t>
         </w:r>
         <w:r>
           <w:rPr>
@@ -5447,7 +4609,7 @@
             <w:noProof/>
             <w:webHidden/>
           </w:rPr>
-          <w:instrText xml:space="preserve"> PAGEREF _Toc237582939 \h </w:instrText>
+          <w:instrText xml:space="preserve"> PAGEREF _Toc237591963 \h </w:instrText>
         </w:r>
         <w:r>
           <w:rPr>
@@ -5492,177 +4654,21 @@
           <w:lang w:val="en-GB" w:eastAsia="en-GB" w:bidi="ar-SA"/>
         </w:rPr>
       </w:pPr>
-      <w:hyperlink w:anchor="_Toc237582940" w:history="1">
-        <w:r>
-          <w:rPr>
-            <w:rStyle w:val="Hyperlink"/>
-            <w:rFonts w:hint="eastAsia"/>
-            <w:noProof/>
-            <w:rtl/>
-          </w:rPr>
-          <w:t>شكل</w:t>
-        </w:r>
+      <w:hyperlink w:anchor="_Toc237591964" w:history="1">
         <w:r>
           <w:rPr>
             <w:rStyle w:val="Hyperlink"/>
             <w:noProof/>
             <w:rtl/>
           </w:rPr>
-          <w:t xml:space="preserve">  10</w:t>
+          <w:t xml:space="preserve">شكل  11 : نموذج للحالة التشغيلية وقرار اختيار المسار في </w:t>
         </w:r>
         <w:r>
           <w:rPr>
             <w:rStyle w:val="Hyperlink"/>
             <w:noProof/>
           </w:rPr>
-          <w:t xml:space="preserve"> </w:t>
-        </w:r>
-        <w:r>
-          <w:rPr>
-            <w:rStyle w:val="Hyperlink"/>
-            <w:noProof/>
-            <w:lang w:val="en-GB"/>
-          </w:rPr>
-          <w:t xml:space="preserve">: </w:t>
-        </w:r>
-        <w:r>
-          <w:rPr>
-            <w:rStyle w:val="Hyperlink"/>
-            <w:rFonts w:hint="eastAsia"/>
-            <w:noProof/>
-            <w:rtl/>
-            <w:lang w:val="en-GB"/>
-          </w:rPr>
-          <w:t>الحالة</w:t>
-        </w:r>
-        <w:r>
-          <w:rPr>
-            <w:rStyle w:val="Hyperlink"/>
-            <w:noProof/>
-            <w:rtl/>
-            <w:lang w:val="en-GB"/>
-          </w:rPr>
-          <w:t xml:space="preserve"> </w:t>
-        </w:r>
-        <w:r>
-          <w:rPr>
-            <w:rStyle w:val="Hyperlink"/>
-            <w:rFonts w:hint="eastAsia"/>
-            <w:noProof/>
-            <w:rtl/>
-            <w:lang w:val="en-GB"/>
-          </w:rPr>
-          <w:t>التشغيلية</w:t>
-        </w:r>
-        <w:r>
-          <w:rPr>
-            <w:rStyle w:val="Hyperlink"/>
-            <w:noProof/>
-            <w:rtl/>
-            <w:lang w:val="en-GB"/>
-          </w:rPr>
-          <w:t xml:space="preserve"> </w:t>
-        </w:r>
-        <w:r>
-          <w:rPr>
-            <w:rStyle w:val="Hyperlink"/>
-            <w:rFonts w:hint="eastAsia"/>
-            <w:noProof/>
-            <w:rtl/>
-            <w:lang w:val="en-GB"/>
-          </w:rPr>
-          <w:t>لأنفاق</w:t>
-        </w:r>
-        <w:r>
-          <w:rPr>
-            <w:rStyle w:val="Hyperlink"/>
-            <w:noProof/>
-            <w:rtl/>
-            <w:lang w:val="en-GB"/>
-          </w:rPr>
-          <w:t xml:space="preserve"> </w:t>
-        </w:r>
-        <w:r>
-          <w:rPr>
-            <w:rStyle w:val="Hyperlink"/>
-            <w:rFonts w:hint="eastAsia"/>
-            <w:noProof/>
-            <w:rtl/>
-            <w:lang w:val="en-GB"/>
-          </w:rPr>
-          <w:t>الـ</w:t>
-        </w:r>
-        <w:r>
-          <w:rPr>
-            <w:rStyle w:val="Hyperlink"/>
-            <w:noProof/>
-            <w:lang w:val="en-GB"/>
-          </w:rPr>
-          <w:t xml:space="preserve"> Secur</w:t>
-        </w:r>
-        <w:r>
-          <w:rPr>
-            <w:rStyle w:val="Hyperlink"/>
-            <w:noProof/>
-            <w:lang w:val="en-GB"/>
-          </w:rPr>
-          <w:t>e</w:t>
-        </w:r>
-        <w:r>
-          <w:rPr>
-            <w:rStyle w:val="Hyperlink"/>
-            <w:noProof/>
-            <w:lang w:val="en-GB"/>
-          </w:rPr>
-          <w:t xml:space="preserve"> Overlay </w:t>
-        </w:r>
-        <w:r>
-          <w:rPr>
-            <w:rStyle w:val="Hyperlink"/>
-            <w:rFonts w:hint="eastAsia"/>
-            <w:noProof/>
-            <w:rtl/>
-            <w:lang w:val="en-GB"/>
-          </w:rPr>
-          <w:t>الخاصة</w:t>
-        </w:r>
-        <w:r>
-          <w:rPr>
-            <w:rStyle w:val="Hyperlink"/>
-            <w:noProof/>
-            <w:rtl/>
-            <w:lang w:val="en-GB"/>
-          </w:rPr>
-          <w:t xml:space="preserve"> </w:t>
-        </w:r>
-        <w:r>
-          <w:rPr>
-            <w:rStyle w:val="Hyperlink"/>
-            <w:rFonts w:hint="eastAsia"/>
-            <w:noProof/>
-            <w:rtl/>
-            <w:lang w:val="en-GB"/>
-          </w:rPr>
-          <w:t>بأحد</w:t>
-        </w:r>
-        <w:r>
-          <w:rPr>
-            <w:rStyle w:val="Hyperlink"/>
-            <w:noProof/>
-            <w:rtl/>
-            <w:lang w:val="en-GB"/>
-          </w:rPr>
-          <w:t xml:space="preserve"> </w:t>
-        </w:r>
-        <w:r>
-          <w:rPr>
-            <w:rStyle w:val="Hyperlink"/>
-            <w:rFonts w:hint="eastAsia"/>
-            <w:noProof/>
-            <w:rtl/>
-            <w:lang w:val="en-GB"/>
-          </w:rPr>
-          <w:t>الفروع</w:t>
+          <w:t>WAN Edge</w:t>
         </w:r>
         <w:r>
           <w:rPr>
@@ -5683,7 +4689,7 @@
             <w:noProof/>
             <w:webHidden/>
           </w:rPr>
-          <w:instrText xml:space="preserve"> PAGEREF _Toc237582940 \h </w:instrText>
+          <w:instrText xml:space="preserve"> PAGEREF _Toc237591964 \h </w:instrText>
         </w:r>
         <w:r>
           <w:rPr>
@@ -5703,7 +4709,7 @@
             <w:noProof/>
             <w:webHidden/>
           </w:rPr>
-          <w:t>29</w:t>
+          <w:t>30</w:t>
         </w:r>
         <w:r>
           <w:rPr>
@@ -5716,128 +4722,6 @@
     </w:p>
     <w:p>
       <w:pPr>
-        <w:rPr>
-          <w:rtl/>
-        </w:rPr>
-      </w:pPr>
-      <w:r>
-        <w:rPr>
-          <w:rtl/>
-        </w:rPr>
-        <w:fldChar w:fldCharType="end"/>
-      </w:r>
-    </w:p>
-    <w:p>
-      <w:pPr>
-        <w:rPr>
-          <w:rtl/>
-        </w:rPr>
-      </w:pPr>
-    </w:p>
-    <w:p>
-      <w:pPr>
-        <w:rPr>
-          <w:rtl/>
-        </w:rPr>
-      </w:pPr>
-    </w:p>
-    <w:p>
-      <w:pPr>
-        <w:rPr>
-          <w:rtl/>
-        </w:rPr>
-      </w:pPr>
-    </w:p>
-    <w:p>
-      <w:pPr>
-        <w:rPr>
-          <w:rtl/>
-        </w:rPr>
-      </w:pPr>
-    </w:p>
-    <w:p>
-      <w:pPr>
-        <w:rPr>
-          <w:rtl/>
-        </w:rPr>
-      </w:pPr>
-    </w:p>
-    <w:p>
-      <w:pPr>
-        <w:rPr>
-          <w:rtl/>
-        </w:rPr>
-      </w:pPr>
-    </w:p>
-    <w:p>
-      <w:pPr>
-        <w:rPr>
-          <w:rtl/>
-        </w:rPr>
-      </w:pPr>
-    </w:p>
-    <w:p>
-      <w:pPr>
-        <w:rPr>
-          <w:rtl/>
-        </w:rPr>
-      </w:pPr>
-    </w:p>
-    <w:p>
-      <w:pPr>
-        <w:rPr>
-          <w:rtl/>
-        </w:rPr>
-      </w:pPr>
-    </w:p>
-    <w:p>
-      <w:pPr>
-        <w:rPr>
-          <w:rtl/>
-        </w:rPr>
-      </w:pPr>
-    </w:p>
-    <w:p>
-      <w:pPr>
-        <w:rPr>
-          <w:rtl/>
-        </w:rPr>
-      </w:pPr>
-    </w:p>
-    <w:p>
-      <w:pPr>
-        <w:pStyle w:val="Heading1"/>
-        <w:rPr>
-          <w:rtl/>
-        </w:rPr>
-      </w:pPr>
-      <w:bookmarkStart w:id="2" w:name="_Toc237574881"/>
-      <w:r>
-        <w:rPr>
-          <w:rFonts w:hint="cs"/>
-          <w:rtl/>
-        </w:rPr>
-        <w:lastRenderedPageBreak/>
-        <w:t>قائمة</w:t>
-      </w:r>
-      <w:r>
-        <w:rPr>
-          <w:rFonts w:hint="cs"/>
-          <w:rtl/>
-        </w:rPr>
-        <w:t xml:space="preserve"> الجداول</w:t>
-      </w:r>
-      <w:bookmarkEnd w:id="2"/>
-    </w:p>
-    <w:p>
-      <w:pPr>
-        <w:rPr>
-          <w:rtl/>
-        </w:rPr>
-      </w:pPr>
-    </w:p>
-    <w:p>
-      <w:pPr>
         <w:pStyle w:val="TableofFigures"/>
         <w:tabs>
           <w:tab w:val="right" w:leader="dot" w:pos="8630"/>
@@ -5850,153 +4734,31 @@
           <w:lang w:val="en-GB" w:eastAsia="en-GB" w:bidi="ar-SA"/>
         </w:rPr>
       </w:pPr>
-      <w:r>
-        <w:rPr>
-          <w:rtl/>
-        </w:rPr>
-        <w:fldChar w:fldCharType="begin"/>
-      </w:r>
-      <w:r>
-        <w:rPr>
-          <w:rtl/>
-        </w:rPr>
-        <w:instrText xml:space="preserve"> </w:instrText>
-      </w:r>
-      <w:r>
-        <w:instrText>TOC</w:instrText>
-      </w:r>
-      <w:r>
-        <w:rPr>
-          <w:rtl/>
-        </w:rPr>
-        <w:instrText xml:space="preserve"> \</w:instrText>
-      </w:r>
-      <w:r>
-        <w:instrText>h \z \c</w:instrText>
-      </w:r>
-      <w:r>
-        <w:rPr>
-          <w:rtl/>
-        </w:rPr>
-        <w:instrText xml:space="preserve"> "الجدول " </w:instrText>
-      </w:r>
-      <w:r>
-        <w:rPr>
-          <w:rtl/>
-        </w:rPr>
-        <w:fldChar w:fldCharType="separate"/>
-      </w:r>
-      <w:hyperlink w:anchor="_Toc237577225" w:history="1">
+      <w:hyperlink w:anchor="_Toc237591965" w:history="1">
         <w:r>
           <w:rPr>
             <w:rStyle w:val="Hyperlink"/>
-            <w:rFonts w:hint="eastAsia"/>
             <w:noProof/>
             <w:rtl/>
           </w:rPr>
-          <w:t>الجدول</w:t>
+          <w:t>شكل  13</w:t>
+        </w:r>
+        <w:r>
+          <w:rPr>
+            <w:rStyle w:val="Hyperlink"/>
+            <w:noProof/>
+            <w:lang w:val="en-GB"/>
+          </w:rPr>
+          <w:t xml:space="preserve">: </w:t>
         </w:r>
         <w:r>
           <w:rPr>
             <w:rStyle w:val="Hyperlink"/>
             <w:noProof/>
             <w:rtl/>
+            <w:lang w:val="en-GB"/>
           </w:rPr>
-          <w:t xml:space="preserve">  1 : </w:t>
-        </w:r>
-        <w:r>
-          <w:rPr>
-            <w:rStyle w:val="Hyperlink"/>
-            <w:rFonts w:hint="eastAsia"/>
-            <w:noProof/>
-            <w:rtl/>
-          </w:rPr>
-          <w:t>أدوات</w:t>
-        </w:r>
-        <w:r>
-          <w:rPr>
-            <w:rStyle w:val="Hyperlink"/>
-            <w:noProof/>
-            <w:rtl/>
-          </w:rPr>
-          <w:t xml:space="preserve"> </w:t>
-        </w:r>
-        <w:r>
-          <w:rPr>
-            <w:rStyle w:val="Hyperlink"/>
-            <w:rFonts w:hint="eastAsia"/>
-            <w:noProof/>
-            <w:rtl/>
-          </w:rPr>
-          <w:t>بيئة</w:t>
-        </w:r>
-        <w:r>
-          <w:rPr>
-            <w:rStyle w:val="Hyperlink"/>
-            <w:noProof/>
-            <w:rtl/>
-          </w:rPr>
-          <w:t xml:space="preserve"> </w:t>
-        </w:r>
-        <w:r>
-          <w:rPr>
-            <w:rStyle w:val="Hyperlink"/>
-            <w:rFonts w:hint="eastAsia"/>
-            <w:noProof/>
-            <w:rtl/>
-          </w:rPr>
-          <w:t>التشغيل</w:t>
-        </w:r>
-        <w:r>
-          <w:rPr>
-            <w:rStyle w:val="Hyperlink"/>
-            <w:noProof/>
-            <w:rtl/>
-          </w:rPr>
-          <w:t xml:space="preserve"> </w:t>
-        </w:r>
-        <w:r>
-          <w:rPr>
-            <w:rStyle w:val="Hyperlink"/>
-            <w:rFonts w:hint="eastAsia"/>
-            <w:noProof/>
-            <w:rtl/>
-          </w:rPr>
-          <w:t>و</w:t>
-        </w:r>
-        <w:r>
-          <w:rPr>
-            <w:rStyle w:val="Hyperlink"/>
-            <w:noProof/>
-            <w:rtl/>
-          </w:rPr>
-          <w:t xml:space="preserve"> </w:t>
-        </w:r>
-        <w:r>
-          <w:rPr>
-            <w:rStyle w:val="Hyperlink"/>
-            <w:rFonts w:hint="eastAsia"/>
-            <w:noProof/>
-            <w:rtl/>
-          </w:rPr>
-          <w:t>بناء</w:t>
-        </w:r>
-        <w:r>
-          <w:rPr>
-            <w:rStyle w:val="Hyperlink"/>
-            <w:noProof/>
-            <w:rtl/>
-          </w:rPr>
-          <w:t xml:space="preserve"> </w:t>
-        </w:r>
-        <w:r>
-          <w:rPr>
-            <w:rStyle w:val="Hyperlink"/>
-            <w:rFonts w:hint="eastAsia"/>
-            <w:noProof/>
-            <w:rtl/>
-          </w:rPr>
-          <w:t>المختبر</w:t>
+          <w:t>المواقع المسجلة وحالتها من خلال واجهة الإدارة المركزية</w:t>
         </w:r>
         <w:r>
           <w:rPr>
@@ -6017,7 +4779,7 @@
             <w:noProof/>
             <w:webHidden/>
           </w:rPr>
-          <w:instrText xml:space="preserve"> PAGEREF _Toc237577225 \h </w:instrText>
+          <w:instrText xml:space="preserve"> PAGEREF _Toc237591965 \h </w:instrText>
         </w:r>
         <w:r>
           <w:rPr>
@@ -6037,7 +4799,7 @@
             <w:noProof/>
             <w:webHidden/>
           </w:rPr>
-          <w:t>21</w:t>
+          <w:t>31</w:t>
         </w:r>
         <w:r>
           <w:rPr>
@@ -6062,133 +4824,14 @@
           <w:lang w:val="en-GB" w:eastAsia="en-GB" w:bidi="ar-SA"/>
         </w:rPr>
       </w:pPr>
-      <w:hyperlink w:anchor="_Toc237577226" w:history="1">
-        <w:r>
-          <w:rPr>
-            <w:rStyle w:val="Hyperlink"/>
-            <w:rFonts w:hint="eastAsia"/>
-            <w:noProof/>
-            <w:rtl/>
-          </w:rPr>
-          <w:t>الجدول</w:t>
-        </w:r>
+      <w:hyperlink w:anchor="_Toc237591966" w:history="1">
         <w:r>
           <w:rPr>
             <w:rStyle w:val="Hyperlink"/>
             <w:noProof/>
             <w:rtl/>
           </w:rPr>
-          <w:t xml:space="preserve">  2 : </w:t>
-        </w:r>
-        <w:r>
-          <w:rPr>
-            <w:rStyle w:val="Hyperlink"/>
-            <w:rFonts w:hint="eastAsia"/>
-            <w:noProof/>
-            <w:rtl/>
-          </w:rPr>
-          <w:t>التقنيات</w:t>
-        </w:r>
-        <w:r>
-          <w:rPr>
-            <w:rStyle w:val="Hyperlink"/>
-            <w:noProof/>
-            <w:rtl/>
-          </w:rPr>
-          <w:t xml:space="preserve"> </w:t>
-        </w:r>
-        <w:r>
-          <w:rPr>
-            <w:rStyle w:val="Hyperlink"/>
-            <w:rFonts w:hint="eastAsia"/>
-            <w:noProof/>
-            <w:rtl/>
-          </w:rPr>
-          <w:t>المستخدمة</w:t>
-        </w:r>
-        <w:r>
-          <w:rPr>
-            <w:rStyle w:val="Hyperlink"/>
-            <w:noProof/>
-            <w:rtl/>
-          </w:rPr>
-          <w:t xml:space="preserve"> </w:t>
-        </w:r>
-        <w:r>
-          <w:rPr>
-            <w:rStyle w:val="Hyperlink"/>
-            <w:rFonts w:hint="eastAsia"/>
-            <w:noProof/>
-            <w:rtl/>
-          </w:rPr>
-          <w:t>في</w:t>
-        </w:r>
-        <w:r>
-          <w:rPr>
-            <w:rStyle w:val="Hyperlink"/>
-            <w:noProof/>
-            <w:rtl/>
-          </w:rPr>
-          <w:t xml:space="preserve"> </w:t>
-        </w:r>
-        <w:r>
-          <w:rPr>
-            <w:rStyle w:val="Hyperlink"/>
-            <w:rFonts w:hint="eastAsia"/>
-            <w:noProof/>
-            <w:rtl/>
-          </w:rPr>
-          <w:t>تنفيذ</w:t>
-        </w:r>
-        <w:r>
-          <w:rPr>
-            <w:rStyle w:val="Hyperlink"/>
-            <w:noProof/>
-            <w:rtl/>
-          </w:rPr>
-          <w:t xml:space="preserve"> </w:t>
-        </w:r>
-        <w:r>
-          <w:rPr>
-            <w:rStyle w:val="Hyperlink"/>
-            <w:rFonts w:hint="eastAsia"/>
-            <w:noProof/>
-            <w:rtl/>
-          </w:rPr>
-          <w:t>بيئة</w:t>
-        </w:r>
-        <w:r>
-          <w:rPr>
-            <w:rStyle w:val="Hyperlink"/>
-            <w:noProof/>
-            <w:rtl/>
-          </w:rPr>
-          <w:t xml:space="preserve"> </w:t>
-        </w:r>
-        <w:r>
-          <w:rPr>
-            <w:rStyle w:val="Hyperlink"/>
-            <w:rFonts w:hint="eastAsia"/>
-            <w:noProof/>
-            <w:rtl/>
-          </w:rPr>
-          <w:t>ال</w:t>
-        </w:r>
-        <w:r>
-          <w:rPr>
-            <w:rStyle w:val="Hyperlink"/>
-            <w:noProof/>
-            <w:rtl/>
-          </w:rPr>
-          <w:t xml:space="preserve"> </w:t>
-        </w:r>
-        <w:r>
-          <w:rPr>
-            <w:rStyle w:val="Hyperlink"/>
-            <w:noProof/>
-            <w:lang w:val="en-GB"/>
-          </w:rPr>
-          <w:t>underlay</w:t>
+          <w:t>شكل  14: المراحل الرئيسية لدورة حياة الفرع</w:t>
         </w:r>
         <w:r>
           <w:rPr>
@@ -6209,7 +4852,793 @@
             <w:noProof/>
             <w:webHidden/>
           </w:rPr>
-          <w:instrText xml:space="preserve"> PAGEREF _Toc237577226 \h </w:instrText>
+          <w:instrText xml:space="preserve"> PAGEREF _Toc237591966 \h </w:instrText>
+        </w:r>
+        <w:r>
+          <w:rPr>
+            <w:noProof/>
+            <w:webHidden/>
+          </w:rPr>
+        </w:r>
+        <w:r>
+          <w:rPr>
+            <w:noProof/>
+            <w:webHidden/>
+          </w:rPr>
+          <w:fldChar w:fldCharType="separate"/>
+        </w:r>
+        <w:r>
+          <w:rPr>
+            <w:noProof/>
+            <w:webHidden/>
+          </w:rPr>
+          <w:t>31</w:t>
+        </w:r>
+        <w:r>
+          <w:rPr>
+            <w:noProof/>
+            <w:webHidden/>
+          </w:rPr>
+          <w:fldChar w:fldCharType="end"/>
+        </w:r>
+      </w:hyperlink>
+    </w:p>
+    <w:p>
+      <w:pPr>
+        <w:pStyle w:val="TableofFigures"/>
+        <w:tabs>
+          <w:tab w:val="right" w:leader="dot" w:pos="8630"/>
+        </w:tabs>
+        <w:rPr>
+          <w:rFonts w:eastAsiaTheme="minorEastAsia" w:cstheme="minorBidi"/>
+          <w:noProof/>
+          <w:sz w:val="22"/>
+          <w:szCs w:val="22"/>
+          <w:lang w:val="en-GB" w:eastAsia="en-GB" w:bidi="ar-SA"/>
+        </w:rPr>
+      </w:pPr>
+      <w:hyperlink w:anchor="_Toc237591967" w:history="1">
+        <w:r>
+          <w:rPr>
+            <w:rStyle w:val="Hyperlink"/>
+            <w:noProof/>
+            <w:rtl/>
+          </w:rPr>
+          <w:t>شكل  15</w:t>
+        </w:r>
+        <w:r>
+          <w:rPr>
+            <w:rStyle w:val="Hyperlink"/>
+            <w:noProof/>
+            <w:lang w:val="en-GB"/>
+          </w:rPr>
+          <w:t xml:space="preserve"> : </w:t>
+        </w:r>
+        <w:r>
+          <w:rPr>
+            <w:rStyle w:val="Hyperlink"/>
+            <w:noProof/>
+            <w:rtl/>
+            <w:lang w:val="en-GB"/>
+          </w:rPr>
+          <w:t>طلب إنشاء فرع جديد</w:t>
+        </w:r>
+        <w:r>
+          <w:rPr>
+            <w:noProof/>
+            <w:webHidden/>
+          </w:rPr>
+          <w:tab/>
+        </w:r>
+        <w:r>
+          <w:rPr>
+            <w:noProof/>
+            <w:webHidden/>
+          </w:rPr>
+          <w:fldChar w:fldCharType="begin"/>
+        </w:r>
+        <w:r>
+          <w:rPr>
+            <w:noProof/>
+            <w:webHidden/>
+          </w:rPr>
+          <w:instrText xml:space="preserve"> PAGEREF _Toc237591967 \h </w:instrText>
+        </w:r>
+        <w:r>
+          <w:rPr>
+            <w:noProof/>
+            <w:webHidden/>
+          </w:rPr>
+        </w:r>
+        <w:r>
+          <w:rPr>
+            <w:noProof/>
+            <w:webHidden/>
+          </w:rPr>
+          <w:fldChar w:fldCharType="separate"/>
+        </w:r>
+        <w:r>
+          <w:rPr>
+            <w:noProof/>
+            <w:webHidden/>
+          </w:rPr>
+          <w:t>32</w:t>
+        </w:r>
+        <w:r>
+          <w:rPr>
+            <w:noProof/>
+            <w:webHidden/>
+          </w:rPr>
+          <w:fldChar w:fldCharType="end"/>
+        </w:r>
+      </w:hyperlink>
+    </w:p>
+    <w:p>
+      <w:pPr>
+        <w:pStyle w:val="TableofFigures"/>
+        <w:tabs>
+          <w:tab w:val="right" w:leader="dot" w:pos="8630"/>
+        </w:tabs>
+        <w:rPr>
+          <w:rFonts w:eastAsiaTheme="minorEastAsia" w:cstheme="minorBidi"/>
+          <w:noProof/>
+          <w:sz w:val="22"/>
+          <w:szCs w:val="22"/>
+          <w:lang w:val="en-GB" w:eastAsia="en-GB" w:bidi="ar-SA"/>
+        </w:rPr>
+      </w:pPr>
+      <w:hyperlink w:anchor="_Toc237591968" w:history="1">
+        <w:r>
+          <w:rPr>
+            <w:rStyle w:val="Hyperlink"/>
+            <w:noProof/>
+            <w:rtl/>
+          </w:rPr>
+          <w:t>شكل  16 : الحالة النهائية لعملية إنشاء فرع ديناميكي</w:t>
+        </w:r>
+        <w:r>
+          <w:rPr>
+            <w:noProof/>
+            <w:webHidden/>
+          </w:rPr>
+          <w:tab/>
+        </w:r>
+        <w:r>
+          <w:rPr>
+            <w:noProof/>
+            <w:webHidden/>
+          </w:rPr>
+          <w:fldChar w:fldCharType="begin"/>
+        </w:r>
+        <w:r>
+          <w:rPr>
+            <w:noProof/>
+            <w:webHidden/>
+          </w:rPr>
+          <w:instrText xml:space="preserve"> PAGEREF _Toc237591968 \h </w:instrText>
+        </w:r>
+        <w:r>
+          <w:rPr>
+            <w:noProof/>
+            <w:webHidden/>
+          </w:rPr>
+        </w:r>
+        <w:r>
+          <w:rPr>
+            <w:noProof/>
+            <w:webHidden/>
+          </w:rPr>
+          <w:fldChar w:fldCharType="separate"/>
+        </w:r>
+        <w:r>
+          <w:rPr>
+            <w:noProof/>
+            <w:webHidden/>
+          </w:rPr>
+          <w:t>32</w:t>
+        </w:r>
+        <w:r>
+          <w:rPr>
+            <w:noProof/>
+            <w:webHidden/>
+          </w:rPr>
+          <w:fldChar w:fldCharType="end"/>
+        </w:r>
+      </w:hyperlink>
+    </w:p>
+    <w:p>
+      <w:pPr>
+        <w:pStyle w:val="TableofFigures"/>
+        <w:tabs>
+          <w:tab w:val="right" w:leader="dot" w:pos="8630"/>
+        </w:tabs>
+        <w:rPr>
+          <w:rFonts w:eastAsiaTheme="minorEastAsia" w:cstheme="minorBidi"/>
+          <w:noProof/>
+          <w:sz w:val="22"/>
+          <w:szCs w:val="22"/>
+          <w:lang w:val="en-GB" w:eastAsia="en-GB" w:bidi="ar-SA"/>
+        </w:rPr>
+      </w:pPr>
+      <w:hyperlink w:anchor="_Toc237591969" w:history="1">
+        <w:r>
+          <w:rPr>
+            <w:rStyle w:val="Hyperlink"/>
+            <w:noProof/>
+            <w:rtl/>
+          </w:rPr>
+          <w:t>شكل  17</w:t>
+        </w:r>
+        <w:r>
+          <w:rPr>
+            <w:rStyle w:val="Hyperlink"/>
+            <w:noProof/>
+            <w:lang w:val="en-GB"/>
+          </w:rPr>
+          <w:t xml:space="preserve">: </w:t>
+        </w:r>
+        <w:r>
+          <w:rPr>
+            <w:rStyle w:val="Hyperlink"/>
+            <w:noProof/>
+            <w:rtl/>
+            <w:lang w:val="en-GB"/>
+          </w:rPr>
+          <w:t>الاستعلام عن معلومة محددة لأحد عناصر الشبكة</w:t>
+        </w:r>
+        <w:r>
+          <w:rPr>
+            <w:noProof/>
+            <w:webHidden/>
+          </w:rPr>
+          <w:tab/>
+        </w:r>
+        <w:r>
+          <w:rPr>
+            <w:noProof/>
+            <w:webHidden/>
+          </w:rPr>
+          <w:fldChar w:fldCharType="begin"/>
+        </w:r>
+        <w:r>
+          <w:rPr>
+            <w:noProof/>
+            <w:webHidden/>
+          </w:rPr>
+          <w:instrText xml:space="preserve"> PAGEREF _Toc237591969 \h </w:instrText>
+        </w:r>
+        <w:r>
+          <w:rPr>
+            <w:noProof/>
+            <w:webHidden/>
+          </w:rPr>
+        </w:r>
+        <w:r>
+          <w:rPr>
+            <w:noProof/>
+            <w:webHidden/>
+          </w:rPr>
+          <w:fldChar w:fldCharType="separate"/>
+        </w:r>
+        <w:r>
+          <w:rPr>
+            <w:noProof/>
+            <w:webHidden/>
+          </w:rPr>
+          <w:t>34</w:t>
+        </w:r>
+        <w:r>
+          <w:rPr>
+            <w:noProof/>
+            <w:webHidden/>
+          </w:rPr>
+          <w:fldChar w:fldCharType="end"/>
+        </w:r>
+      </w:hyperlink>
+    </w:p>
+    <w:p>
+      <w:pPr>
+        <w:pStyle w:val="TableofFigures"/>
+        <w:tabs>
+          <w:tab w:val="right" w:leader="dot" w:pos="8630"/>
+        </w:tabs>
+        <w:rPr>
+          <w:rFonts w:eastAsiaTheme="minorEastAsia" w:cstheme="minorBidi"/>
+          <w:noProof/>
+          <w:sz w:val="22"/>
+          <w:szCs w:val="22"/>
+          <w:lang w:val="en-GB" w:eastAsia="en-GB" w:bidi="ar-SA"/>
+        </w:rPr>
+      </w:pPr>
+      <w:hyperlink w:anchor="_Toc237591970" w:history="1">
+        <w:r>
+          <w:rPr>
+            <w:rStyle w:val="Hyperlink"/>
+            <w:noProof/>
+            <w:rtl/>
+          </w:rPr>
+          <w:t>شكل  18</w:t>
+        </w:r>
+        <w:r>
+          <w:rPr>
+            <w:rStyle w:val="Hyperlink"/>
+            <w:noProof/>
+          </w:rPr>
+          <w:t xml:space="preserve"> </w:t>
+        </w:r>
+        <w:r>
+          <w:rPr>
+            <w:rStyle w:val="Hyperlink"/>
+            <w:noProof/>
+            <w:lang w:val="en-GB"/>
+          </w:rPr>
+          <w:t xml:space="preserve">: </w:t>
+        </w:r>
+        <w:r>
+          <w:rPr>
+            <w:rStyle w:val="Hyperlink"/>
+            <w:noProof/>
+            <w:rtl/>
+            <w:lang w:val="en-GB"/>
+          </w:rPr>
+          <w:t>الاستعلام عن الـ</w:t>
+        </w:r>
+        <w:r>
+          <w:rPr>
+            <w:rStyle w:val="Hyperlink"/>
+            <w:noProof/>
+            <w:lang w:val="en-GB"/>
+          </w:rPr>
+          <w:t>Secure Overlay</w:t>
+        </w:r>
+        <w:r>
+          <w:rPr>
+            <w:noProof/>
+            <w:webHidden/>
+          </w:rPr>
+          <w:tab/>
+        </w:r>
+        <w:r>
+          <w:rPr>
+            <w:noProof/>
+            <w:webHidden/>
+          </w:rPr>
+          <w:fldChar w:fldCharType="begin"/>
+        </w:r>
+        <w:r>
+          <w:rPr>
+            <w:noProof/>
+            <w:webHidden/>
+          </w:rPr>
+          <w:instrText xml:space="preserve"> PAGEREF _Toc237591970 \h </w:instrText>
+        </w:r>
+        <w:r>
+          <w:rPr>
+            <w:noProof/>
+            <w:webHidden/>
+          </w:rPr>
+        </w:r>
+        <w:r>
+          <w:rPr>
+            <w:noProof/>
+            <w:webHidden/>
+          </w:rPr>
+          <w:fldChar w:fldCharType="separate"/>
+        </w:r>
+        <w:r>
+          <w:rPr>
+            <w:noProof/>
+            <w:webHidden/>
+          </w:rPr>
+          <w:t>35</w:t>
+        </w:r>
+        <w:r>
+          <w:rPr>
+            <w:noProof/>
+            <w:webHidden/>
+          </w:rPr>
+          <w:fldChar w:fldCharType="end"/>
+        </w:r>
+      </w:hyperlink>
+    </w:p>
+    <w:p>
+      <w:pPr>
+        <w:pStyle w:val="TableofFigures"/>
+        <w:tabs>
+          <w:tab w:val="right" w:leader="dot" w:pos="8630"/>
+        </w:tabs>
+        <w:rPr>
+          <w:rFonts w:eastAsiaTheme="minorEastAsia" w:cstheme="minorBidi"/>
+          <w:noProof/>
+          <w:sz w:val="22"/>
+          <w:szCs w:val="22"/>
+          <w:lang w:val="en-GB" w:eastAsia="en-GB" w:bidi="ar-SA"/>
+        </w:rPr>
+      </w:pPr>
+      <w:hyperlink w:anchor="_Toc237591971" w:history="1">
+        <w:r>
+          <w:rPr>
+            <w:rStyle w:val="Hyperlink"/>
+            <w:noProof/>
+            <w:rtl/>
+          </w:rPr>
+          <w:t>شكل  19</w:t>
+        </w:r>
+        <w:r>
+          <w:rPr>
+            <w:rStyle w:val="Hyperlink"/>
+            <w:noProof/>
+            <w:lang w:val="en-GB"/>
+          </w:rPr>
+          <w:t xml:space="preserve">: </w:t>
+        </w:r>
+        <w:r>
+          <w:rPr>
+            <w:rStyle w:val="Hyperlink"/>
+            <w:noProof/>
+            <w:rtl/>
+            <w:lang w:val="en-GB"/>
+          </w:rPr>
+          <w:t>نتيجة تحليل المسار عند عدم وجود تدفق مرصود بين المضيفين</w:t>
+        </w:r>
+        <w:r>
+          <w:rPr>
+            <w:noProof/>
+            <w:webHidden/>
+          </w:rPr>
+          <w:tab/>
+        </w:r>
+        <w:r>
+          <w:rPr>
+            <w:noProof/>
+            <w:webHidden/>
+          </w:rPr>
+          <w:fldChar w:fldCharType="begin"/>
+        </w:r>
+        <w:r>
+          <w:rPr>
+            <w:noProof/>
+            <w:webHidden/>
+          </w:rPr>
+          <w:instrText xml:space="preserve"> PAGEREF _Toc237591971 \h </w:instrText>
+        </w:r>
+        <w:r>
+          <w:rPr>
+            <w:noProof/>
+            <w:webHidden/>
+          </w:rPr>
+        </w:r>
+        <w:r>
+          <w:rPr>
+            <w:noProof/>
+            <w:webHidden/>
+          </w:rPr>
+          <w:fldChar w:fldCharType="separate"/>
+        </w:r>
+        <w:r>
+          <w:rPr>
+            <w:noProof/>
+            <w:webHidden/>
+          </w:rPr>
+          <w:t>36</w:t>
+        </w:r>
+        <w:r>
+          <w:rPr>
+            <w:noProof/>
+            <w:webHidden/>
+          </w:rPr>
+          <w:fldChar w:fldCharType="end"/>
+        </w:r>
+      </w:hyperlink>
+    </w:p>
+    <w:p>
+      <w:pPr>
+        <w:pStyle w:val="TableofFigures"/>
+        <w:tabs>
+          <w:tab w:val="right" w:leader="dot" w:pos="8630"/>
+        </w:tabs>
+        <w:rPr>
+          <w:rFonts w:eastAsiaTheme="minorEastAsia" w:cstheme="minorBidi"/>
+          <w:noProof/>
+          <w:sz w:val="22"/>
+          <w:szCs w:val="22"/>
+          <w:lang w:val="en-GB" w:eastAsia="en-GB" w:bidi="ar-SA"/>
+        </w:rPr>
+      </w:pPr>
+      <w:hyperlink w:anchor="_Toc237591972" w:history="1">
+        <w:r>
+          <w:rPr>
+            <w:rStyle w:val="Hyperlink"/>
+            <w:noProof/>
+            <w:rtl/>
+          </w:rPr>
+          <w:t>شكل  20 : إرسال</w:t>
+        </w:r>
+        <w:r>
+          <w:rPr>
+            <w:rStyle w:val="Hyperlink"/>
+            <w:noProof/>
+            <w:lang w:val="en-GB"/>
+          </w:rPr>
+          <w:t xml:space="preserve"> ping </w:t>
+        </w:r>
+        <w:r>
+          <w:rPr>
+            <w:rStyle w:val="Hyperlink"/>
+            <w:noProof/>
+            <w:rtl/>
+            <w:lang w:val="en-GB"/>
+          </w:rPr>
+          <w:t>بين مضيفين</w:t>
+        </w:r>
+        <w:r>
+          <w:rPr>
+            <w:noProof/>
+            <w:webHidden/>
+          </w:rPr>
+          <w:tab/>
+        </w:r>
+        <w:r>
+          <w:rPr>
+            <w:noProof/>
+            <w:webHidden/>
+          </w:rPr>
+          <w:fldChar w:fldCharType="begin"/>
+        </w:r>
+        <w:r>
+          <w:rPr>
+            <w:noProof/>
+            <w:webHidden/>
+          </w:rPr>
+          <w:instrText xml:space="preserve"> PAGEREF _Toc237591972 \h </w:instrText>
+        </w:r>
+        <w:r>
+          <w:rPr>
+            <w:noProof/>
+            <w:webHidden/>
+          </w:rPr>
+        </w:r>
+        <w:r>
+          <w:rPr>
+            <w:noProof/>
+            <w:webHidden/>
+          </w:rPr>
+          <w:fldChar w:fldCharType="separate"/>
+        </w:r>
+        <w:r>
+          <w:rPr>
+            <w:noProof/>
+            <w:webHidden/>
+          </w:rPr>
+          <w:t>36</w:t>
+        </w:r>
+        <w:r>
+          <w:rPr>
+            <w:noProof/>
+            <w:webHidden/>
+          </w:rPr>
+          <w:fldChar w:fldCharType="end"/>
+        </w:r>
+      </w:hyperlink>
+    </w:p>
+    <w:p>
+      <w:pPr>
+        <w:pStyle w:val="TableofFigures"/>
+        <w:tabs>
+          <w:tab w:val="right" w:leader="dot" w:pos="8630"/>
+        </w:tabs>
+        <w:rPr>
+          <w:rFonts w:eastAsiaTheme="minorEastAsia" w:cstheme="minorBidi"/>
+          <w:noProof/>
+          <w:sz w:val="22"/>
+          <w:szCs w:val="22"/>
+          <w:lang w:val="en-GB" w:eastAsia="en-GB" w:bidi="ar-SA"/>
+        </w:rPr>
+      </w:pPr>
+      <w:hyperlink w:anchor="_Toc237591973" w:history="1">
+        <w:r>
+          <w:rPr>
+            <w:rStyle w:val="Hyperlink"/>
+            <w:noProof/>
+            <w:rtl/>
+          </w:rPr>
+          <w:t>شكل  21 : نتيجة تحليل المسار بعد إنشاء تدفق فعلي بين مضيفين</w:t>
+        </w:r>
+        <w:r>
+          <w:rPr>
+            <w:noProof/>
+            <w:webHidden/>
+          </w:rPr>
+          <w:tab/>
+        </w:r>
+        <w:r>
+          <w:rPr>
+            <w:noProof/>
+            <w:webHidden/>
+          </w:rPr>
+          <w:fldChar w:fldCharType="begin"/>
+        </w:r>
+        <w:r>
+          <w:rPr>
+            <w:noProof/>
+            <w:webHidden/>
+          </w:rPr>
+          <w:instrText xml:space="preserve"> PAGEREF _Toc237591973 \h </w:instrText>
+        </w:r>
+        <w:r>
+          <w:rPr>
+            <w:noProof/>
+            <w:webHidden/>
+          </w:rPr>
+        </w:r>
+        <w:r>
+          <w:rPr>
+            <w:noProof/>
+            <w:webHidden/>
+          </w:rPr>
+          <w:fldChar w:fldCharType="separate"/>
+        </w:r>
+        <w:r>
+          <w:rPr>
+            <w:noProof/>
+            <w:webHidden/>
+          </w:rPr>
+          <w:t>37</w:t>
+        </w:r>
+        <w:r>
+          <w:rPr>
+            <w:noProof/>
+            <w:webHidden/>
+          </w:rPr>
+          <w:fldChar w:fldCharType="end"/>
+        </w:r>
+      </w:hyperlink>
+    </w:p>
+    <w:p>
+      <w:pPr>
+        <w:rPr>
+          <w:rtl/>
+        </w:rPr>
+      </w:pPr>
+      <w:r>
+        <w:rPr>
+          <w:rtl/>
+        </w:rPr>
+        <w:fldChar w:fldCharType="end"/>
+      </w:r>
+    </w:p>
+    <w:p>
+      <w:pPr>
+        <w:rPr>
+          <w:rtl/>
+        </w:rPr>
+      </w:pPr>
+    </w:p>
+    <w:p>
+      <w:pPr>
+        <w:rPr>
+          <w:rtl/>
+        </w:rPr>
+      </w:pPr>
+    </w:p>
+    <w:p>
+      <w:pPr>
+        <w:rPr>
+          <w:rtl/>
+        </w:rPr>
+      </w:pPr>
+    </w:p>
+    <w:p>
+      <w:pPr>
+        <w:pStyle w:val="Heading1"/>
+        <w:rPr>
+          <w:rtl/>
+        </w:rPr>
+      </w:pPr>
+      <w:bookmarkStart w:id="2" w:name="_Toc237591918"/>
+      <w:r>
+        <w:rPr>
+          <w:rFonts w:hint="cs"/>
+          <w:rtl/>
+        </w:rPr>
+        <w:lastRenderedPageBreak/>
+        <w:t>قائمة</w:t>
+      </w:r>
+      <w:r>
+        <w:rPr>
+          <w:rFonts w:hint="cs"/>
+          <w:rtl/>
+        </w:rPr>
+        <w:t xml:space="preserve"> الجداول</w:t>
+      </w:r>
+      <w:bookmarkEnd w:id="2"/>
+    </w:p>
+    <w:p>
+      <w:pPr>
+        <w:rPr>
+          <w:rtl/>
+        </w:rPr>
+      </w:pPr>
+    </w:p>
+    <w:p>
+      <w:pPr>
+        <w:pStyle w:val="TableofFigures"/>
+        <w:tabs>
+          <w:tab w:val="right" w:leader="dot" w:pos="8630"/>
+        </w:tabs>
+        <w:rPr>
+          <w:rFonts w:eastAsiaTheme="minorEastAsia" w:cstheme="minorBidi"/>
+          <w:noProof/>
+          <w:sz w:val="22"/>
+          <w:szCs w:val="22"/>
+          <w:lang w:val="en-GB" w:eastAsia="en-GB" w:bidi="ar-SA"/>
+        </w:rPr>
+      </w:pPr>
+      <w:r>
+        <w:rPr>
+          <w:rtl/>
+        </w:rPr>
+        <w:fldChar w:fldCharType="begin"/>
+      </w:r>
+      <w:r>
+        <w:rPr>
+          <w:rtl/>
+        </w:rPr>
+        <w:instrText xml:space="preserve"> </w:instrText>
+      </w:r>
+      <w:r>
+        <w:instrText>TOC</w:instrText>
+      </w:r>
+      <w:r>
+        <w:rPr>
+          <w:rtl/>
+        </w:rPr>
+        <w:instrText xml:space="preserve"> \</w:instrText>
+      </w:r>
+      <w:r>
+        <w:instrText>h \z \c</w:instrText>
+      </w:r>
+      <w:r>
+        <w:rPr>
+          <w:rtl/>
+        </w:rPr>
+        <w:instrText xml:space="preserve"> "الجدول " </w:instrText>
+      </w:r>
+      <w:r>
+        <w:rPr>
+          <w:rtl/>
+        </w:rPr>
+        <w:fldChar w:fldCharType="separate"/>
+      </w:r>
+      <w:hyperlink w:anchor="_Toc237591974" w:history="1">
+        <w:r>
+          <w:rPr>
+            <w:rStyle w:val="Hyperlink"/>
+            <w:noProof/>
+            <w:rtl/>
+          </w:rPr>
+          <w:t>الجدول  1 : أدوات بيئة التشغيل و بناء المختبر</w:t>
+        </w:r>
+        <w:r>
+          <w:rPr>
+            <w:noProof/>
+            <w:webHidden/>
+          </w:rPr>
+          <w:tab/>
+        </w:r>
+        <w:r>
+          <w:rPr>
+            <w:noProof/>
+            <w:webHidden/>
+          </w:rPr>
+          <w:fldChar w:fldCharType="begin"/>
+        </w:r>
+        <w:r>
+          <w:rPr>
+            <w:noProof/>
+            <w:webHidden/>
+          </w:rPr>
+          <w:instrText xml:space="preserve"> PAGEREF _Toc237591974 \h </w:instrText>
         </w:r>
         <w:r>
           <w:rPr>
@@ -6254,23 +5683,95 @@
           <w:lang w:val="en-GB" w:eastAsia="en-GB" w:bidi="ar-SA"/>
         </w:rPr>
       </w:pPr>
-      <w:hyperlink w:anchor="_Toc237577227" w:history="1">
-        <w:r>
-          <w:rPr>
-            <w:rStyle w:val="Hyperlink"/>
-            <w:rFonts w:hint="eastAsia"/>
-            <w:noProof/>
-            <w:rtl/>
-          </w:rPr>
-          <w:t>الجدول</w:t>
-        </w:r>
+      <w:hyperlink w:anchor="_Toc237591975" w:history="1">
         <w:r>
           <w:rPr>
             <w:rStyle w:val="Hyperlink"/>
             <w:noProof/>
             <w:rtl/>
           </w:rPr>
-          <w:t xml:space="preserve">  3</w:t>
+          <w:t xml:space="preserve">الجدول  2 : التقنيات المستخدمة في تنفيذ بيئة ال </w:t>
+        </w:r>
+        <w:r>
+          <w:rPr>
+            <w:rStyle w:val="Hyperlink"/>
+            <w:noProof/>
+            <w:lang w:val="en-GB"/>
+          </w:rPr>
+          <w:t>underlay</w:t>
+        </w:r>
+        <w:r>
+          <w:rPr>
+            <w:noProof/>
+            <w:webHidden/>
+          </w:rPr>
+          <w:tab/>
+        </w:r>
+        <w:r>
+          <w:rPr>
+            <w:noProof/>
+            <w:webHidden/>
+          </w:rPr>
+          <w:fldChar w:fldCharType="begin"/>
+        </w:r>
+        <w:r>
+          <w:rPr>
+            <w:noProof/>
+            <w:webHidden/>
+          </w:rPr>
+          <w:instrText xml:space="preserve"> PAGEREF _Toc237591975 \h </w:instrText>
+        </w:r>
+        <w:r>
+          <w:rPr>
+            <w:noProof/>
+            <w:webHidden/>
+          </w:rPr>
+        </w:r>
+        <w:r>
+          <w:rPr>
+            <w:noProof/>
+            <w:webHidden/>
+          </w:rPr>
+          <w:fldChar w:fldCharType="separate"/>
+        </w:r>
+        <w:r>
+          <w:rPr>
+            <w:noProof/>
+            <w:webHidden/>
+          </w:rPr>
+          <w:t>23</w:t>
+        </w:r>
+        <w:r>
+          <w:rPr>
+            <w:noProof/>
+            <w:webHidden/>
+          </w:rPr>
+          <w:fldChar w:fldCharType="end"/>
+        </w:r>
+      </w:hyperlink>
+    </w:p>
+    <w:p>
+      <w:pPr>
+        <w:pStyle w:val="TableofFigures"/>
+        <w:tabs>
+          <w:tab w:val="right" w:leader="dot" w:pos="8630"/>
+        </w:tabs>
+        <w:rPr>
+          <w:rFonts w:eastAsiaTheme="minorEastAsia" w:cstheme="minorBidi"/>
+          <w:noProof/>
+          <w:sz w:val="22"/>
+          <w:szCs w:val="22"/>
+          <w:lang w:val="en-GB" w:eastAsia="en-GB" w:bidi="ar-SA"/>
+        </w:rPr>
+      </w:pPr>
+      <w:hyperlink w:anchor="_Toc237591976" w:history="1">
+        <w:r>
+          <w:rPr>
+            <w:rStyle w:val="Hyperlink"/>
+            <w:noProof/>
+            <w:rtl/>
+          </w:rPr>
+          <w:t>الجدول  3</w:t>
         </w:r>
         <w:r>
           <w:rPr>
@@ -6283,69 +5784,11 @@
         <w:r>
           <w:rPr>
             <w:rStyle w:val="Hyperlink"/>
-            <w:rFonts w:hint="eastAsia"/>
             <w:noProof/>
             <w:rtl/>
             <w:lang w:val="en-GB"/>
           </w:rPr>
-          <w:t>التقنيات</w:t>
-        </w:r>
-        <w:r>
-          <w:rPr>
-            <w:rStyle w:val="Hyperlink"/>
-            <w:noProof/>
-            <w:rtl/>
-            <w:lang w:val="en-GB"/>
-          </w:rPr>
-          <w:t xml:space="preserve"> </w:t>
-        </w:r>
-        <w:r>
-          <w:rPr>
-            <w:rStyle w:val="Hyperlink"/>
-            <w:rFonts w:hint="eastAsia"/>
-            <w:noProof/>
-            <w:rtl/>
-            <w:lang w:val="en-GB"/>
-          </w:rPr>
-          <w:t>المستخدمة</w:t>
-        </w:r>
-        <w:r>
-          <w:rPr>
-            <w:rStyle w:val="Hyperlink"/>
-            <w:noProof/>
-            <w:rtl/>
-            <w:lang w:val="en-GB"/>
-          </w:rPr>
-          <w:t xml:space="preserve"> </w:t>
-        </w:r>
-        <w:r>
-          <w:rPr>
-            <w:rStyle w:val="Hyperlink"/>
-            <w:rFonts w:hint="eastAsia"/>
-            <w:noProof/>
-            <w:rtl/>
-            <w:lang w:val="en-GB"/>
-          </w:rPr>
-          <w:t>في</w:t>
-        </w:r>
-        <w:r>
-          <w:rPr>
-            <w:rStyle w:val="Hyperlink"/>
-            <w:noProof/>
-            <w:rtl/>
-            <w:lang w:val="en-GB"/>
-          </w:rPr>
-          <w:t xml:space="preserve"> </w:t>
-        </w:r>
-        <w:r>
-          <w:rPr>
-            <w:rStyle w:val="Hyperlink"/>
-            <w:rFonts w:hint="eastAsia"/>
-            <w:noProof/>
-            <w:rtl/>
-            <w:lang w:val="en-GB"/>
-          </w:rPr>
-          <w:t>تنفيذ</w:t>
+          <w:t>التقنيات المستخدمة في تنفيذ</w:t>
         </w:r>
         <w:r>
           <w:rPr>
@@ -6358,7 +5801,6 @@
         <w:r>
           <w:rPr>
             <w:rStyle w:val="Hyperlink"/>
-            <w:rFonts w:hint="eastAsia"/>
             <w:noProof/>
             <w:rtl/>
             <w:lang w:val="en-GB"/>
@@ -6392,7 +5834,7 @@
             <w:noProof/>
             <w:webHidden/>
           </w:rPr>
-          <w:instrText xml:space="preserve"> PAGEREF _Toc237577227 \h </w:instrText>
+          <w:instrText xml:space="preserve"> PAGEREF _Toc237591976 \h </w:instrText>
         </w:r>
         <w:r>
           <w:rPr>
@@ -6437,23 +5879,14 @@
           <w:lang w:val="en-GB" w:eastAsia="en-GB" w:bidi="ar-SA"/>
         </w:rPr>
       </w:pPr>
-      <w:hyperlink w:anchor="_Toc237577228" w:history="1">
-        <w:r>
-          <w:rPr>
-            <w:rStyle w:val="Hyperlink"/>
-            <w:rFonts w:hint="eastAsia"/>
-            <w:noProof/>
-            <w:rtl/>
-          </w:rPr>
-          <w:t>الجدول</w:t>
-        </w:r>
+      <w:hyperlink w:anchor="_Toc237591977" w:history="1">
         <w:r>
           <w:rPr>
             <w:rStyle w:val="Hyperlink"/>
             <w:noProof/>
             <w:rtl/>
           </w:rPr>
-          <w:t xml:space="preserve">  4</w:t>
+          <w:t>الجدول  4</w:t>
         </w:r>
         <w:r>
           <w:rPr>
@@ -6466,164 +5899,11 @@
         <w:r>
           <w:rPr>
             <w:rStyle w:val="Hyperlink"/>
-            <w:rFonts w:hint="eastAsia"/>
             <w:noProof/>
             <w:rtl/>
             <w:lang w:val="en-GB"/>
           </w:rPr>
-          <w:t>التقنيات</w:t>
-        </w:r>
-        <w:r>
-          <w:rPr>
-            <w:rStyle w:val="Hyperlink"/>
-            <w:noProof/>
-            <w:rtl/>
-            <w:lang w:val="en-GB"/>
-          </w:rPr>
-          <w:t xml:space="preserve"> </w:t>
-        </w:r>
-        <w:r>
-          <w:rPr>
-            <w:rStyle w:val="Hyperlink"/>
-            <w:rFonts w:hint="eastAsia"/>
-            <w:noProof/>
-            <w:rtl/>
-            <w:lang w:val="en-GB"/>
-          </w:rPr>
-          <w:t>المستخدمة</w:t>
-        </w:r>
-        <w:r>
-          <w:rPr>
-            <w:rStyle w:val="Hyperlink"/>
-            <w:noProof/>
-            <w:rtl/>
-            <w:lang w:val="en-GB"/>
-          </w:rPr>
-          <w:t xml:space="preserve"> </w:t>
-        </w:r>
-        <w:r>
-          <w:rPr>
-            <w:rStyle w:val="Hyperlink"/>
-            <w:rFonts w:hint="eastAsia"/>
-            <w:noProof/>
-            <w:rtl/>
-            <w:lang w:val="en-GB"/>
-          </w:rPr>
-          <w:t>في</w:t>
-        </w:r>
-        <w:r>
-          <w:rPr>
-            <w:rStyle w:val="Hyperlink"/>
-            <w:noProof/>
-            <w:rtl/>
-            <w:lang w:val="en-GB"/>
-          </w:rPr>
-          <w:t xml:space="preserve"> </w:t>
-        </w:r>
-        <w:r>
-          <w:rPr>
-            <w:rStyle w:val="Hyperlink"/>
-            <w:rFonts w:hint="eastAsia"/>
-            <w:noProof/>
-            <w:rtl/>
-            <w:lang w:val="en-GB"/>
-          </w:rPr>
-          <w:t>تنفيذ</w:t>
-        </w:r>
-        <w:r>
-          <w:rPr>
-            <w:rStyle w:val="Hyperlink"/>
-            <w:noProof/>
-            <w:rtl/>
-            <w:lang w:val="en-GB"/>
-          </w:rPr>
-          <w:t xml:space="preserve"> </w:t>
-        </w:r>
-        <w:r>
-          <w:rPr>
-            <w:rStyle w:val="Hyperlink"/>
-            <w:rFonts w:hint="eastAsia"/>
-            <w:noProof/>
-            <w:rtl/>
-            <w:lang w:val="en-GB"/>
-          </w:rPr>
-          <w:t>الإدارة</w:t>
-        </w:r>
-        <w:r>
-          <w:rPr>
-            <w:rStyle w:val="Hyperlink"/>
-            <w:noProof/>
-            <w:rtl/>
-            <w:lang w:val="en-GB"/>
-          </w:rPr>
-          <w:t xml:space="preserve"> </w:t>
-        </w:r>
-        <w:r>
-          <w:rPr>
-            <w:rStyle w:val="Hyperlink"/>
-            <w:rFonts w:hint="eastAsia"/>
-            <w:noProof/>
-            <w:rtl/>
-            <w:lang w:val="en-GB"/>
-          </w:rPr>
-          <w:t>المركزية</w:t>
-        </w:r>
-        <w:r>
-          <w:rPr>
-            <w:rStyle w:val="Hyperlink"/>
-            <w:noProof/>
-            <w:rtl/>
-            <w:lang w:val="en-GB"/>
-          </w:rPr>
-          <w:t xml:space="preserve"> </w:t>
-        </w:r>
-        <w:r>
-          <w:rPr>
-            <w:rStyle w:val="Hyperlink"/>
-            <w:rFonts w:hint="eastAsia"/>
-            <w:noProof/>
-            <w:rtl/>
-            <w:lang w:val="en-GB"/>
-          </w:rPr>
-          <w:t>ودورة</w:t>
-        </w:r>
-        <w:r>
-          <w:rPr>
-            <w:rStyle w:val="Hyperlink"/>
-            <w:noProof/>
-            <w:rtl/>
-            <w:lang w:val="en-GB"/>
-          </w:rPr>
-          <w:t xml:space="preserve"> </w:t>
-        </w:r>
-        <w:r>
-          <w:rPr>
-            <w:rStyle w:val="Hyperlink"/>
-            <w:rFonts w:hint="eastAsia"/>
-            <w:noProof/>
-            <w:rtl/>
-            <w:lang w:val="en-GB"/>
-          </w:rPr>
-          <w:t>حياة</w:t>
-        </w:r>
-        <w:r>
-          <w:rPr>
-            <w:rStyle w:val="Hyperlink"/>
-            <w:noProof/>
-            <w:rtl/>
-            <w:lang w:val="en-GB"/>
-          </w:rPr>
-          <w:t xml:space="preserve"> </w:t>
-        </w:r>
-        <w:r>
-          <w:rPr>
-            <w:rStyle w:val="Hyperlink"/>
-            <w:rFonts w:hint="eastAsia"/>
-            <w:noProof/>
-            <w:rtl/>
-            <w:lang w:val="en-GB"/>
-          </w:rPr>
-          <w:t>الفروع</w:t>
+          <w:t>التقنيات المستخدمة في تنفيذ الإدارة المركزية ودورة حياة الفروع</w:t>
         </w:r>
         <w:r>
           <w:rPr>
@@ -6644,7 +5924,7 @@
             <w:noProof/>
             <w:webHidden/>
           </w:rPr>
-          <w:instrText xml:space="preserve"> PAGEREF _Toc237577228 \h </w:instrText>
+          <w:instrText xml:space="preserve"> PAGEREF _Toc237591977 \h </w:instrText>
         </w:r>
         <w:r>
           <w:rPr>
@@ -6677,6 +5957,176 @@
     </w:p>
     <w:p>
       <w:pPr>
+        <w:pStyle w:val="TableofFigures"/>
+        <w:tabs>
+          <w:tab w:val="right" w:leader="dot" w:pos="8630"/>
+        </w:tabs>
+        <w:rPr>
+          <w:rFonts w:eastAsiaTheme="minorEastAsia" w:cstheme="minorBidi"/>
+          <w:noProof/>
+          <w:sz w:val="22"/>
+          <w:szCs w:val="22"/>
+          <w:lang w:val="en-GB" w:eastAsia="en-GB" w:bidi="ar-SA"/>
+        </w:rPr>
+      </w:pPr>
+      <w:hyperlink w:anchor="_Toc237591978" w:history="1">
+        <w:r>
+          <w:rPr>
+            <w:rStyle w:val="Hyperlink"/>
+            <w:noProof/>
+            <w:rtl/>
+          </w:rPr>
+          <w:t>الجدول  5</w:t>
+        </w:r>
+        <w:r>
+          <w:rPr>
+            <w:rStyle w:val="Hyperlink"/>
+            <w:noProof/>
+            <w:lang w:val="en-GB"/>
+          </w:rPr>
+          <w:t xml:space="preserve">: </w:t>
+        </w:r>
+        <w:r>
+          <w:rPr>
+            <w:rStyle w:val="Hyperlink"/>
+            <w:noProof/>
+            <w:rtl/>
+            <w:lang w:val="en-GB"/>
+          </w:rPr>
+          <w:t>التقنيات المستخدمة في تنفيذ الوكيل الذكي ونظام التحليل</w:t>
+        </w:r>
+        <w:r>
+          <w:rPr>
+            <w:noProof/>
+            <w:webHidden/>
+          </w:rPr>
+          <w:tab/>
+        </w:r>
+        <w:r>
+          <w:rPr>
+            <w:noProof/>
+            <w:webHidden/>
+          </w:rPr>
+          <w:fldChar w:fldCharType="begin"/>
+        </w:r>
+        <w:r>
+          <w:rPr>
+            <w:noProof/>
+            <w:webHidden/>
+          </w:rPr>
+          <w:instrText xml:space="preserve"> PAGEREF _Toc237591978 \h </w:instrText>
+        </w:r>
+        <w:r>
+          <w:rPr>
+            <w:noProof/>
+            <w:webHidden/>
+          </w:rPr>
+        </w:r>
+        <w:r>
+          <w:rPr>
+            <w:noProof/>
+            <w:webHidden/>
+          </w:rPr>
+          <w:fldChar w:fldCharType="separate"/>
+        </w:r>
+        <w:r>
+          <w:rPr>
+            <w:noProof/>
+            <w:webHidden/>
+          </w:rPr>
+          <w:t>25</w:t>
+        </w:r>
+        <w:r>
+          <w:rPr>
+            <w:noProof/>
+            <w:webHidden/>
+          </w:rPr>
+          <w:fldChar w:fldCharType="end"/>
+        </w:r>
+      </w:hyperlink>
+    </w:p>
+    <w:p>
+      <w:pPr>
+        <w:pStyle w:val="TableofFigures"/>
+        <w:tabs>
+          <w:tab w:val="right" w:leader="dot" w:pos="8630"/>
+        </w:tabs>
+        <w:rPr>
+          <w:rFonts w:eastAsiaTheme="minorEastAsia" w:cstheme="minorBidi"/>
+          <w:noProof/>
+          <w:sz w:val="22"/>
+          <w:szCs w:val="22"/>
+          <w:lang w:val="en-GB" w:eastAsia="en-GB" w:bidi="ar-SA"/>
+        </w:rPr>
+      </w:pPr>
+      <w:hyperlink w:anchor="_Toc237591979" w:history="1">
+        <w:r>
+          <w:rPr>
+            <w:rStyle w:val="Hyperlink"/>
+            <w:noProof/>
+            <w:rtl/>
+          </w:rPr>
+          <w:t xml:space="preserve">الجدول  6 : الآليات المستخدمة في تنفيذ الوظائف الرئيسية داخل </w:t>
+        </w:r>
+        <w:r>
+          <w:rPr>
+            <w:rStyle w:val="Hyperlink"/>
+            <w:noProof/>
+          </w:rPr>
+          <w:t>WAN Edge</w:t>
+        </w:r>
+        <w:r>
+          <w:rPr>
+            <w:noProof/>
+            <w:webHidden/>
+          </w:rPr>
+          <w:tab/>
+        </w:r>
+        <w:r>
+          <w:rPr>
+            <w:noProof/>
+            <w:webHidden/>
+          </w:rPr>
+          <w:fldChar w:fldCharType="begin"/>
+        </w:r>
+        <w:r>
+          <w:rPr>
+            <w:noProof/>
+            <w:webHidden/>
+          </w:rPr>
+          <w:instrText xml:space="preserve"> PAGEREF _Toc237591979 \h </w:instrText>
+        </w:r>
+        <w:r>
+          <w:rPr>
+            <w:noProof/>
+            <w:webHidden/>
+          </w:rPr>
+        </w:r>
+        <w:r>
+          <w:rPr>
+            <w:noProof/>
+            <w:webHidden/>
+          </w:rPr>
+          <w:fldChar w:fldCharType="separate"/>
+        </w:r>
+        <w:r>
+          <w:rPr>
+            <w:noProof/>
+            <w:webHidden/>
+          </w:rPr>
+          <w:t>29</w:t>
+        </w:r>
+        <w:r>
+          <w:rPr>
+            <w:noProof/>
+            <w:webHidden/>
+          </w:rPr>
+          <w:fldChar w:fldCharType="end"/>
+        </w:r>
+      </w:hyperlink>
+    </w:p>
+    <w:p>
+      <w:pPr>
         <w:rPr>
           <w:rtl/>
         </w:rPr>
@@ -6731,7 +6181,7 @@
           <w:rtl/>
         </w:rPr>
       </w:pPr>
-      <w:bookmarkStart w:id="3" w:name="_Toc237574883"/>
+      <w:bookmarkStart w:id="3" w:name="_Toc237591919"/>
       <w:r>
         <w:rPr>
           <w:rFonts w:hint="cs"/>
@@ -6795,7 +6245,7 @@
         <mc:AlternateContent>
           <mc:Choice Requires="wpg">
             <w:drawing>
-              <wp:anchor distT="0" distB="0" distL="228600" distR="228600" simplePos="0" relativeHeight="251661312" behindDoc="0" locked="0" layoutInCell="1" allowOverlap="1" wp14:anchorId="5E91EA4B" wp14:editId="2A9C89CB">
+              <wp:anchor distT="0" distB="0" distL="228600" distR="228600" simplePos="0" relativeHeight="251658752" behindDoc="0" locked="0" layoutInCell="1" allowOverlap="1" wp14:anchorId="5E91EA4B" wp14:editId="2A9C89CB">
                 <wp:simplePos x="0" y="0"/>
                 <wp:positionH relativeFrom="margin">
                   <wp:posOffset>-352425</wp:posOffset>
@@ -7173,7 +6623,7 @@
           </mc:Choice>
           <mc:Fallback>
             <w:pict>
-              <v:group w14:anchorId="5E91EA4B" id="Group 10" o:spid="_x0000_s1026" style="position:absolute;left:0;text-align:left;margin-left:-27.75pt;margin-top:44.4pt;width:481.05pt;height:117.75pt;z-index:251661312;mso-wrap-distance-left:18pt;mso-wrap-distance-right:18pt;mso-position-horizontal-relative:margin;mso-width-relative:margin;mso-height-relative:margin" coordorigin="" coordsize="32186,21785" o:gfxdata="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">
+              <v:group w14:anchorId="5E91EA4B" id="Group 10" o:spid="_x0000_s1026" style="position:absolute;left:0;text-align:left;margin-left:-27.75pt;margin-top:44.4pt;width:481.05pt;height:117.75pt;z-index:251658752;mso-wrap-distance-left:18pt;mso-wrap-distance-right:18pt;mso-position-horizontal-relative:margin;mso-width-relative:margin;mso-height-relative:margin" coordorigin="" coordsize="32186,21785" o:gfxdata="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">
                 <v:rect id="Rectangle 11" o:spid="_x0000_s1027" style="position:absolute;width:32186;height:20287;visibility:visible;mso-wrap-style:square;v-text-anchor:middle" o:gfxdata="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" fillcolor="white [3212]" stroked="f" strokeweight="1pt">
                   <v:fill opacity="0"/>
                 </v:rect>
@@ -7359,7 +6809,7 @@
       <w:pPr>
         <w:pStyle w:val="Heading1"/>
       </w:pPr>
-      <w:bookmarkStart w:id="4" w:name="_Toc237574884"/>
+      <w:bookmarkStart w:id="4" w:name="_Toc237591920"/>
       <w:r>
         <w:rPr>
           <w:rFonts w:hint="cs"/>
@@ -7519,7 +6969,7 @@
       <w:pPr>
         <w:pStyle w:val="Heading1"/>
       </w:pPr>
-      <w:bookmarkStart w:id="5" w:name="_Toc237574885"/>
+      <w:bookmarkStart w:id="5" w:name="_Toc237591921"/>
       <w:r>
         <w:rPr>
           <w:rFonts w:hint="cs"/>
@@ -7784,7 +7234,7 @@
           <w:szCs w:val="28"/>
         </w:rPr>
       </w:pPr>
-      <w:bookmarkStart w:id="6" w:name="_Toc237582931"/>
+      <w:bookmarkStart w:id="6" w:name="_Toc237591954"/>
       <w:r>
         <w:rPr>
           <w:rFonts w:hint="cs"/>
@@ -8358,7 +7808,7 @@
           <w:rtl/>
         </w:rPr>
       </w:pPr>
-      <w:bookmarkStart w:id="7" w:name="_Toc237574886"/>
+      <w:bookmarkStart w:id="7" w:name="_Toc237591922"/>
       <w:r>
         <w:rPr>
           <w:rFonts w:hint="cs"/>
@@ -8447,7 +7897,7 @@
         </w:rPr>
         <w:t xml:space="preserve"> </w:t>
       </w:r>
-      <w:bookmarkStart w:id="8" w:name="_Toc237574887"/>
+      <w:bookmarkStart w:id="8" w:name="_Toc237591923"/>
       <w:r>
         <w:rPr>
           <w:rFonts w:eastAsia="Calibri"/>
@@ -8603,7 +8053,7 @@
         </w:rPr>
         <w:t xml:space="preserve"> </w:t>
       </w:r>
-      <w:bookmarkStart w:id="9" w:name="_Toc237574888"/>
+      <w:bookmarkStart w:id="9" w:name="_Toc237591924"/>
       <w:r>
         <w:rPr>
           <w:rFonts w:eastAsia="Calibri"/>
@@ -8700,7 +8150,7 @@
         </w:rPr>
         <w:t xml:space="preserve"> </w:t>
       </w:r>
-      <w:bookmarkStart w:id="10" w:name="_Toc237574889"/>
+      <w:bookmarkStart w:id="10" w:name="_Toc237591925"/>
       <w:r>
         <w:rPr>
           <w:rFonts w:eastAsia="Calibri"/>
@@ -8774,7 +8224,7 @@
         </w:rPr>
         <w:t xml:space="preserve"> </w:t>
       </w:r>
-      <w:bookmarkStart w:id="11" w:name="_Toc237574890"/>
+      <w:bookmarkStart w:id="11" w:name="_Toc237591926"/>
       <w:r>
         <w:rPr>
           <w:rFonts w:eastAsia="Calibri"/>
@@ -8877,7 +8327,7 @@
           <w:rtl/>
         </w:rPr>
       </w:pPr>
-      <w:bookmarkStart w:id="12" w:name="_Toc237574891"/>
+      <w:bookmarkStart w:id="12" w:name="_Toc237591927"/>
       <w:r>
         <w:rPr>
           <w:rFonts w:hint="cs"/>
@@ -9794,7 +9244,7 @@
           <w:rtl/>
         </w:rPr>
       </w:pPr>
-      <w:bookmarkStart w:id="13" w:name="_Toc237574892"/>
+      <w:bookmarkStart w:id="13" w:name="_Toc237591928"/>
       <w:r>
         <w:rPr>
           <w:rFonts w:hint="cs"/>
@@ -10679,7 +10129,7 @@
           <w:rtl/>
         </w:rPr>
       </w:pPr>
-      <w:bookmarkStart w:id="14" w:name="_Toc237574893"/>
+      <w:bookmarkStart w:id="14" w:name="_Toc237591929"/>
       <w:r>
         <w:rPr>
           <w:rFonts w:hint="cs"/>
@@ -10734,7 +10184,7 @@
         <mc:AlternateContent>
           <mc:Choice Requires="wpg">
             <w:drawing>
-              <wp:anchor distT="0" distB="0" distL="228600" distR="228600" simplePos="0" relativeHeight="251665408" behindDoc="0" locked="0" layoutInCell="1" allowOverlap="1" wp14:anchorId="1AB4C2D1" wp14:editId="23A288B2">
+              <wp:anchor distT="0" distB="0" distL="228600" distR="228600" simplePos="0" relativeHeight="251661824" behindDoc="0" locked="0" layoutInCell="1" allowOverlap="1" wp14:anchorId="1AB4C2D1" wp14:editId="23A288B2">
                 <wp:simplePos x="0" y="0"/>
                 <wp:positionH relativeFrom="margin">
                   <wp:align>center</wp:align>
@@ -11110,7 +10560,7 @@
           </mc:Choice>
           <mc:Fallback>
             <w:pict>
-              <v:group w14:anchorId="1AB4C2D1" id="Group 16" o:spid="_x0000_s1032" style="position:absolute;left:0;text-align:left;margin-left:0;margin-top:44.35pt;width:481.05pt;height:66.95pt;z-index:251665408;mso-wrap-distance-left:18pt;mso-wrap-distance-right:18pt;mso-position-horizontal:center;mso-position-horizontal-relative:margin;mso-width-relative:margin;mso-height-relative:margin" coordorigin="" coordsize="32186,25599" o:gfxdata="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">
+              <v:group w14:anchorId="1AB4C2D1" id="Group 16" o:spid="_x0000_s1032" style="position:absolute;left:0;text-align:left;margin-left:0;margin-top:44.35pt;width:481.05pt;height:66.95pt;z-index:251661824;mso-wrap-distance-left:18pt;mso-wrap-distance-right:18pt;mso-position-horizontal:center;mso-position-horizontal-relative:margin;mso-width-relative:margin;mso-height-relative:margin" coordorigin="" coordsize="32186,25599" o:gfxdata="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">
                 <v:rect id="Rectangle 17" o:spid="_x0000_s1033" style="position:absolute;width:32186;height:20287;visibility:visible;mso-wrap-style:square;v-text-anchor:middle" o:gfxdata="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" fillcolor="white [3212]" stroked="f" strokeweight="1pt">
                   <v:fill opacity="0"/>
                 </v:rect>
@@ -11271,7 +10721,7 @@
           <w:tab w:val="center" w:pos="4320"/>
         </w:tabs>
       </w:pPr>
-      <w:bookmarkStart w:id="15" w:name="_Toc237574894"/>
+      <w:bookmarkStart w:id="15" w:name="_Toc237591930"/>
       <w:r>
         <w:rPr>
           <w:rFonts w:hint="cs"/>
@@ -11385,7 +10835,7 @@
       <w:pPr>
         <w:pStyle w:val="Heading1"/>
       </w:pPr>
-      <w:bookmarkStart w:id="16" w:name="_Toc237574895"/>
+      <w:bookmarkStart w:id="16" w:name="_Toc237591931"/>
       <w:r>
         <w:rPr>
           <w:rFonts w:hint="cs"/>
@@ -11553,7 +11003,7 @@
           <w:szCs w:val="28"/>
         </w:rPr>
       </w:pPr>
-      <w:bookmarkStart w:id="17" w:name="_Toc237582932"/>
+      <w:bookmarkStart w:id="17" w:name="_Toc237591955"/>
       <w:r>
         <w:rPr>
           <w:i w:val="0"/>
@@ -12507,7 +11957,7 @@
           <w:rtl/>
         </w:rPr>
       </w:pPr>
-      <w:bookmarkStart w:id="18" w:name="_Toc237574896"/>
+      <w:bookmarkStart w:id="18" w:name="_Toc237591932"/>
       <w:r>
         <w:rPr>
           <w:rStyle w:val="Heading1Char"/>
@@ -12621,7 +12071,7 @@
         </w:rPr>
         <w:t xml:space="preserve"> </w:t>
       </w:r>
-      <w:bookmarkStart w:id="19" w:name="_Toc237574897"/>
+      <w:bookmarkStart w:id="19" w:name="_Toc237591933"/>
       <w:r>
         <w:rPr>
           <w:lang w:val="en-GB"/>
@@ -12846,7 +12296,7 @@
           <w:szCs w:val="28"/>
         </w:rPr>
       </w:pPr>
-      <w:bookmarkStart w:id="20" w:name="_Toc237582933"/>
+      <w:bookmarkStart w:id="20" w:name="_Toc237591956"/>
       <w:r>
         <w:rPr>
           <w:i w:val="0"/>
@@ -13603,7 +13053,7 @@
           <w:rtl/>
         </w:rPr>
       </w:pPr>
-      <w:bookmarkStart w:id="21" w:name="_Toc237574898"/>
+      <w:bookmarkStart w:id="21" w:name="_Toc237591934"/>
       <w:r>
         <w:rPr>
           <w:lang w:val="en-GB"/>
@@ -13860,7 +13310,7 @@
           <w:lang w:val="en-GB"/>
         </w:rPr>
       </w:pPr>
-      <w:bookmarkStart w:id="22" w:name="_Toc237582934"/>
+      <w:bookmarkStart w:id="22" w:name="_Toc237591957"/>
       <w:r>
         <w:rPr>
           <w:i w:val="0"/>
@@ -14310,31 +13760,41 @@
           <w:bCs/>
           <w:lang w:val="en-GB" w:bidi="ar-SA"/>
         </w:rPr>
-        <w:t xml:space="preserve"> Hub-and-Spoke</w:t>
-      </w:r>
+        <w:t xml:space="preserve"> Hub-and-</w:t>
+      </w:r>
+      <w:proofErr w:type="gramStart"/>
       <w:r>
         <w:rPr>
           <w:b/>
           <w:bCs/>
-        </w:rPr>
-        <w:t xml:space="preserve"> </w:t>
-      </w:r>
-      <w:r>
-        <w:rPr>
-          <w:rFonts w:hint="cs"/>
+          <w:lang w:val="en-GB" w:bidi="ar-SA"/>
+        </w:rPr>
+        <w:t>Spoke</w:t>
+      </w:r>
+      <w:r>
+        <w:rPr>
           <w:b/>
           <w:bCs/>
-          <w:rtl/>
-        </w:rPr>
-        <w:t xml:space="preserve"> </w:t>
-      </w:r>
-      <w:r>
-        <w:rPr>
+        </w:rPr>
+        <w:t xml:space="preserve"> </w:t>
+      </w:r>
+      <w:r>
+        <w:rPr>
+          <w:rFonts w:hint="cs"/>
           <w:b/>
           <w:bCs/>
+          <w:rtl/>
+        </w:rPr>
+        <w:t xml:space="preserve"> </w:t>
+      </w:r>
+      <w:r>
+        <w:rPr>
+          <w:b/>
+          <w:bCs/>
         </w:rPr>
         <w:t>:</w:t>
       </w:r>
+      <w:proofErr w:type="gramEnd"/>
       <w:r>
         <w:rPr>
           <w:lang w:val="en-GB" w:bidi="ar-SA"/>
@@ -15126,7 +14586,7 @@
           <w:rtl/>
         </w:rPr>
       </w:pPr>
-      <w:bookmarkStart w:id="23" w:name="_Toc237574899"/>
+      <w:bookmarkStart w:id="23" w:name="_Toc237591935"/>
       <w:r>
         <w:rPr>
           <w:rtl/>
@@ -15309,7 +14769,7 @@
           <w:rtl/>
         </w:rPr>
       </w:pPr>
-      <w:bookmarkStart w:id="24" w:name="_Toc237582935"/>
+      <w:bookmarkStart w:id="24" w:name="_Toc237591958"/>
       <w:r>
         <w:rPr>
           <w:rFonts w:hint="cs"/>
@@ -15804,7 +15264,7 @@
           <w:lang w:val="en-GB"/>
         </w:rPr>
       </w:pPr>
-      <w:bookmarkStart w:id="25" w:name="_Toc237574900"/>
+      <w:bookmarkStart w:id="25" w:name="_Toc237591936"/>
       <w:r>
         <w:rPr>
           <w:rtl/>
@@ -16038,7 +15498,7 @@
           <w:lang w:val="en-GB"/>
         </w:rPr>
       </w:pPr>
-      <w:bookmarkStart w:id="26" w:name="_Toc237582936"/>
+      <w:bookmarkStart w:id="26" w:name="_Toc237591959"/>
       <w:r>
         <w:rPr>
           <w:i w:val="0"/>
@@ -16635,7 +16095,7 @@
           <w:lang w:val="en-GB"/>
         </w:rPr>
       </w:pPr>
-      <w:bookmarkStart w:id="27" w:name="_Toc237574901"/>
+      <w:bookmarkStart w:id="27" w:name="_Toc237591937"/>
       <w:r>
         <w:t xml:space="preserve">3.6 </w:t>
       </w:r>
@@ -16825,7 +16285,7 @@
           <w:lang w:val="en-GB"/>
         </w:rPr>
       </w:pPr>
-      <w:bookmarkStart w:id="28" w:name="_Toc237582937"/>
+      <w:bookmarkStart w:id="28" w:name="_Toc237591960"/>
       <w:r>
         <w:rPr>
           <w:i w:val="0"/>
@@ -17416,7 +16876,7 @@
           <w:lang w:val="en-GB"/>
         </w:rPr>
       </w:pPr>
-      <w:bookmarkStart w:id="29" w:name="_Toc237574902"/>
+      <w:bookmarkStart w:id="29" w:name="_Toc237591938"/>
       <w:r>
         <w:t xml:space="preserve">3.7 </w:t>
       </w:r>
@@ -17740,7 +17200,7 @@
           <w:lang w:val="en-GB"/>
         </w:rPr>
       </w:pPr>
-      <w:bookmarkStart w:id="30" w:name="_Toc237582938"/>
+      <w:bookmarkStart w:id="30" w:name="_Toc237591961"/>
       <w:r>
         <w:rPr>
           <w:rFonts w:hint="cs"/>
@@ -18546,7 +18006,7 @@
           <w:lang w:val="en-GB"/>
         </w:rPr>
       </w:pPr>
-      <w:bookmarkStart w:id="31" w:name="_Toc237574903"/>
+      <w:bookmarkStart w:id="31" w:name="_Toc237591939"/>
       <w:r>
         <w:rPr>
           <w:rFonts w:hint="cs"/>
@@ -18611,7 +18071,7 @@
         <mc:AlternateContent>
           <mc:Choice Requires="wpg">
             <w:drawing>
-              <wp:anchor distT="0" distB="0" distL="228600" distR="228600" simplePos="0" relativeHeight="251657216" behindDoc="0" locked="0" layoutInCell="1" allowOverlap="1" wp14:anchorId="37C75CAF" wp14:editId="6DC753C7">
+              <wp:anchor distT="0" distB="0" distL="228600" distR="228600" simplePos="0" relativeHeight="251655680" behindDoc="0" locked="0" layoutInCell="1" allowOverlap="1" wp14:anchorId="37C75CAF" wp14:editId="6DC753C7">
                 <wp:simplePos x="0" y="0"/>
                 <wp:positionH relativeFrom="margin">
                   <wp:posOffset>-116959</wp:posOffset>
@@ -19847,7 +19307,7 @@
           </mc:Choice>
           <mc:Fallback>
             <w:pict>
-              <v:group w14:anchorId="37C75CAF" id="Group 169" o:spid="_x0000_s1038" style="position:absolute;left:0;text-align:left;margin-left:-9.2pt;margin-top:46.85pt;width:481.05pt;height:66.95pt;z-index:251657216;mso-wrap-distance-left:18pt;mso-wrap-distance-right:18pt;mso-position-horizontal-relative:margin;mso-width-relative:margin;mso-height-relative:margin" coordorigin="" coordsize="32186,25599" o:gfxdata="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">
+              <v:group w14:anchorId="37C75CAF" id="Group 169" o:spid="_x0000_s1038" style="position:absolute;left:0;text-align:left;margin-left:-9.2pt;margin-top:46.85pt;width:481.05pt;height:66.95pt;z-index:251655680;mso-wrap-distance-left:18pt;mso-wrap-distance-right:18pt;mso-position-horizontal-relative:margin;mso-width-relative:margin;mso-height-relative:margin" coordorigin="" coordsize="32186,25599" o:gfxdata="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">
                 <v:rect id="Rectangle 170" o:spid="_x0000_s1039" style="position:absolute;width:32186;height:20287;visibility:visible;mso-wrap-style:square;v-text-anchor:middle" o:gfxdata="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" fillcolor="white [3212]" stroked="f" strokeweight="1pt">
                   <v:fill opacity="0"/>
                 </v:rect>
@@ -20853,7 +20313,7 @@
           <w:lang w:val="en-GB"/>
         </w:rPr>
       </w:pPr>
-      <w:bookmarkStart w:id="32" w:name="_Toc237574904"/>
+      <w:bookmarkStart w:id="32" w:name="_Toc237591940"/>
       <w:r>
         <w:rPr>
           <w:lang w:val="en-GB"/>
@@ -20868,6 +20328,7 @@
         </w:rPr>
         <w:t xml:space="preserve">- </w:t>
       </w:r>
+      <w:proofErr w:type="gramStart"/>
       <w:r>
         <w:rPr>
           <w:rFonts w:hint="cs"/>
@@ -20877,6 +20338,7 @@
         <w:t>المقدمة :</w:t>
       </w:r>
       <w:bookmarkEnd w:id="32"/>
+      <w:proofErr w:type="gramEnd"/>
       <w:r>
         <w:rPr>
           <w:rFonts w:hint="cs"/>
@@ -20952,7 +20414,7 @@
           <w:lang w:val="en-GB"/>
         </w:rPr>
       </w:pPr>
-      <w:bookmarkStart w:id="33" w:name="_Toc237574905"/>
+      <w:bookmarkStart w:id="33" w:name="_Toc237591941"/>
       <w:r>
         <w:t>2.5</w:t>
       </w:r>
@@ -20968,7 +20430,15 @@
           <w:rtl/>
           <w:lang w:val="en-GB"/>
         </w:rPr>
-        <w:t>بيئة التنفيذ والأدوات والتقنيات المستخدمة</w:t>
+        <w:t xml:space="preserve">بيئة التنفيذ والأدوات والتقنيات </w:t>
+      </w:r>
+      <w:proofErr w:type="gramStart"/>
+      <w:r>
+        <w:rPr>
+          <w:rtl/>
+          <w:lang w:val="en-GB"/>
+        </w:rPr>
+        <w:t>المستخدمة</w:t>
       </w:r>
       <w:r>
         <w:rPr>
@@ -20985,6 +20455,7 @@
         <w:t>:</w:t>
       </w:r>
       <w:bookmarkEnd w:id="33"/>
+      <w:proofErr w:type="gramEnd"/>
     </w:p>
     <w:p>
       <w:pPr>
@@ -21079,7 +20550,7 @@
         <w:lastRenderedPageBreak/>
         <w:t xml:space="preserve"> </w:t>
       </w:r>
-      <w:bookmarkStart w:id="34" w:name="_Toc237574906"/>
+      <w:bookmarkStart w:id="34" w:name="_Toc237591942"/>
       <w:r>
         <w:rPr>
           <w:lang w:val="en-GB"/>
@@ -21345,12 +20816,14 @@
                 <w:lang w:val="en-GB"/>
               </w:rPr>
             </w:pPr>
+            <w:proofErr w:type="spellStart"/>
             <w:r>
               <w:rPr>
                 <w:lang w:val="en-GB"/>
               </w:rPr>
               <w:t>Containernet</w:t>
             </w:r>
+            <w:proofErr w:type="spellEnd"/>
           </w:p>
         </w:tc>
         <w:tc>
@@ -21463,7 +20936,7 @@
           <w:lang w:val="en-GB"/>
         </w:rPr>
       </w:pPr>
-      <w:bookmarkStart w:id="35" w:name="_Toc237577225"/>
+      <w:bookmarkStart w:id="35" w:name="_Toc237591974"/>
       <w:r>
         <w:rPr>
           <w:i w:val="0"/>
@@ -21603,7 +21076,15 @@
         <w:t>أتاح هذا الأساس إنشاء بيئة متعددة المواقع ضمن منصة واحدة مع المحافظة على فصل منطقي بين عناصر الشبكة والخدمات. كما وفر</w:t>
       </w:r>
       <w:r>
-        <w:t xml:space="preserve"> Containernet </w:t>
+        <w:t xml:space="preserve"> </w:t>
+      </w:r>
+      <w:proofErr w:type="spellStart"/>
+      <w:r>
+        <w:t>Containernet</w:t>
+      </w:r>
+      <w:proofErr w:type="spellEnd"/>
+      <w:r>
+        <w:t xml:space="preserve"> </w:t>
       </w:r>
       <w:r>
         <w:rPr>
@@ -21630,7 +21111,15 @@
         <w:t>والروابط بصورة ديناميكية، وهو ما يلائم اختبارات إضافة الفروع وتغيير ظروف الشبكة التي يتطلبها النظام المقترح. ويعتمد المشروع الحالي فعلًا على</w:t>
       </w:r>
       <w:r>
-        <w:t xml:space="preserve"> Containernet </w:t>
+        <w:t xml:space="preserve"> </w:t>
+      </w:r>
+      <w:proofErr w:type="spellStart"/>
+      <w:r>
+        <w:t>Containernet</w:t>
+      </w:r>
+      <w:proofErr w:type="spellEnd"/>
+      <w:r>
+        <w:t xml:space="preserve"> </w:t>
       </w:r>
       <w:r>
         <w:rPr>
@@ -21666,7 +21155,7 @@
         </w:rPr>
         <w:t xml:space="preserve"> </w:t>
       </w:r>
-      <w:bookmarkStart w:id="36" w:name="_Toc237574907"/>
+      <w:bookmarkStart w:id="36" w:name="_Toc237591943"/>
       <w:r>
         <w:rPr>
           <w:lang w:val="en-GB"/>
@@ -21869,7 +21358,21 @@
               <w:rPr>
                 <w:lang w:val="en-GB"/>
               </w:rPr>
-              <w:t>Open vSwitch (OVS)</w:t>
+              <w:t xml:space="preserve">Open </w:t>
+            </w:r>
+            <w:proofErr w:type="spellStart"/>
+            <w:r>
+              <w:rPr>
+                <w:lang w:val="en-GB"/>
+              </w:rPr>
+              <w:t>vSwitch</w:t>
+            </w:r>
+            <w:proofErr w:type="spellEnd"/>
+            <w:r>
+              <w:rPr>
+                <w:lang w:val="en-GB"/>
+              </w:rPr>
+              <w:t xml:space="preserve"> (OVS)</w:t>
             </w:r>
           </w:p>
         </w:tc>
@@ -22066,8 +21569,16 @@
               <w:rPr>
                 <w:lang w:val="en-GB"/>
               </w:rPr>
-              <w:t xml:space="preserve"> Open vSwitch</w:t>
-            </w:r>
+              <w:t xml:space="preserve"> Open </w:t>
+            </w:r>
+            <w:proofErr w:type="spellStart"/>
+            <w:r>
+              <w:rPr>
+                <w:lang w:val="en-GB"/>
+              </w:rPr>
+              <w:t>vSwitch</w:t>
+            </w:r>
+            <w:proofErr w:type="spellEnd"/>
           </w:p>
         </w:tc>
       </w:tr>
@@ -22090,7 +21601,21 @@
               <w:rPr>
                 <w:lang w:val="en-GB"/>
               </w:rPr>
-              <w:t>Linux Traffic Control (tc)</w:t>
+              <w:t>Linux Traffic Control (</w:t>
+            </w:r>
+            <w:proofErr w:type="spellStart"/>
+            <w:r>
+              <w:rPr>
+                <w:lang w:val="en-GB"/>
+              </w:rPr>
+              <w:t>tc</w:t>
+            </w:r>
+            <w:proofErr w:type="spellEnd"/>
+            <w:r>
+              <w:rPr>
+                <w:lang w:val="en-GB"/>
+              </w:rPr>
+              <w:t>)</w:t>
             </w:r>
           </w:p>
         </w:tc>
@@ -22141,12 +21666,14 @@
                 <w:lang w:val="en-GB"/>
               </w:rPr>
             </w:pPr>
+            <w:proofErr w:type="spellStart"/>
             <w:r>
               <w:rPr>
                 <w:lang w:val="en-GB"/>
               </w:rPr>
               <w:t>netem</w:t>
             </w:r>
+            <w:proofErr w:type="spellEnd"/>
           </w:p>
         </w:tc>
         <w:tc>
@@ -22213,7 +21740,7 @@
           <w:lang w:val="en-GB"/>
         </w:rPr>
       </w:pPr>
-      <w:bookmarkStart w:id="37" w:name="_Toc237577226"/>
+      <w:bookmarkStart w:id="37" w:name="_Toc237591975"/>
       <w:r>
         <w:rPr>
           <w:i w:val="0"/>
@@ -22368,7 +21895,7 @@
         </w:rPr>
         <w:t xml:space="preserve"> </w:t>
       </w:r>
-      <w:bookmarkStart w:id="38" w:name="_Toc237574908"/>
+      <w:bookmarkStart w:id="38" w:name="_Toc237591944"/>
       <w:r>
         <w:rPr>
           <w:lang w:val="en-GB"/>
@@ -22419,7 +21946,15 @@
         <w:t>أتاح استخدام</w:t>
       </w:r>
       <w:r>
-        <w:t xml:space="preserve"> Open vSwitch </w:t>
+        <w:t xml:space="preserve"> Open </w:t>
+      </w:r>
+      <w:proofErr w:type="spellStart"/>
+      <w:r>
+        <w:t>vSwitch</w:t>
+      </w:r>
+      <w:proofErr w:type="spellEnd"/>
+      <w:r>
+        <w:t xml:space="preserve"> </w:t>
       </w:r>
       <w:r>
         <w:rPr>
@@ -22464,8 +21999,13 @@
         </w:rPr>
         <w:t xml:space="preserve">عبر وسائل النقل المختلفة. أما </w:t>
       </w:r>
-      <w:r>
-        <w:t xml:space="preserve">tc </w:t>
+      <w:proofErr w:type="spellStart"/>
+      <w:r>
+        <w:t>tc</w:t>
+      </w:r>
+      <w:proofErr w:type="spellEnd"/>
+      <w:r>
+        <w:t xml:space="preserve"> </w:t>
       </w:r>
       <w:r>
         <w:rPr>
@@ -22480,8 +22020,13 @@
         </w:rPr>
         <w:t xml:space="preserve"> </w:t>
       </w:r>
-      <w:r>
-        <w:t xml:space="preserve">netem </w:t>
+      <w:proofErr w:type="spellStart"/>
+      <w:r>
+        <w:t>netem</w:t>
+      </w:r>
+      <w:proofErr w:type="spellEnd"/>
+      <w:r>
+        <w:t xml:space="preserve"> </w:t>
       </w:r>
       <w:r>
         <w:rPr>
@@ -22667,12 +22212,14 @@
                 <w:lang w:val="en-GB"/>
               </w:rPr>
             </w:pPr>
+            <w:proofErr w:type="spellStart"/>
             <w:r>
               <w:rPr>
                 <w:lang w:val="en-GB"/>
               </w:rPr>
               <w:t>WireGuard</w:t>
             </w:r>
+            <w:proofErr w:type="spellEnd"/>
           </w:p>
         </w:tc>
         <w:tc>
@@ -22731,12 +22278,14 @@
                 <w:lang w:val="en-GB"/>
               </w:rPr>
             </w:pPr>
+            <w:proofErr w:type="spellStart"/>
             <w:r>
               <w:rPr>
                 <w:lang w:val="en-GB"/>
               </w:rPr>
               <w:t>nDPI</w:t>
             </w:r>
+            <w:proofErr w:type="spellEnd"/>
           </w:p>
         </w:tc>
         <w:tc>
@@ -22866,11 +22415,19 @@
                 <w:lang w:val="en-GB"/>
               </w:rPr>
             </w:pPr>
+            <w:proofErr w:type="spellStart"/>
             <w:r>
               <w:rPr>
                 <w:lang w:val="en-GB"/>
               </w:rPr>
-              <w:t xml:space="preserve">fwmark </w:t>
+              <w:t>fwmark</w:t>
+            </w:r>
+            <w:proofErr w:type="spellEnd"/>
+            <w:r>
+              <w:rPr>
+                <w:lang w:val="en-GB"/>
+              </w:rPr>
+              <w:t xml:space="preserve"> </w:t>
             </w:r>
             <w:r>
               <w:rPr>
@@ -22887,11 +22444,19 @@
               </w:rPr>
               <w:t xml:space="preserve"> </w:t>
             </w:r>
+            <w:proofErr w:type="spellStart"/>
             <w:r>
               <w:rPr>
                 <w:lang w:val="en-GB"/>
               </w:rPr>
-              <w:t>ip rule</w:t>
+              <w:t>ip</w:t>
+            </w:r>
+            <w:proofErr w:type="spellEnd"/>
+            <w:r>
+              <w:rPr>
+                <w:lang w:val="en-GB"/>
+              </w:rPr>
+              <w:t xml:space="preserve"> rule</w:t>
             </w:r>
           </w:p>
         </w:tc>
@@ -22932,11 +22497,19 @@
                 <w:lang w:val="en-GB"/>
               </w:rPr>
             </w:pPr>
+            <w:proofErr w:type="spellStart"/>
             <w:r>
               <w:rPr>
                 <w:lang w:val="en-GB"/>
               </w:rPr>
-              <w:t xml:space="preserve">conntrack </w:t>
+              <w:t>conntrack</w:t>
+            </w:r>
+            <w:proofErr w:type="spellEnd"/>
+            <w:r>
+              <w:rPr>
+                <w:lang w:val="en-GB"/>
+              </w:rPr>
+              <w:t xml:space="preserve"> </w:t>
             </w:r>
             <w:r>
               <w:rPr>
@@ -23134,7 +22707,7 @@
           <w:lang w:val="en-GB"/>
         </w:rPr>
       </w:pPr>
-      <w:bookmarkStart w:id="39" w:name="_Toc237577227"/>
+      <w:bookmarkStart w:id="39" w:name="_Toc237591976"/>
       <w:r>
         <w:rPr>
           <w:i w:val="0"/>
@@ -23411,8 +22984,13 @@
         </w:rPr>
         <w:t xml:space="preserve">فعلية. فبعد تصنيف الحركة وتحديد السياسة المناسبة، تُستخدم القياسات التشغيلية للمسارات لتقييم صلاحيتها، ثم يتحول قرار الاختيار إلى </w:t>
       </w:r>
-      <w:r>
-        <w:t xml:space="preserve">fwmark </w:t>
+      <w:proofErr w:type="spellStart"/>
+      <w:r>
+        <w:t>fwmark</w:t>
+      </w:r>
+      <w:proofErr w:type="spellEnd"/>
+      <w:r>
+        <w:t xml:space="preserve"> </w:t>
       </w:r>
       <w:r>
         <w:rPr>
@@ -23432,7 +23010,15 @@
         <w:t>وتُستخدم</w:t>
       </w:r>
       <w:r>
-        <w:t xml:space="preserve"> WireGuard </w:t>
+        <w:t xml:space="preserve"> </w:t>
+      </w:r>
+      <w:proofErr w:type="spellStart"/>
+      <w:r>
+        <w:t>WireGuard</w:t>
+      </w:r>
+      <w:proofErr w:type="spellEnd"/>
+      <w:r>
+        <w:t xml:space="preserve"> </w:t>
       </w:r>
       <w:r>
         <w:rPr>
@@ -23513,6 +23099,7 @@
         </w:rPr>
         <w:t>و</w:t>
       </w:r>
+      <w:proofErr w:type="gramStart"/>
       <w:r>
         <w:t xml:space="preserve">Loss </w:t>
       </w:r>
@@ -23530,6 +23117,7 @@
         </w:rPr>
         <w:t>وتقدير</w:t>
       </w:r>
+      <w:proofErr w:type="gramEnd"/>
       <w:r>
         <w:rPr>
           <w:lang w:val="en-GB"/>
@@ -23557,7 +23145,15 @@
         <w:t>في عملية اختيار المسار، مع استخدام</w:t>
       </w:r>
       <w:r>
-        <w:t xml:space="preserve"> conntrack </w:t>
+        <w:t xml:space="preserve"> </w:t>
+      </w:r>
+      <w:proofErr w:type="spellStart"/>
+      <w:r>
+        <w:t>conntrack</w:t>
+      </w:r>
+      <w:proofErr w:type="spellEnd"/>
+      <w:r>
+        <w:t xml:space="preserve"> </w:t>
       </w:r>
       <w:r>
         <w:rPr>
@@ -23593,7 +23189,7 @@
       <w:r>
         <w:t xml:space="preserve"> </w:t>
       </w:r>
-      <w:bookmarkStart w:id="40" w:name="_Toc237574909"/>
+      <w:bookmarkStart w:id="40" w:name="_Toc237591945"/>
       <w:r>
         <w:t>-4.2.5</w:t>
       </w:r>
@@ -23727,9 +23323,11 @@
                 <w:rtl/>
               </w:rPr>
             </w:pPr>
+            <w:proofErr w:type="spellStart"/>
             <w:r>
               <w:t>FastAPI</w:t>
             </w:r>
+            <w:proofErr w:type="spellEnd"/>
           </w:p>
         </w:tc>
         <w:tc>
@@ -23911,8 +23509,13 @@
               </w:rPr>
             </w:pPr>
             <w:r>
-              <w:t>TLS / mTLS</w:t>
-            </w:r>
+              <w:t xml:space="preserve">TLS / </w:t>
+            </w:r>
+            <w:proofErr w:type="spellStart"/>
+            <w:r>
+              <w:t>mTLS</w:t>
+            </w:r>
+            <w:proofErr w:type="spellEnd"/>
           </w:p>
         </w:tc>
         <w:tc>
@@ -24024,7 +23627,7 @@
           <w:szCs w:val="28"/>
         </w:rPr>
       </w:pPr>
-      <w:bookmarkStart w:id="41" w:name="_Toc237577228"/>
+      <w:bookmarkStart w:id="41" w:name="_Toc237591977"/>
       <w:r>
         <w:rPr>
           <w:rFonts w:hint="cs"/>
@@ -24408,7 +24011,7 @@
         </w:rPr>
         <w:t xml:space="preserve"> </w:t>
       </w:r>
-      <w:bookmarkStart w:id="42" w:name="_Toc237574910"/>
+      <w:bookmarkStart w:id="42" w:name="_Toc237591946"/>
       <w:r>
         <w:rPr>
           <w:lang w:val="en-GB"/>
@@ -24710,6 +24313,7 @@
           <w:lang w:val="en-GB"/>
         </w:rPr>
       </w:pPr>
+      <w:bookmarkStart w:id="43" w:name="_Toc237591978"/>
       <w:r>
         <w:rPr>
           <w:rFonts w:hint="cs"/>
@@ -25002,131 +24606,64 @@
           <w:lang w:val="en-GB"/>
         </w:rPr>
         <w:t>التحليل</w:t>
-      </w:r>
-    </w:p>
-    <w:p>
-      <w:pPr>
-        <w:rPr>
-          <w:lang w:val="en-GB"/>
-        </w:rPr>
-      </w:pPr>
-    </w:p>
-    <w:p>
-      <w:pPr>
-        <w:pStyle w:val="zain"/>
-        <w:bidi/>
-      </w:pPr>
-      <w:r>
-        <w:rPr>
-          <w:rtl/>
-          <w:lang w:val="en-GB"/>
-        </w:rPr>
-        <w:t>الوكيل لا يُستخدم كمصدر مباشر لحقائق الشبكة، وإنما يحصل على المعلومات من أدوات</w:t>
-      </w:r>
-      <w:r>
-        <w:t xml:space="preserve"> MCP </w:t>
-      </w:r>
-      <w:r>
-        <w:rPr>
-          <w:rtl/>
-          <w:lang w:val="en-GB"/>
-        </w:rPr>
-        <w:t>ومصادر النظام، ثم ترتبط الإجابة بالأدلة التي تم جمعها والتحقق منها</w:t>
-      </w:r>
-      <w:r>
-        <w:rPr>
-          <w:rFonts w:hint="cs"/>
-          <w:rtl/>
-          <w:lang w:val="en-GB"/>
-        </w:rPr>
-        <w:t>،</w:t>
-      </w:r>
-      <w:r>
-        <w:rPr>
-          <w:rtl/>
-          <w:lang w:val="en-GB"/>
-        </w:rPr>
-        <w:t xml:space="preserve"> كما يستخدم الـ</w:t>
-      </w:r>
-      <w:r>
-        <w:t xml:space="preserve">Dependency/Knowledge Graph </w:t>
-      </w:r>
-      <w:r>
-        <w:rPr>
-          <w:rtl/>
-          <w:lang w:val="en-GB"/>
-        </w:rPr>
-        <w:t>لتمثيل العلاقات بين عناصر النظام وتحديد المسارات المهيأة أو العلاقات المحتملة، مع المحافظة على التمييز بين المسار المهيأ وبين المسار الذي تمت ملاحظته فعليًا أثناء التشغيل</w:t>
-      </w:r>
-      <w:r>
-        <w:t>.</w:t>
-      </w:r>
-    </w:p>
-    <w:p>
-      <w:pPr>
-        <w:pStyle w:val="zain"/>
-        <w:bidi/>
-      </w:pPr>
-    </w:p>
-    <w:p>
-      <w:pPr>
-        <w:pStyle w:val="Heading1"/>
-        <w:rPr>
-          <w:lang w:val="en-GB"/>
-        </w:rPr>
-      </w:pPr>
-      <w:bookmarkStart w:id="43" w:name="_Toc237574911"/>
-      <w:r>
-        <w:rPr>
-          <w:rFonts w:hint="cs"/>
-          <w:rtl/>
-          <w:lang w:val="en-GB"/>
-        </w:rPr>
-        <w:lastRenderedPageBreak/>
-        <w:t>3.5</w:t>
-      </w:r>
-      <w:r>
-        <w:rPr>
-          <w:lang w:val="en-GB"/>
-        </w:rPr>
-        <w:t xml:space="preserve"> </w:t>
-      </w:r>
-      <w:r>
-        <w:rPr>
-          <w:rFonts w:hint="cs"/>
-          <w:rtl/>
-          <w:lang w:val="en-GB"/>
-        </w:rPr>
-        <w:t xml:space="preserve">- </w:t>
-      </w:r>
-      <w:r>
-        <w:rPr>
-          <w:rtl/>
-          <w:lang w:val="en-GB" w:bidi="ar-SA"/>
-        </w:rPr>
-        <w:t>تحقيق التصميم المقترح في بيئة التنفيذ</w:t>
       </w:r>
       <w:bookmarkEnd w:id="43"/>
     </w:p>
     <w:p>
       <w:pPr>
+        <w:rPr>
+          <w:lang w:val="en-GB"/>
+        </w:rPr>
+      </w:pPr>
+    </w:p>
+    <w:p>
+      <w:pPr>
         <w:pStyle w:val="zain"/>
         <w:bidi/>
-        <w:rPr>
-          <w:lang w:val="en-GB"/>
-        </w:rPr>
-      </w:pPr>
-      <w:r>
-        <w:rPr>
-          <w:rtl/>
-          <w:lang w:val="en-GB" w:bidi="ar-SA"/>
-        </w:rPr>
-        <w:t>بعد تحديد الأدوات والتقنيات المستخدمة في بناء البيئة المختبرية، تم توظيف هذه التقنيات بصورة مترابطة لتحقيق المكونات الوظيفية والمعمارية التي حُددت في فصل تصميم النظام. ولا يهدف هذا القسم إلى إعادة وصف وظائف مكونات النظام، وإنما إلى توضيح الكيفية التي جرى من خلالها تحويل تلك الوظائف من مستوى التصميم إلى مكونات تشغيلية قابلة للتنفيذ والمراقبة والاختبار</w:t>
-      </w:r>
-      <w:r>
-        <w:rPr>
-          <w:lang w:val="en-GB"/>
-        </w:rPr>
+      </w:pPr>
+      <w:r>
+        <w:rPr>
+          <w:rtl/>
+          <w:lang w:val="en-GB"/>
+        </w:rPr>
+        <w:t>الوكيل لا يُستخدم كمصدر مباشر لحقائق الشبكة، وإنما يحصل على المعلومات من أدوات</w:t>
+      </w:r>
+      <w:r>
+        <w:t xml:space="preserve"> MCP </w:t>
+      </w:r>
+      <w:r>
+        <w:rPr>
+          <w:rtl/>
+          <w:lang w:val="en-GB"/>
+        </w:rPr>
+        <w:t>ومصادر النظام، ثم ترتبط الإجابة بالأدلة التي تم جمعها والتحقق منها</w:t>
+      </w:r>
+      <w:r>
+        <w:rPr>
+          <w:rFonts w:hint="cs"/>
+          <w:rtl/>
+          <w:lang w:val="en-GB"/>
+        </w:rPr>
+        <w:t>،</w:t>
+      </w:r>
+      <w:r>
+        <w:rPr>
+          <w:rtl/>
+          <w:lang w:val="en-GB"/>
+        </w:rPr>
+        <w:t xml:space="preserve"> كما يستخدم الـ</w:t>
+      </w:r>
+      <w:r>
+        <w:t xml:space="preserve">Dependency/Knowledge Graph </w:t>
+      </w:r>
+      <w:r>
+        <w:rPr>
+          <w:rtl/>
+          <w:lang w:val="en-GB"/>
+        </w:rPr>
+        <w:t>لتمثيل العلاقات بين عناصر النظام وتحديد المسارات المهيأة أو العلاقات المحتملة، مع المحافظة على التمييز بين المسار المهيأ وبين المسار الذي تمت ملاحظته فعليًا أثناء التشغيل</w:t>
+      </w:r>
+      <w:r>
         <w:t>.</w:t>
       </w:r>
     </w:p>
@@ -25134,125 +24671,50 @@
       <w:pPr>
         <w:pStyle w:val="zain"/>
         <w:bidi/>
-        <w:rPr>
-          <w:lang w:val="en-GB"/>
-        </w:rPr>
-      </w:pPr>
-      <w:r>
-        <w:rPr>
-          <w:rtl/>
-          <w:lang w:val="en-GB" w:bidi="ar-SA"/>
-        </w:rPr>
-        <w:t>اعتمد التنفيذ على فصل واضح بين مسؤوليات بيئة الـ</w:t>
-      </w:r>
-      <w:r>
-        <w:rPr>
-          <w:lang w:val="en-GB"/>
-        </w:rPr>
-        <w:t>Underlay</w:t>
-      </w:r>
-      <w:r>
-        <w:rPr>
-          <w:rtl/>
-          <w:lang w:val="en-GB" w:bidi="ar-SA"/>
-        </w:rPr>
-        <w:t xml:space="preserve">، ووظائف </w:t>
-      </w:r>
-      <w:r>
-        <w:rPr>
-          <w:lang w:val="en-GB"/>
-        </w:rPr>
-        <w:t>WAN Edge</w:t>
-      </w:r>
-      <w:r>
-        <w:rPr>
-          <w:rtl/>
-          <w:lang w:val="en-GB" w:bidi="ar-SA"/>
-        </w:rPr>
-        <w:t xml:space="preserve">، وطبقة </w:t>
-      </w:r>
-      <w:r>
-        <w:rPr>
-          <w:lang w:val="en-GB"/>
-        </w:rPr>
-        <w:t>Secure Overlay</w:t>
-      </w:r>
-      <w:r>
-        <w:rPr>
-          <w:rtl/>
-          <w:lang w:val="en-GB" w:bidi="ar-SA"/>
-        </w:rPr>
-        <w:t>، ومنظومة الإدارة المركزية، بحيث احتفظ كل مكون بالدور الذي حُدد له في التصميم. فقد تولت بيئة الـ</w:t>
-      </w:r>
-      <w:r>
-        <w:rPr>
-          <w:lang w:val="en-GB"/>
-        </w:rPr>
-        <w:t xml:space="preserve">Underlay </w:t>
-      </w:r>
-      <w:r>
-        <w:rPr>
-          <w:rFonts w:hint="cs"/>
-          <w:rtl/>
-          <w:lang w:val="en-GB"/>
-        </w:rPr>
-        <w:t xml:space="preserve"> </w:t>
-      </w:r>
-      <w:r>
-        <w:rPr>
-          <w:rtl/>
-          <w:lang w:val="en-GB" w:bidi="ar-SA"/>
-        </w:rPr>
-        <w:t>توفير قابلية الوصول بين عناصر</w:t>
-      </w:r>
-      <w:r>
-        <w:rPr>
-          <w:lang w:val="en-GB"/>
-        </w:rPr>
-        <w:t xml:space="preserve"> WAN Edge </w:t>
-      </w:r>
-      <w:r>
-        <w:rPr>
-          <w:rtl/>
-          <w:lang w:val="en-GB" w:bidi="ar-SA"/>
-        </w:rPr>
-        <w:t>عبر وسائل النقل المختلفة، بينما نُفذت وظائف تصنيف الحركة ومراقبة المسارات وتقييم السياسات واختيار المسار داخل</w:t>
-      </w:r>
-      <w:r>
-        <w:rPr>
-          <w:lang w:val="en-GB"/>
-        </w:rPr>
-        <w:t xml:space="preserve"> WAN Edge. </w:t>
-      </w:r>
-      <w:r>
-        <w:rPr>
-          <w:rtl/>
-          <w:lang w:val="en-GB" w:bidi="ar-SA"/>
-        </w:rPr>
-        <w:t>أما الاتصال بين مواقع المؤسسة فقد تم عبر طبقة</w:t>
-      </w:r>
-      <w:r>
-        <w:rPr>
-          <w:lang w:val="en-GB"/>
-        </w:rPr>
-        <w:t xml:space="preserve"> Secure Overlay</w:t>
-      </w:r>
-      <w:r>
-        <w:rPr>
-          <w:rtl/>
-          <w:lang w:val="en-GB" w:bidi="ar-SA"/>
-        </w:rPr>
-        <w:t>، في حين تولت منظومة الإدارة المركزية إدارة السياسات والمواقع والحالة المطلوبة ومتابعة الحالة التشغيلية للعناصر. ويتوافق هذا الفصل في المسؤوليات مع البنية المعمارية التي تم اعتمادها في الفصل الرابع</w:t>
-      </w:r>
-      <w:r>
-        <w:rPr>
-          <w:lang w:val="en-GB"/>
-        </w:rPr>
-        <w:t>.</w:t>
-      </w:r>
+      </w:pPr>
     </w:p>
     <w:p>
       <w:pPr>
+        <w:pStyle w:val="Heading1"/>
+        <w:rPr>
+          <w:lang w:val="en-GB"/>
+        </w:rPr>
+      </w:pPr>
+      <w:bookmarkStart w:id="44" w:name="_Toc237591947"/>
+      <w:r>
+        <w:rPr>
+          <w:rFonts w:hint="cs"/>
+          <w:rtl/>
+          <w:lang w:val="en-GB"/>
+        </w:rPr>
+        <w:lastRenderedPageBreak/>
+        <w:t>3.5</w:t>
+      </w:r>
+      <w:r>
+        <w:rPr>
+          <w:lang w:val="en-GB"/>
+        </w:rPr>
+        <w:t xml:space="preserve"> </w:t>
+      </w:r>
+      <w:r>
+        <w:rPr>
+          <w:rFonts w:hint="cs"/>
+          <w:rtl/>
+          <w:lang w:val="en-GB"/>
+        </w:rPr>
+        <w:t xml:space="preserve">- </w:t>
+      </w:r>
+      <w:r>
+        <w:rPr>
+          <w:rtl/>
+          <w:lang w:val="en-GB" w:bidi="ar-SA"/>
+        </w:rPr>
+        <w:t>تحقيق التصميم المقترح في بيئة التنفيذ</w:t>
+      </w:r>
+      <w:bookmarkEnd w:id="44"/>
+    </w:p>
+    <w:p>
+      <w:pPr>
         <w:pStyle w:val="zain"/>
         <w:bidi/>
         <w:rPr>
@@ -25264,46 +24726,7 @@
           <w:rtl/>
           <w:lang w:val="en-GB" w:bidi="ar-SA"/>
         </w:rPr>
-        <w:t>وبناءً على ذلك، يعرض هذا القسم تنفيذ المكونات الرئيسية للنظام وفق تسلسل يتوافق مع التصميم السابق، بدءًا من تنفيذ بيئة الشبكة والـ</w:t>
-      </w:r>
-      <w:r>
-        <w:rPr>
-          <w:lang w:val="en-GB"/>
-        </w:rPr>
-        <w:t>Underlay</w:t>
-      </w:r>
-      <w:r>
-        <w:rPr>
-          <w:rtl/>
-          <w:lang w:val="en-GB" w:bidi="ar-SA"/>
-        </w:rPr>
-        <w:t>، ثم طبقة الـ</w:t>
-      </w:r>
-      <w:r>
-        <w:rPr>
-          <w:lang w:val="en-GB"/>
-        </w:rPr>
-        <w:t xml:space="preserve">Secure Overlay </w:t>
-      </w:r>
-      <w:r>
-        <w:rPr>
-          <w:rtl/>
-          <w:lang w:val="en-GB" w:bidi="ar-SA"/>
-        </w:rPr>
-        <w:t>ووظائف</w:t>
-      </w:r>
-      <w:r>
-        <w:rPr>
-          <w:lang w:val="en-GB"/>
-        </w:rPr>
-        <w:t xml:space="preserve"> WAN Edge</w:t>
-      </w:r>
-      <w:r>
-        <w:rPr>
-          <w:rtl/>
-          <w:lang w:val="en-GB" w:bidi="ar-SA"/>
-        </w:rPr>
-        <w:t>، مرورًا بالإدارة المركزية ودورة حياة الفروع، وصولًا إلى المراقبة ونظام التحليل الذكي. ويركز العرض على الآليات التنفيذية الرئيسية والعلاقة بين المكونات، مع تجنب التفاصيل البرمجية منخفضة المستوى التي لا تؤثر مباشرة في فهم البنية التشغيلية للنظام</w:t>
+        <w:t>بعد تحديد الأدوات والتقنيات المستخدمة في بناء البيئة المختبرية، تم توظيف هذه التقنيات بصورة مترابطة لتحقيق المكونات الوظيفية والمعمارية التي حُددت في فصل تصميم النظام. ولا يهدف هذا القسم إلى إعادة وصف وظائف مكونات النظام، وإنما إلى توضيح الكيفية التي جرى من خلالها تحويل تلك الوظائف من مستوى التصميم إلى مكونات تشغيلية قابلة للتنفيذ والمراقبة والاختبار</w:t>
       </w:r>
       <w:r>
         <w:rPr>
@@ -25320,32 +24743,219 @@
           <w:lang w:val="en-GB"/>
         </w:rPr>
       </w:pPr>
+      <w:r>
+        <w:rPr>
+          <w:rtl/>
+          <w:lang w:val="en-GB" w:bidi="ar-SA"/>
+        </w:rPr>
+        <w:t>اعتمد التنفيذ على فصل واضح بين مسؤوليات بيئة الـ</w:t>
+      </w:r>
+      <w:r>
+        <w:rPr>
+          <w:lang w:val="en-GB"/>
+        </w:rPr>
+        <w:t>Underlay</w:t>
+      </w:r>
+      <w:r>
+        <w:rPr>
+          <w:rtl/>
+          <w:lang w:val="en-GB" w:bidi="ar-SA"/>
+        </w:rPr>
+        <w:t xml:space="preserve">، ووظائف </w:t>
+      </w:r>
+      <w:r>
+        <w:rPr>
+          <w:lang w:val="en-GB"/>
+        </w:rPr>
+        <w:t>WAN Edge</w:t>
+      </w:r>
+      <w:r>
+        <w:rPr>
+          <w:rtl/>
+          <w:lang w:val="en-GB" w:bidi="ar-SA"/>
+        </w:rPr>
+        <w:t xml:space="preserve">، وطبقة </w:t>
+      </w:r>
+      <w:r>
+        <w:rPr>
+          <w:lang w:val="en-GB"/>
+        </w:rPr>
+        <w:t>Secure Overlay</w:t>
+      </w:r>
+      <w:r>
+        <w:rPr>
+          <w:rtl/>
+          <w:lang w:val="en-GB" w:bidi="ar-SA"/>
+        </w:rPr>
+        <w:t>، ومنظومة الإدارة المركزية، بحيث احتفظ كل مكون بالدور الذي حُدد له في التصميم. فقد تولت بيئة الـ</w:t>
+      </w:r>
+      <w:r>
+        <w:rPr>
+          <w:lang w:val="en-GB"/>
+        </w:rPr>
+        <w:t xml:space="preserve">Underlay </w:t>
+      </w:r>
+      <w:r>
+        <w:rPr>
+          <w:rFonts w:hint="cs"/>
+          <w:rtl/>
+          <w:lang w:val="en-GB"/>
+        </w:rPr>
+        <w:t xml:space="preserve"> </w:t>
+      </w:r>
+      <w:r>
+        <w:rPr>
+          <w:rtl/>
+          <w:lang w:val="en-GB" w:bidi="ar-SA"/>
+        </w:rPr>
+        <w:t>توفير قابلية الوصول بين عناصر</w:t>
+      </w:r>
+      <w:r>
+        <w:rPr>
+          <w:lang w:val="en-GB"/>
+        </w:rPr>
+        <w:t xml:space="preserve"> WAN Edge </w:t>
+      </w:r>
+      <w:r>
+        <w:rPr>
+          <w:rtl/>
+          <w:lang w:val="en-GB" w:bidi="ar-SA"/>
+        </w:rPr>
+        <w:t>عبر وسائل النقل المختلفة، بينما نُفذت وظائف تصنيف الحركة ومراقبة المسارات وتقييم السياسات واختيار المسار داخل</w:t>
+      </w:r>
+      <w:r>
+        <w:rPr>
+          <w:lang w:val="en-GB"/>
+        </w:rPr>
+        <w:t xml:space="preserve"> WAN Edge. </w:t>
+      </w:r>
+      <w:r>
+        <w:rPr>
+          <w:rtl/>
+          <w:lang w:val="en-GB" w:bidi="ar-SA"/>
+        </w:rPr>
+        <w:t>أما الاتصال بين مواقع المؤسسة فقد تم عبر طبقة</w:t>
+      </w:r>
+      <w:r>
+        <w:rPr>
+          <w:lang w:val="en-GB"/>
+        </w:rPr>
+        <w:t xml:space="preserve"> Secure Overlay</w:t>
+      </w:r>
+      <w:r>
+        <w:rPr>
+          <w:rtl/>
+          <w:lang w:val="en-GB" w:bidi="ar-SA"/>
+        </w:rPr>
+        <w:t>، في حين تولت منظومة الإدارة المركزية إدارة السياسات والمواقع والحالة المطلوبة ومتابعة الحالة التشغيلية للعناصر. ويتوافق هذا الفصل في المسؤوليات مع البنية المعمارية التي تم اعتمادها في الفصل الرابع</w:t>
+      </w:r>
+      <w:r>
+        <w:rPr>
+          <w:lang w:val="en-GB"/>
+        </w:rPr>
+        <w:t>.</w:t>
+      </w:r>
     </w:p>
     <w:p>
       <w:pPr>
-        <w:pStyle w:val="Heading2"/>
-      </w:pPr>
-      <w:r>
-        <w:t xml:space="preserve"> -1.3.5</w:t>
-      </w:r>
-      <w:r>
-        <w:t xml:space="preserve"> </w:t>
-      </w:r>
-      <w:r>
-        <w:rPr>
-          <w:rtl/>
-          <w:lang w:val="en-GB"/>
-        </w:rPr>
-        <w:t>تنفيذ بيئة الشبكة والـ</w:t>
-      </w:r>
-      <w:r>
+        <w:pStyle w:val="zain"/>
+        <w:bidi/>
+        <w:rPr>
+          <w:lang w:val="en-GB"/>
+        </w:rPr>
+      </w:pPr>
+      <w:r>
+        <w:rPr>
+          <w:rtl/>
+          <w:lang w:val="en-GB" w:bidi="ar-SA"/>
+        </w:rPr>
+        <w:t>وبناءً على ذلك، يعرض هذا القسم تنفيذ المكونات الرئيسية للنظام وفق تسلسل يتوافق مع التصميم السابق، بدءًا من تنفيذ بيئة الشبكة والـ</w:t>
+      </w:r>
+      <w:r>
+        <w:rPr>
+          <w:lang w:val="en-GB"/>
+        </w:rPr>
         <w:t>Underlay</w:t>
+      </w:r>
+      <w:r>
+        <w:rPr>
+          <w:rtl/>
+          <w:lang w:val="en-GB" w:bidi="ar-SA"/>
+        </w:rPr>
+        <w:t>، ثم طبقة الـ</w:t>
+      </w:r>
+      <w:r>
+        <w:rPr>
+          <w:lang w:val="en-GB"/>
+        </w:rPr>
+        <w:t xml:space="preserve">Secure Overlay </w:t>
+      </w:r>
+      <w:r>
+        <w:rPr>
+          <w:rtl/>
+          <w:lang w:val="en-GB" w:bidi="ar-SA"/>
+        </w:rPr>
+        <w:t>ووظائف</w:t>
+      </w:r>
+      <w:r>
+        <w:rPr>
+          <w:lang w:val="en-GB"/>
+        </w:rPr>
+        <w:t xml:space="preserve"> WAN Edge</w:t>
+      </w:r>
+      <w:r>
+        <w:rPr>
+          <w:rtl/>
+          <w:lang w:val="en-GB" w:bidi="ar-SA"/>
+        </w:rPr>
+        <w:t>، مرورًا بالإدارة المركزية ودورة حياة الفروع، وصولًا إلى المراقبة ونظام التحليل الذكي. ويركز العرض على الآليات التنفيذية الرئيسية والعلاقة بين المكونات، مع تجنب التفاصيل البرمجية منخفضة المستوى التي لا تؤثر مباشرة في فهم البنية التشغيلية للنظام</w:t>
+      </w:r>
+      <w:r>
+        <w:rPr>
+          <w:lang w:val="en-GB"/>
+        </w:rPr>
+        <w:t>.</w:t>
       </w:r>
     </w:p>
     <w:p>
       <w:pPr>
         <w:pStyle w:val="zain"/>
         <w:bidi/>
+        <w:rPr>
+          <w:lang w:val="en-GB"/>
+        </w:rPr>
+      </w:pPr>
+    </w:p>
+    <w:p>
+      <w:pPr>
+        <w:pStyle w:val="Heading2"/>
+      </w:pPr>
+      <w:r>
+        <w:t xml:space="preserve"> </w:t>
+      </w:r>
+      <w:bookmarkStart w:id="45" w:name="_Toc237591948"/>
+      <w:r>
+        <w:t>-1.3.5</w:t>
+      </w:r>
+      <w:r>
+        <w:t xml:space="preserve"> </w:t>
+      </w:r>
+      <w:r>
+        <w:rPr>
+          <w:rtl/>
+          <w:lang w:val="en-GB"/>
+        </w:rPr>
+        <w:t>تنفيذ بيئة الشبكة والـ</w:t>
+      </w:r>
+      <w:r>
+        <w:t>Underlay</w:t>
+      </w:r>
+      <w:bookmarkEnd w:id="45"/>
+    </w:p>
+    <w:p>
+      <w:pPr>
+        <w:pStyle w:val="zain"/>
+        <w:bidi/>
       </w:pPr>
       <w:r>
         <w:rPr>
@@ -25425,9 +25035,11 @@
         </w:rPr>
         <w:t xml:space="preserve"> </w:t>
       </w:r>
+      <w:proofErr w:type="spellStart"/>
       <w:r>
         <w:t>Containernet</w:t>
       </w:r>
+      <w:proofErr w:type="spellEnd"/>
       <w:r>
         <w:rPr>
           <w:rtl/>
@@ -25564,8 +25176,13 @@
         <w:t xml:space="preserve"> </w:t>
       </w:r>
       <w:r>
-        <w:t>Open vSwitch</w:t>
-      </w:r>
+        <w:t xml:space="preserve">Open </w:t>
+      </w:r>
+      <w:proofErr w:type="spellStart"/>
+      <w:r>
+        <w:t>vSwitch</w:t>
+      </w:r>
+      <w:proofErr w:type="spellEnd"/>
       <w:r>
         <w:rPr>
           <w:rtl/>
@@ -26249,7 +25866,7 @@
           <w:lang w:val="en-GB"/>
         </w:rPr>
       </w:pPr>
-      <w:bookmarkStart w:id="44" w:name="_Toc237582939"/>
+      <w:bookmarkStart w:id="46" w:name="_Toc237591962"/>
       <w:r>
         <w:rPr>
           <w:rFonts w:hint="cs"/>
@@ -26487,7 +26104,7 @@
         </w:rPr>
         <w:t>النظام</w:t>
       </w:r>
-      <w:bookmarkEnd w:id="44"/>
+      <w:bookmarkEnd w:id="46"/>
     </w:p>
     <w:p>
       <w:pPr>
@@ -26995,12 +26612,14 @@
         </w:rPr>
         <w:t xml:space="preserve"> </w:t>
       </w:r>
+      <w:proofErr w:type="spellStart"/>
       <w:r>
         <w:rPr>
           <w:lang w:val="en-GB"/>
         </w:rPr>
         <w:t>s_mpls</w:t>
       </w:r>
+      <w:proofErr w:type="spellEnd"/>
       <w:r>
         <w:rPr>
           <w:rtl/>
@@ -27016,12 +26635,14 @@
         </w:rPr>
         <w:t>و</w:t>
       </w:r>
+      <w:proofErr w:type="spellStart"/>
       <w:r>
         <w:rPr>
           <w:lang w:val="en-GB"/>
         </w:rPr>
         <w:t>s_bb</w:t>
       </w:r>
+      <w:proofErr w:type="spellEnd"/>
       <w:r>
         <w:rPr>
           <w:rtl/>
@@ -27037,12 +26658,14 @@
         </w:rPr>
         <w:t>و</w:t>
       </w:r>
+      <w:proofErr w:type="spellStart"/>
       <w:r>
         <w:rPr>
           <w:lang w:val="en-GB"/>
         </w:rPr>
         <w:t>s_lte</w:t>
       </w:r>
+      <w:proofErr w:type="spellEnd"/>
       <w:r>
         <w:rPr>
           <w:rFonts w:hint="cs"/>
@@ -27953,7 +27576,7 @@
       <w:r>
         <w:t xml:space="preserve"> </w:t>
       </w:r>
-      <w:bookmarkStart w:id="45" w:name="_Toc237574912"/>
+      <w:bookmarkStart w:id="47" w:name="_Toc237591949"/>
       <w:r>
         <w:t>-2.3.5</w:t>
       </w:r>
@@ -27980,7 +27603,7 @@
       <w:r>
         <w:t xml:space="preserve"> WAN Edge</w:t>
       </w:r>
-      <w:bookmarkEnd w:id="45"/>
+      <w:bookmarkEnd w:id="47"/>
     </w:p>
     <w:p>
       <w:r>
@@ -28003,12 +27626,14 @@
         </w:rPr>
         <w:t xml:space="preserve"> باستخدام </w:t>
       </w:r>
+      <w:proofErr w:type="spellStart"/>
       <w:r>
         <w:rPr>
           <w:rStyle w:val="zainChar"/>
         </w:rPr>
         <w:t>WireGuard</w:t>
       </w:r>
+      <w:proofErr w:type="spellEnd"/>
       <w:r>
         <w:rPr>
           <w:rStyle w:val="zainChar"/>
@@ -28133,12 +27758,14 @@
         </w:rPr>
         <w:t xml:space="preserve"> عن وسيلة النقل المستخدمة فعليًا. ويعرض النظام الحالة التشغيلية لهذه الأنفاق من خلال واجهة الإدارة المركزية، الأمر الذي يتيح التحقق من وجودها وحالتها دون الحاجة إلى التعامل المباشر مع إعدادات </w:t>
       </w:r>
+      <w:proofErr w:type="spellStart"/>
       <w:r>
         <w:rPr>
           <w:rStyle w:val="zainChar"/>
         </w:rPr>
         <w:t>WireGuard</w:t>
       </w:r>
+      <w:proofErr w:type="spellEnd"/>
       <w:r>
         <w:rPr>
           <w:rStyle w:val="zainChar"/>
@@ -28170,6 +27797,7 @@
       </w:pPr>
       <w:r>
         <w:rPr>
+          <w:noProof/>
           <w:rtl/>
         </w:rPr>
         <w:lastRenderedPageBreak/>
@@ -28222,7 +27850,7 @@
           <w:lang w:val="en-GB"/>
         </w:rPr>
       </w:pPr>
-      <w:bookmarkStart w:id="46" w:name="_Toc237582940"/>
+      <w:bookmarkStart w:id="48" w:name="_Toc237591963"/>
       <w:r>
         <w:rPr>
           <w:i w:val="0"/>
@@ -28490,7 +28118,7 @@
         </w:rPr>
         <w:t>الفروع</w:t>
       </w:r>
-      <w:bookmarkEnd w:id="46"/>
+      <w:bookmarkEnd w:id="48"/>
     </w:p>
     <w:p>
       <w:pPr>
@@ -28549,7 +28177,21 @@
         <w:rPr>
           <w:lang w:val="en-GB"/>
         </w:rPr>
-        <w:t xml:space="preserve"> WireGuard </w:t>
+        <w:t xml:space="preserve"> </w:t>
+      </w:r>
+      <w:proofErr w:type="spellStart"/>
+      <w:r>
+        <w:rPr>
+          <w:lang w:val="en-GB"/>
+        </w:rPr>
+        <w:t>WireGuard</w:t>
+      </w:r>
+      <w:proofErr w:type="spellEnd"/>
+      <w:r>
+        <w:rPr>
+          <w:lang w:val="en-GB"/>
+        </w:rPr>
+        <w:t xml:space="preserve"> </w:t>
       </w:r>
       <w:r>
         <w:rPr>
@@ -28603,7 +28245,21 @@
         <w:rPr>
           <w:lang w:val="en-GB"/>
         </w:rPr>
-        <w:t xml:space="preserve"> WireGuard </w:t>
+        <w:t xml:space="preserve"> </w:t>
+      </w:r>
+      <w:proofErr w:type="spellStart"/>
+      <w:r>
+        <w:rPr>
+          <w:lang w:val="en-GB"/>
+        </w:rPr>
+        <w:t>WireGuard</w:t>
+      </w:r>
+      <w:proofErr w:type="spellEnd"/>
+      <w:r>
+        <w:rPr>
+          <w:lang w:val="en-GB"/>
+        </w:rPr>
+        <w:t xml:space="preserve"> </w:t>
       </w:r>
       <w:r>
         <w:rPr>
@@ -28899,11 +28555,19 @@
                 <w:lang w:val="en-GB"/>
               </w:rPr>
             </w:pPr>
+            <w:proofErr w:type="spellStart"/>
             <w:r>
               <w:rPr>
                 <w:lang w:val="en-GB"/>
               </w:rPr>
-              <w:t xml:space="preserve">nDPI </w:t>
+              <w:t>nDPI</w:t>
+            </w:r>
+            <w:proofErr w:type="spellEnd"/>
+            <w:r>
+              <w:rPr>
+                <w:lang w:val="en-GB"/>
+              </w:rPr>
+              <w:t xml:space="preserve"> </w:t>
             </w:r>
             <w:r>
               <w:rPr>
@@ -29144,11 +28808,19 @@
                 <w:lang w:val="en-GB"/>
               </w:rPr>
             </w:pPr>
+            <w:proofErr w:type="spellStart"/>
             <w:r>
               <w:rPr>
                 <w:lang w:val="en-GB"/>
               </w:rPr>
-              <w:t xml:space="preserve">fwmark </w:t>
+              <w:t>fwmark</w:t>
+            </w:r>
+            <w:proofErr w:type="spellEnd"/>
+            <w:r>
+              <w:rPr>
+                <w:lang w:val="en-GB"/>
+              </w:rPr>
+              <w:t xml:space="preserve"> </w:t>
             </w:r>
             <w:r>
               <w:rPr>
@@ -29157,11 +28829,19 @@
               </w:rPr>
               <w:t>و</w:t>
             </w:r>
+            <w:proofErr w:type="spellStart"/>
             <w:r>
               <w:rPr>
                 <w:lang w:val="en-GB"/>
               </w:rPr>
-              <w:t xml:space="preserve">ip rule </w:t>
+              <w:t>ip</w:t>
+            </w:r>
+            <w:proofErr w:type="spellEnd"/>
+            <w:r>
+              <w:rPr>
+                <w:lang w:val="en-GB"/>
+              </w:rPr>
+              <w:t xml:space="preserve"> rule </w:t>
             </w:r>
             <w:r>
               <w:rPr>
@@ -29217,11 +28897,19 @@
                 <w:lang w:val="en-GB"/>
               </w:rPr>
             </w:pPr>
+            <w:proofErr w:type="spellStart"/>
             <w:r>
               <w:rPr>
                 <w:lang w:val="en-GB"/>
               </w:rPr>
-              <w:t xml:space="preserve">conntrack </w:t>
+              <w:t>conntrack</w:t>
+            </w:r>
+            <w:proofErr w:type="spellEnd"/>
+            <w:r>
+              <w:rPr>
+                <w:lang w:val="en-GB"/>
+              </w:rPr>
+              <w:t xml:space="preserve"> </w:t>
             </w:r>
             <w:r>
               <w:rPr>
@@ -29276,11 +28964,19 @@
                 <w:lang w:val="en-GB"/>
               </w:rPr>
             </w:pPr>
+            <w:proofErr w:type="spellStart"/>
             <w:r>
               <w:rPr>
                 <w:lang w:val="en-GB"/>
               </w:rPr>
-              <w:t>WireGuard Secure Overlay</w:t>
+              <w:t>WireGuard</w:t>
+            </w:r>
+            <w:proofErr w:type="spellEnd"/>
+            <w:r>
+              <w:rPr>
+                <w:lang w:val="en-GB"/>
+              </w:rPr>
+              <w:t xml:space="preserve"> Secure Overlay</w:t>
             </w:r>
           </w:p>
         </w:tc>
@@ -29413,6 +29109,7 @@
           <w:szCs w:val="28"/>
         </w:rPr>
       </w:pPr>
+      <w:bookmarkStart w:id="49" w:name="_Toc237591979"/>
       <w:r>
         <w:rPr>
           <w:rFonts w:hint="cs"/>
@@ -29706,6 +29403,7 @@
         </w:rPr>
         <w:t>WAN Edge</w:t>
       </w:r>
+      <w:bookmarkEnd w:id="49"/>
     </w:p>
     <w:p>
       <w:pPr>
@@ -29791,11 +29489,19 @@
         </w:rPr>
         <w:t xml:space="preserve"> </w:t>
       </w:r>
-      <w:r>
-        <w:rPr>
-          <w:lang w:val="en-GB"/>
-        </w:rPr>
-        <w:t xml:space="preserve">ip rule </w:t>
+      <w:proofErr w:type="spellStart"/>
+      <w:r>
+        <w:rPr>
+          <w:lang w:val="en-GB"/>
+        </w:rPr>
+        <w:t>ip</w:t>
+      </w:r>
+      <w:proofErr w:type="spellEnd"/>
+      <w:r>
+        <w:rPr>
+          <w:lang w:val="en-GB"/>
+        </w:rPr>
+        <w:t xml:space="preserve"> rule </w:t>
       </w:r>
       <w:r>
         <w:rPr>
@@ -29804,11 +29510,19 @@
         </w:rPr>
         <w:t xml:space="preserve">وجداول التوجيه المناسبة. ويحتفظ </w:t>
       </w:r>
-      <w:r>
-        <w:rPr>
-          <w:lang w:val="en-GB"/>
-        </w:rPr>
-        <w:t xml:space="preserve">conntrack </w:t>
+      <w:proofErr w:type="spellStart"/>
+      <w:r>
+        <w:rPr>
+          <w:lang w:val="en-GB"/>
+        </w:rPr>
+        <w:t>conntrack</w:t>
+      </w:r>
+      <w:proofErr w:type="spellEnd"/>
+      <w:r>
+        <w:rPr>
+          <w:lang w:val="en-GB"/>
+        </w:rPr>
+        <w:t xml:space="preserve"> </w:t>
       </w:r>
       <w:r>
         <w:rPr>
@@ -29970,6 +29684,7 @@
       </w:pPr>
       <w:r>
         <w:rPr>
+          <w:noProof/>
           <w:rtl/>
           <w:lang w:val="en-GB"/>
         </w:rPr>
@@ -30022,6 +29737,7 @@
           <w:szCs w:val="28"/>
         </w:rPr>
       </w:pPr>
+      <w:bookmarkStart w:id="50" w:name="_Toc237591964"/>
       <w:r>
         <w:rPr>
           <w:rFonts w:hint="cs"/>
@@ -30315,6 +30031,7 @@
         </w:rPr>
         <w:t>WAN Edge</w:t>
       </w:r>
+      <w:bookmarkEnd w:id="50"/>
     </w:p>
     <w:p>
       <w:pPr>
@@ -30460,6 +30177,7 @@
           <w:lang w:val="en-GB"/>
         </w:rPr>
       </w:pPr>
+      <w:bookmarkStart w:id="51" w:name="_Toc237591950"/>
       <w:r>
         <w:rPr>
           <w:rFonts w:hint="cs"/>
@@ -30558,6 +30276,7 @@
         </w:rPr>
         <w:t>الفروع</w:t>
       </w:r>
+      <w:bookmarkEnd w:id="51"/>
     </w:p>
     <w:p>
       <w:pPr>
@@ -30910,12 +30629,14 @@
         </w:rPr>
         <w:t xml:space="preserve"> </w:t>
       </w:r>
+      <w:proofErr w:type="spellStart"/>
       <w:r>
         <w:rPr>
           <w:lang w:val="en-GB"/>
         </w:rPr>
         <w:t>FastAPI</w:t>
       </w:r>
+      <w:proofErr w:type="spellEnd"/>
       <w:r>
         <w:rPr>
           <w:rtl/>
@@ -31734,6 +31455,7 @@
       </w:pPr>
       <w:r>
         <w:rPr>
+          <w:noProof/>
           <w:rtl/>
           <w:lang w:val="en-GB"/>
         </w:rPr>
@@ -31787,6 +31509,7 @@
           <w:lang w:val="en-GB"/>
         </w:rPr>
       </w:pPr>
+      <w:bookmarkStart w:id="52" w:name="_Toc237591965"/>
       <w:r>
         <w:rPr>
           <w:rFonts w:hint="cs"/>
@@ -32080,6 +31803,7 @@
         </w:rPr>
         <w:t>المركزية</w:t>
       </w:r>
+      <w:bookmarkEnd w:id="52"/>
     </w:p>
     <w:p>
       <w:pPr>
@@ -33555,14 +33279,7 @@
                 <w:rFonts w:hint="cs"/>
                 <w:rtl/>
               </w:rPr>
-              <w:t>المختبري</w:t>
-            </w:r>
-            <w:r>
-              <w:rPr>
-                <w:rFonts w:hint="cs"/>
-                <w:rtl/>
-              </w:rPr>
-              <w:t>ة</w:t>
+              <w:t>المختبرية</w:t>
             </w:r>
           </w:p>
         </w:tc>
@@ -33680,14 +33397,7 @@
                 <w:rFonts w:hint="cs"/>
                 <w:rtl/>
               </w:rPr>
-              <w:t>بيانات</w:t>
-            </w:r>
-            <w:r>
-              <w:rPr>
-                <w:rFonts w:hint="cs"/>
-                <w:rtl/>
-              </w:rPr>
-              <w:t xml:space="preserve"> </w:t>
+              <w:t xml:space="preserve">بيانات </w:t>
             </w:r>
             <w:r>
               <w:t xml:space="preserve">Bootstrap </w:t>
@@ -34407,6 +34117,7 @@
           <w:szCs w:val="24"/>
         </w:rPr>
       </w:pPr>
+      <w:bookmarkStart w:id="53" w:name="_Toc237591966"/>
       <w:r>
         <w:rPr>
           <w:sz w:val="24"/>
@@ -34572,6 +34283,7 @@
         </w:rPr>
         <w:t>الفرع</w:t>
       </w:r>
+      <w:bookmarkEnd w:id="53"/>
     </w:p>
     <w:p>
       <w:pPr>
@@ -34594,7 +34306,21 @@
         <w:rPr>
           <w:lang w:val="en-GB"/>
         </w:rPr>
-        <w:t>POST /api/v1/sites</w:t>
+        <w:t>POST /</w:t>
+      </w:r>
+      <w:proofErr w:type="spellStart"/>
+      <w:r>
+        <w:rPr>
+          <w:lang w:val="en-GB"/>
+        </w:rPr>
+        <w:t>api</w:t>
+      </w:r>
+      <w:proofErr w:type="spellEnd"/>
+      <w:r>
+        <w:rPr>
+          <w:lang w:val="en-GB"/>
+        </w:rPr>
+        <w:t>/v1/sites</w:t>
       </w:r>
       <w:r>
         <w:rPr>
@@ -34610,6 +34336,7 @@
       </w:r>
       <w:r>
         <w:rPr>
+          <w:noProof/>
           <w:rtl/>
           <w:lang w:val="en-GB"/>
         </w:rPr>
@@ -34663,6 +34390,7 @@
           <w:lang w:val="en-GB"/>
         </w:rPr>
       </w:pPr>
+      <w:bookmarkStart w:id="54" w:name="_Toc237591967"/>
       <w:r>
         <w:rPr>
           <w:i w:val="0"/>
@@ -34784,6 +34512,7 @@
         </w:rPr>
         <w:t>طلب إنشاء فرع جديد</w:t>
       </w:r>
+      <w:bookmarkEnd w:id="54"/>
     </w:p>
     <w:p>
       <w:pPr>
@@ -34839,6 +34568,7 @@
       </w:pPr>
       <w:r>
         <w:rPr>
+          <w:noProof/>
           <w:rtl/>
           <w:lang w:val="en-GB"/>
         </w:rPr>
@@ -34891,6 +34621,7 @@
           <w:rtl/>
         </w:rPr>
       </w:pPr>
+      <w:bookmarkStart w:id="55" w:name="_Toc237591968"/>
       <w:r>
         <w:rPr>
           <w:i w:val="0"/>
@@ -35117,6 +34848,7 @@
         </w:rPr>
         <w:t>ديناميكي</w:t>
       </w:r>
+      <w:bookmarkEnd w:id="55"/>
     </w:p>
     <w:p>
       <w:pPr>
@@ -35164,7 +34896,21 @@
         <w:rPr>
           <w:lang w:val="en-GB"/>
         </w:rPr>
-        <w:t xml:space="preserve"> Enrollment. </w:t>
+        <w:t xml:space="preserve"> </w:t>
+      </w:r>
+      <w:proofErr w:type="spellStart"/>
+      <w:r>
+        <w:rPr>
+          <w:lang w:val="en-GB"/>
+        </w:rPr>
+        <w:t>Enrollment</w:t>
+      </w:r>
+      <w:proofErr w:type="spellEnd"/>
+      <w:r>
+        <w:rPr>
+          <w:lang w:val="en-GB"/>
+        </w:rPr>
+        <w:t xml:space="preserve">. </w:t>
       </w:r>
       <w:r>
         <w:rPr>
@@ -35203,7 +34949,21 @@
         <w:rPr>
           <w:lang w:val="en-GB"/>
         </w:rPr>
-        <w:t xml:space="preserve"> WireGuard </w:t>
+        <w:t xml:space="preserve"> </w:t>
+      </w:r>
+      <w:proofErr w:type="spellStart"/>
+      <w:r>
+        <w:rPr>
+          <w:lang w:val="en-GB"/>
+        </w:rPr>
+        <w:t>WireGuard</w:t>
+      </w:r>
+      <w:proofErr w:type="spellEnd"/>
+      <w:r>
+        <w:rPr>
+          <w:lang w:val="en-GB"/>
+        </w:rPr>
+        <w:t xml:space="preserve"> </w:t>
       </w:r>
       <w:r>
         <w:rPr>
@@ -35273,11 +35033,19 @@
         </w:rPr>
         <w:t xml:space="preserve">على </w:t>
       </w:r>
-      <w:r>
-        <w:rPr>
-          <w:lang w:val="en-GB"/>
-        </w:rPr>
-        <w:t xml:space="preserve">mTLS </w:t>
+      <w:proofErr w:type="spellStart"/>
+      <w:r>
+        <w:rPr>
+          <w:lang w:val="en-GB"/>
+        </w:rPr>
+        <w:t>mTLS</w:t>
+      </w:r>
+      <w:proofErr w:type="spellEnd"/>
+      <w:r>
+        <w:rPr>
+          <w:lang w:val="en-GB"/>
+        </w:rPr>
+        <w:t xml:space="preserve"> </w:t>
       </w:r>
       <w:r>
         <w:rPr>
@@ -35365,7 +35133,14 @@
         <w:rPr>
           <w:lang w:val="en-GB"/>
         </w:rPr>
-        <w:t xml:space="preserve"> -4.3.5</w:t>
+        <w:t xml:space="preserve"> </w:t>
+      </w:r>
+      <w:bookmarkStart w:id="56" w:name="_Toc237591951"/>
+      <w:r>
+        <w:rPr>
+          <w:lang w:val="en-GB"/>
+        </w:rPr>
+        <w:t>-4.3.5</w:t>
       </w:r>
       <w:r>
         <w:rPr>
@@ -35442,6 +35217,7 @@
         </w:rPr>
         <w:t>التحليل</w:t>
       </w:r>
+      <w:bookmarkEnd w:id="56"/>
     </w:p>
     <w:p>
       <w:pPr>
@@ -37768,12 +37544,14 @@
         </w:rPr>
         <w:t xml:space="preserve"> </w:t>
       </w:r>
+      <w:proofErr w:type="spellStart"/>
       <w:r>
         <w:rPr>
           <w:lang w:val="en-GB"/>
         </w:rPr>
         <w:t>WireGuard</w:t>
       </w:r>
+      <w:proofErr w:type="spellEnd"/>
       <w:r>
         <w:rPr>
           <w:rFonts w:hint="cs"/>
@@ -39569,6 +39347,7 @@
       </w:pPr>
       <w:r>
         <w:rPr>
+          <w:noProof/>
           <w:rtl/>
           <w:lang w:val="en-GB"/>
         </w:rPr>
@@ -39621,6 +39400,7 @@
           <w:lang w:val="en-GB"/>
         </w:rPr>
       </w:pPr>
+      <w:bookmarkStart w:id="57" w:name="_Toc237591969"/>
       <w:r>
         <w:rPr>
           <w:i w:val="0"/>
@@ -39880,6 +39660,7 @@
         </w:rPr>
         <w:t>الشبكة</w:t>
       </w:r>
+      <w:bookmarkEnd w:id="57"/>
     </w:p>
     <w:p>
       <w:pPr>
@@ -39894,6 +39675,7 @@
       </w:pPr>
       <w:r>
         <w:rPr>
+          <w:noProof/>
           <w:rtl/>
           <w:lang w:val="en-GB"/>
         </w:rPr>
@@ -39955,6 +39737,7 @@
           <w:lang w:val="en-GB"/>
         </w:rPr>
       </w:pPr>
+      <w:bookmarkStart w:id="58" w:name="_Toc237591970"/>
       <w:r>
         <w:rPr>
           <w:rFonts w:hint="cs"/>
@@ -40152,6 +39935,7 @@
         </w:rPr>
         <w:t>Secure Overlay</w:t>
       </w:r>
+      <w:bookmarkEnd w:id="58"/>
     </w:p>
     <w:p>
       <w:pPr>
@@ -41427,6 +41211,7 @@
       </w:pPr>
       <w:r>
         <w:rPr>
+          <w:noProof/>
           <w:rtl/>
           <w:lang w:val="en-GB"/>
         </w:rPr>
@@ -41473,15 +41258,15 @@
         <w:pStyle w:val="Caption"/>
         <w:jc w:val="center"/>
         <w:rPr>
-          <w:rFonts w:hint="cs"/>
-          <w:i w:val="0"/>
-          <w:iCs w:val="0"/>
-          <w:sz w:val="28"/>
-          <w:szCs w:val="28"/>
-          <w:rtl/>
-          <w:lang w:val="en-GB"/>
-        </w:rPr>
-      </w:pPr>
+          <w:i w:val="0"/>
+          <w:iCs w:val="0"/>
+          <w:sz w:val="28"/>
+          <w:szCs w:val="28"/>
+          <w:rtl/>
+          <w:lang w:val="en-GB"/>
+        </w:rPr>
+      </w:pPr>
+      <w:bookmarkStart w:id="59" w:name="_Toc237591971"/>
       <w:r>
         <w:rPr>
           <w:rFonts w:hint="cs"/>
@@ -41833,6 +41618,7 @@
         </w:rPr>
         <w:t>مضيفين</w:t>
       </w:r>
+      <w:bookmarkEnd w:id="59"/>
     </w:p>
     <w:p>
       <w:pPr>
@@ -41907,7 +41693,6 @@
         <w:pStyle w:val="zain"/>
         <w:bidi/>
         <w:rPr>
-          <w:rFonts w:hint="cs"/>
           <w:rtl/>
           <w:lang w:val="en-GB"/>
         </w:rPr>
@@ -41944,6 +41729,7 @@
       </w:pPr>
       <w:r>
         <w:rPr>
+          <w:noProof/>
           <w:rtl/>
           <w:lang w:val="en-GB"/>
         </w:rPr>
@@ -41997,6 +41783,7 @@
           <w:lang w:val="en-GB"/>
         </w:rPr>
       </w:pPr>
+      <w:bookmarkStart w:id="60" w:name="_Toc237591972"/>
       <w:r>
         <w:rPr>
           <w:rFonts w:hint="cs"/>
@@ -42140,6 +41927,7 @@
         </w:rPr>
         <w:t>بين مضيفين</w:t>
       </w:r>
+      <w:bookmarkEnd w:id="60"/>
     </w:p>
     <w:p>
       <w:pPr>
@@ -42558,12 +42346,14 @@
         </w:rPr>
         <w:t xml:space="preserve"> </w:t>
       </w:r>
+      <w:proofErr w:type="spellStart"/>
       <w:r>
         <w:rPr>
           <w:lang w:val="en-GB"/>
         </w:rPr>
         <w:t>fwmark</w:t>
       </w:r>
+      <w:proofErr w:type="spellEnd"/>
       <w:r>
         <w:rPr>
           <w:rtl/>
@@ -42676,12 +42466,14 @@
         </w:rPr>
         <w:t xml:space="preserve"> </w:t>
       </w:r>
+      <w:proofErr w:type="spellStart"/>
       <w:r>
         <w:rPr>
           <w:lang w:val="en-GB"/>
         </w:rPr>
         <w:t>conntrack</w:t>
       </w:r>
+      <w:proofErr w:type="spellEnd"/>
       <w:r>
         <w:rPr>
           <w:rFonts w:hint="cs"/>
@@ -42903,6 +42695,7 @@
       </w:pPr>
       <w:r>
         <w:rPr>
+          <w:noProof/>
           <w:rtl/>
           <w:lang w:val="en-GB"/>
         </w:rPr>
@@ -42954,6 +42747,7 @@
           <w:szCs w:val="28"/>
         </w:rPr>
       </w:pPr>
+      <w:bookmarkStart w:id="61" w:name="_Toc237591973"/>
       <w:r>
         <w:rPr>
           <w:rFonts w:hint="cs"/>
@@ -43254,6 +43048,7 @@
         </w:rPr>
         <w:t>مضيفين</w:t>
       </w:r>
+      <w:bookmarkEnd w:id="61"/>
     </w:p>
     <w:p>
       <w:pPr>
@@ -43661,12 +43456,14 @@
         </w:rPr>
         <w:t xml:space="preserve"> </w:t>
       </w:r>
+      <w:proofErr w:type="spellStart"/>
       <w:r>
         <w:rPr>
           <w:lang w:val="en-GB"/>
         </w:rPr>
         <w:t>conntrack</w:t>
       </w:r>
+      <w:proofErr w:type="spellEnd"/>
       <w:r>
         <w:rPr>
           <w:rFonts w:hint="cs"/>
@@ -43817,11 +43614,19 @@
         </w:rPr>
         <w:t xml:space="preserve"> </w:t>
       </w:r>
-      <w:r>
-        <w:rPr>
-          <w:lang w:val="en-GB"/>
-        </w:rPr>
-        <w:t>ip rule</w:t>
+      <w:proofErr w:type="spellStart"/>
+      <w:r>
+        <w:rPr>
+          <w:lang w:val="en-GB"/>
+        </w:rPr>
+        <w:t>ip</w:t>
+      </w:r>
+      <w:proofErr w:type="spellEnd"/>
+      <w:r>
+        <w:rPr>
+          <w:lang w:val="en-GB"/>
+        </w:rPr>
+        <w:t xml:space="preserve"> rule</w:t>
       </w:r>
       <w:r>
         <w:rPr>
@@ -44047,15 +43852,31 @@
         <w:rPr>
           <w:lang w:val="en-GB"/>
         </w:rPr>
-        <w:t xml:space="preserve"> -4.5</w:t>
-      </w:r>
-      <w:r>
-        <w:rPr>
-          <w:rFonts w:hint="cs"/>
-          <w:rtl/>
-          <w:lang w:val="en-GB"/>
-        </w:rPr>
-        <w:t xml:space="preserve">الاختبارات </w:t>
+        <w:t xml:space="preserve"> </w:t>
+      </w:r>
+      <w:bookmarkStart w:id="62" w:name="_Toc237591952"/>
+      <w:r>
+        <w:rPr>
+          <w:lang w:val="en-GB"/>
+        </w:rPr>
+        <w:t>-4.5</w:t>
+      </w:r>
+      <w:r>
+        <w:rPr>
+          <w:rFonts w:hint="cs"/>
+          <w:rtl/>
+          <w:lang w:val="en-GB"/>
+        </w:rPr>
+        <w:t>الاختبارات</w:t>
+      </w:r>
+      <w:bookmarkEnd w:id="62"/>
+      <w:r>
+        <w:rPr>
+          <w:rFonts w:hint="cs"/>
+          <w:rtl/>
+          <w:lang w:val="en-GB"/>
+        </w:rPr>
+        <w:t xml:space="preserve"> </w:t>
       </w:r>
     </w:p>
     <w:p>
@@ -44077,7 +43898,14 @@
         <w:rPr>
           <w:lang w:val="en-GB"/>
         </w:rPr>
-        <w:t xml:space="preserve"> -1.4.5</w:t>
+        <w:t xml:space="preserve"> </w:t>
+      </w:r>
+      <w:bookmarkStart w:id="63" w:name="_Toc237591953"/>
+      <w:r>
+        <w:rPr>
+          <w:lang w:val="en-GB"/>
+        </w:rPr>
+        <w:t>-1.4.5</w:t>
       </w:r>
       <w:r>
         <w:rPr>
@@ -44190,6 +44018,7 @@
         </w:rPr>
         <w:t>Public SaaS</w:t>
       </w:r>
+      <w:bookmarkEnd w:id="63"/>
     </w:p>
     <w:p>
       <w:pPr>
@@ -46036,12 +45865,14 @@
         </w:rPr>
         <w:t xml:space="preserve"> </w:t>
       </w:r>
+      <w:proofErr w:type="spellStart"/>
       <w:r>
         <w:rPr>
           <w:lang w:val="en-GB"/>
         </w:rPr>
         <w:t>inet_gw</w:t>
       </w:r>
+      <w:proofErr w:type="spellEnd"/>
       <w:r>
         <w:rPr>
           <w:rtl/>
@@ -46184,12 +46015,14 @@
         </w:rPr>
         <w:t xml:space="preserve"> </w:t>
       </w:r>
+      <w:proofErr w:type="spellStart"/>
       <w:r>
         <w:rPr>
           <w:lang w:val="en-GB"/>
         </w:rPr>
         <w:t>public_saas</w:t>
       </w:r>
+      <w:proofErr w:type="spellEnd"/>
       <w:r>
         <w:rPr>
           <w:rtl/>
@@ -46477,8 +46310,16 @@
         <w:rPr>
           <w:lang w:val="en-GB"/>
         </w:rPr>
-        <w:t>Data Center</w:t>
-      </w:r>
+        <w:t xml:space="preserve">Data </w:t>
+      </w:r>
+      <w:proofErr w:type="spellStart"/>
+      <w:r>
+        <w:rPr>
+          <w:lang w:val="en-GB"/>
+        </w:rPr>
+        <w:t>Center</w:t>
+      </w:r>
+      <w:proofErr w:type="spellEnd"/>
       <w:r>
         <w:rPr>
           <w:rtl/>
@@ -49191,7 +49032,21 @@
         <w:rPr>
           <w:lang w:val="en-GB"/>
         </w:rPr>
-        <w:t>Transferred Bytes : 64,165,080 bytes , Transfer Time : 155.421 s , Throughput : 3.303 Mbps , Status : stored</w:t>
+        <w:t xml:space="preserve">Transferred </w:t>
+      </w:r>
+      <w:proofErr w:type="gramStart"/>
+      <w:r>
+        <w:rPr>
+          <w:lang w:val="en-GB"/>
+        </w:rPr>
+        <w:t>Bytes :</w:t>
+      </w:r>
+      <w:proofErr w:type="gramEnd"/>
+      <w:r>
+        <w:rPr>
+          <w:lang w:val="en-GB"/>
+        </w:rPr>
+        <w:t xml:space="preserve"> 64,165,080 bytes , Transfer Time : 155.421 s , Throughput : 3.303 Mbps , Status : stored</w:t>
       </w:r>
     </w:p>
     <w:p>
@@ -49527,12 +49382,14 @@
         </w:rPr>
         <w:t xml:space="preserve"> </w:t>
       </w:r>
+      <w:proofErr w:type="spellStart"/>
       <w:r>
         <w:rPr>
           <w:lang w:val="en-GB"/>
         </w:rPr>
         <w:t>public_saas</w:t>
       </w:r>
+      <w:proofErr w:type="spellEnd"/>
       <w:r>
         <w:rPr>
           <w:rFonts w:hint="cs"/>
@@ -50313,7 +50170,21 @@
         <w:rPr>
           <w:lang w:val="en-GB"/>
         </w:rPr>
-        <w:t>Downloaded Bytes : 64,165,080 bytes , HTTP Status: 200 , Transfer Time : 137.852 s , Throughput : 3.724 Mbps</w:t>
+        <w:t xml:space="preserve">Downloaded </w:t>
+      </w:r>
+      <w:proofErr w:type="gramStart"/>
+      <w:r>
+        <w:rPr>
+          <w:lang w:val="en-GB"/>
+        </w:rPr>
+        <w:t>Bytes :</w:t>
+      </w:r>
+      <w:proofErr w:type="gramEnd"/>
+      <w:r>
+        <w:rPr>
+          <w:lang w:val="en-GB"/>
+        </w:rPr>
+        <w:t xml:space="preserve"> 64,165,080 bytes , HTTP Status: 200 , Transfer Time : 137.852 s , Throughput : 3.724 Mbps</w:t>
       </w:r>
     </w:p>
     <w:p>
@@ -50662,7 +50533,7 @@
             </mc:Choice>
             <mc:Fallback>
               <w:pict>
-                <v:shapetype w14:anchorId="3D5FAF6B" id="_x0000_t110" coordsize="21600,21600" o:spt="110" path="m10800,l,10800,10800,21600,21600,10800xe">
+                <v:shapetype w14:anchorId="4B4D7AB4" id="_x0000_t110" coordsize="21600,21600" o:spt="110" path="m10800,l,10800,10800,21600,21600,10800xe">
                   <v:stroke joinstyle="miter"/>
                   <v:path gradientshapeok="t" o:connecttype="rect" textboxrect="5400,5400,16200,16200"/>
                 </v:shapetype>
@@ -55973,6 +55844,7 @@
   <w:style w:type="character" w:default="1" w:styleId="DefaultParagraphFont">
     <w:name w:val="Default Paragraph Font"/>
     <w:uiPriority w:val="1"/>
+    <w:semiHidden/>
     <w:unhideWhenUsed/>
   </w:style>
   <w:style w:type="table" w:default="1" w:styleId="TableNormal">
